--- a/labs/lab_report/finished_report/DB实验3 数据库的多表查询操作.docx
+++ b/labs/lab_report/finished_report/DB实验3 数据库的多表查询操作.docx
@@ -1607,7 +1607,7 @@
           <w:noProof/>
         </w:rPr>
         <w:drawing>
-          <wp:anchor distT="0" distB="0" distL="114300" distR="114300" simplePos="0" relativeHeight="251655168" behindDoc="1" locked="0" layoutInCell="1" allowOverlap="1" wp14:anchorId="3D2042FB" wp14:editId="4737A261">
+          <wp:anchor distT="0" distB="0" distL="114300" distR="114300" simplePos="0" relativeHeight="251649024" behindDoc="1" locked="0" layoutInCell="1" allowOverlap="1" wp14:anchorId="3D2042FB" wp14:editId="458ABB86">
             <wp:simplePos x="0" y="0"/>
             <wp:positionH relativeFrom="column">
               <wp:posOffset>23495</wp:posOffset>
@@ -1966,7 +1966,7 @@
           <w:noProof/>
         </w:rPr>
         <w:drawing>
-          <wp:anchor distT="0" distB="0" distL="114300" distR="114300" simplePos="0" relativeHeight="251658240" behindDoc="1" locked="0" layoutInCell="1" allowOverlap="1" wp14:anchorId="04466572" wp14:editId="6DD73C51">
+          <wp:anchor distT="0" distB="0" distL="114300" distR="114300" simplePos="0" relativeHeight="251657216" behindDoc="1" locked="0" layoutInCell="1" allowOverlap="1" wp14:anchorId="04466572" wp14:editId="2B9A943A">
             <wp:simplePos x="0" y="0"/>
             <wp:positionH relativeFrom="column">
               <wp:posOffset>15875</wp:posOffset>
@@ -2250,7 +2250,7 @@
         </w:rPr>
         <w:lastRenderedPageBreak/>
         <w:drawing>
-          <wp:anchor distT="0" distB="0" distL="114300" distR="114300" simplePos="0" relativeHeight="251653120" behindDoc="1" locked="0" layoutInCell="1" allowOverlap="1" wp14:anchorId="0FDD2DA0" wp14:editId="2DD9DDE8">
+          <wp:anchor distT="0" distB="0" distL="114300" distR="114300" simplePos="0" relativeHeight="251645952" behindDoc="1" locked="0" layoutInCell="1" allowOverlap="1" wp14:anchorId="0FDD2DA0" wp14:editId="3047C31B">
             <wp:simplePos x="0" y="0"/>
             <wp:positionH relativeFrom="column">
               <wp:posOffset>0</wp:posOffset>
@@ -2560,7 +2560,7 @@
           <w:szCs w:val="21"/>
         </w:rPr>
         <w:drawing>
-          <wp:anchor distT="0" distB="0" distL="114300" distR="114300" simplePos="0" relativeHeight="251656192" behindDoc="1" locked="0" layoutInCell="1" allowOverlap="1" wp14:anchorId="486DC3CB" wp14:editId="3C5D2D7E">
+          <wp:anchor distT="0" distB="0" distL="114300" distR="114300" simplePos="0" relativeHeight="251652096" behindDoc="1" locked="0" layoutInCell="1" allowOverlap="1" wp14:anchorId="486DC3CB" wp14:editId="1AB219E6">
             <wp:simplePos x="0" y="0"/>
             <wp:positionH relativeFrom="column">
               <wp:posOffset>-1270</wp:posOffset>
@@ -2825,7 +2825,7 @@
           <w:szCs w:val="21"/>
         </w:rPr>
         <w:drawing>
-          <wp:anchor distT="0" distB="0" distL="114300" distR="114300" simplePos="0" relativeHeight="251659264" behindDoc="1" locked="0" layoutInCell="1" allowOverlap="1" wp14:anchorId="1D7EC3F0" wp14:editId="7531E2D0">
+          <wp:anchor distT="0" distB="0" distL="114300" distR="114300" simplePos="0" relativeHeight="251662336" behindDoc="1" locked="0" layoutInCell="1" allowOverlap="1" wp14:anchorId="1D7EC3F0" wp14:editId="128BC444">
             <wp:simplePos x="0" y="0"/>
             <wp:positionH relativeFrom="column">
               <wp:posOffset>-2540</wp:posOffset>
@@ -3162,12 +3162,13 @@
       <w:r>
         <w:rPr>
           <w:rFonts w:cs="宋体"/>
+          <w:noProof/>
           <w:kern w:val="0"/>
           <w:szCs w:val="21"/>
         </w:rPr>
         <w:lastRenderedPageBreak/>
         <w:drawing>
-          <wp:anchor distT="0" distB="0" distL="114300" distR="114300" simplePos="0" relativeHeight="251643392" behindDoc="1" locked="0" layoutInCell="1" allowOverlap="1" wp14:anchorId="733E225C" wp14:editId="3148762A">
+          <wp:anchor distT="0" distB="0" distL="114300" distR="114300" simplePos="0" relativeHeight="251640832" behindDoc="1" locked="0" layoutInCell="1" allowOverlap="1" wp14:anchorId="733E225C" wp14:editId="1CE66430">
             <wp:simplePos x="0" y="0"/>
             <wp:positionH relativeFrom="column">
               <wp:posOffset>25676</wp:posOffset>
@@ -3495,19 +3496,20 @@
       <w:pPr>
         <w:spacing w:line="400" w:lineRule="exact"/>
         <w:rPr>
-          <w:rFonts w:cs="宋体" w:hint="eastAsia"/>
-          <w:kern w:val="0"/>
-          <w:szCs w:val="21"/>
-        </w:rPr>
-      </w:pPr>
-      <w:r>
-        <w:rPr>
-          <w:rFonts w:cs="宋体"/>
+          <w:rFonts w:cs="宋体"/>
+          <w:kern w:val="0"/>
+          <w:szCs w:val="21"/>
+        </w:rPr>
+      </w:pPr>
+      <w:r>
+        <w:rPr>
+          <w:rFonts w:cs="宋体"/>
+          <w:noProof/>
           <w:kern w:val="0"/>
           <w:szCs w:val="21"/>
         </w:rPr>
         <w:drawing>
-          <wp:anchor distT="0" distB="0" distL="114300" distR="114300" simplePos="0" relativeHeight="251646464" behindDoc="1" locked="0" layoutInCell="1" allowOverlap="1" wp14:anchorId="6206AF10" wp14:editId="43E9FCA7">
+          <wp:anchor distT="0" distB="0" distL="114300" distR="114300" simplePos="0" relativeHeight="251641856" behindDoc="1" locked="0" layoutInCell="1" allowOverlap="1" wp14:anchorId="6206AF10" wp14:editId="4D9E38FD">
             <wp:simplePos x="0" y="0"/>
             <wp:positionH relativeFrom="column">
               <wp:posOffset>-6046</wp:posOffset>
@@ -3879,19 +3881,20 @@
       <w:pPr>
         <w:spacing w:line="400" w:lineRule="exact"/>
         <w:rPr>
-          <w:rFonts w:cs="宋体" w:hint="eastAsia"/>
-          <w:kern w:val="0"/>
-          <w:szCs w:val="21"/>
-        </w:rPr>
-      </w:pPr>
-      <w:r>
-        <w:rPr>
-          <w:rFonts w:cs="宋体"/>
+          <w:rFonts w:cs="宋体"/>
+          <w:kern w:val="0"/>
+          <w:szCs w:val="21"/>
+        </w:rPr>
+      </w:pPr>
+      <w:r>
+        <w:rPr>
+          <w:rFonts w:cs="宋体"/>
+          <w:noProof/>
           <w:kern w:val="0"/>
           <w:szCs w:val="21"/>
         </w:rPr>
         <w:drawing>
-          <wp:anchor distT="0" distB="0" distL="114300" distR="114300" simplePos="0" relativeHeight="251648512" behindDoc="1" locked="0" layoutInCell="1" allowOverlap="1" wp14:anchorId="6EF6F032" wp14:editId="028E72E1">
+          <wp:anchor distT="0" distB="0" distL="114300" distR="114300" simplePos="0" relativeHeight="251642880" behindDoc="1" locked="0" layoutInCell="1" allowOverlap="1" wp14:anchorId="6EF6F032" wp14:editId="49FD1A8D">
             <wp:simplePos x="0" y="0"/>
             <wp:positionH relativeFrom="column">
               <wp:posOffset>1905</wp:posOffset>
@@ -4165,21 +4168,22 @@
       <w:pPr>
         <w:spacing w:line="400" w:lineRule="exact"/>
         <w:rPr>
-          <w:rFonts w:ascii="Courier New" w:hAnsi="Courier New" w:cs="Courier New" w:hint="eastAsia"/>
-          <w:color w:val="0000FF"/>
-          <w:kern w:val="0"/>
-          <w:szCs w:val="21"/>
-        </w:rPr>
-      </w:pPr>
-      <w:r>
-        <w:rPr>
           <w:rFonts w:ascii="Courier New" w:hAnsi="Courier New" w:cs="Courier New"/>
           <w:color w:val="0000FF"/>
           <w:kern w:val="0"/>
           <w:szCs w:val="21"/>
         </w:rPr>
+      </w:pPr>
+      <w:r>
+        <w:rPr>
+          <w:rFonts w:ascii="Courier New" w:hAnsi="Courier New" w:cs="Courier New"/>
+          <w:noProof/>
+          <w:color w:val="0000FF"/>
+          <w:kern w:val="0"/>
+          <w:szCs w:val="21"/>
+        </w:rPr>
         <w:drawing>
-          <wp:anchor distT="0" distB="0" distL="114300" distR="114300" simplePos="0" relativeHeight="251651584" behindDoc="1" locked="0" layoutInCell="1" allowOverlap="1" wp14:anchorId="6A693EB8" wp14:editId="1A22E1A8">
+          <wp:anchor distT="0" distB="0" distL="114300" distR="114300" simplePos="0" relativeHeight="251643904" behindDoc="1" locked="0" layoutInCell="1" allowOverlap="1" wp14:anchorId="6A693EB8" wp14:editId="0DF0687F">
             <wp:simplePos x="0" y="0"/>
             <wp:positionH relativeFrom="column">
               <wp:posOffset>-6350</wp:posOffset>
@@ -4435,7 +4439,7 @@
       <w:pPr>
         <w:spacing w:line="400" w:lineRule="exact"/>
         <w:rPr>
-          <w:rFonts w:cs="宋体" w:hint="eastAsia"/>
+          <w:rFonts w:cs="宋体"/>
           <w:kern w:val="0"/>
           <w:szCs w:val="21"/>
         </w:rPr>
@@ -4443,12 +4447,13 @@
       <w:r>
         <w:rPr>
           <w:rFonts w:ascii="Courier New" w:hAnsi="Courier New" w:cs="Courier New"/>
+          <w:noProof/>
           <w:color w:val="0000FF"/>
           <w:kern w:val="0"/>
           <w:szCs w:val="21"/>
         </w:rPr>
         <w:drawing>
-          <wp:anchor distT="0" distB="0" distL="114300" distR="114300" simplePos="0" relativeHeight="251654656" behindDoc="1" locked="0" layoutInCell="1" allowOverlap="1" wp14:anchorId="0AF3F6E3" wp14:editId="5DA714D6">
+          <wp:anchor distT="0" distB="0" distL="114300" distR="114300" simplePos="0" relativeHeight="251646976" behindDoc="1" locked="0" layoutInCell="1" allowOverlap="1" wp14:anchorId="0AF3F6E3" wp14:editId="4C14C08B">
             <wp:simplePos x="0" y="0"/>
             <wp:positionH relativeFrom="column">
               <wp:posOffset>-6046</wp:posOffset>
@@ -4738,7 +4743,7 @@
       <w:pPr>
         <w:spacing w:line="400" w:lineRule="exact"/>
         <w:rPr>
-          <w:rFonts w:ascii="Courier New" w:hAnsi="Courier New" w:cs="Courier New" w:hint="eastAsia"/>
+          <w:rFonts w:ascii="Courier New" w:hAnsi="Courier New" w:cs="Courier New"/>
           <w:color w:val="0000FF"/>
           <w:kern w:val="0"/>
           <w:szCs w:val="21"/>
@@ -4747,11 +4752,12 @@
       <w:r>
         <w:rPr>
           <w:rFonts w:cs="宋体"/>
+          <w:noProof/>
           <w:kern w:val="0"/>
           <w:szCs w:val="21"/>
         </w:rPr>
         <w:drawing>
-          <wp:anchor distT="0" distB="0" distL="114300" distR="114300" simplePos="0" relativeHeight="251658752" behindDoc="1" locked="0" layoutInCell="1" allowOverlap="1" wp14:anchorId="7C15677E" wp14:editId="15D73B47">
+          <wp:anchor distT="0" distB="0" distL="114300" distR="114300" simplePos="0" relativeHeight="251658240" behindDoc="1" locked="0" layoutInCell="1" allowOverlap="1" wp14:anchorId="7C15677E" wp14:editId="64352DDE">
             <wp:simplePos x="0" y="0"/>
             <wp:positionH relativeFrom="column">
               <wp:posOffset>1905</wp:posOffset>
@@ -5059,19 +5065,20 @@
       <w:pPr>
         <w:spacing w:line="400" w:lineRule="exact"/>
         <w:rPr>
-          <w:rFonts w:cs="宋体" w:hint="eastAsia"/>
-          <w:kern w:val="0"/>
-          <w:szCs w:val="21"/>
-        </w:rPr>
-      </w:pPr>
-      <w:r>
-        <w:rPr>
-          <w:rFonts w:cs="宋体"/>
+          <w:rFonts w:cs="宋体"/>
+          <w:kern w:val="0"/>
+          <w:szCs w:val="21"/>
+        </w:rPr>
+      </w:pPr>
+      <w:r>
+        <w:rPr>
+          <w:rFonts w:cs="宋体"/>
+          <w:noProof/>
           <w:kern w:val="0"/>
           <w:szCs w:val="21"/>
         </w:rPr>
         <w:drawing>
-          <wp:anchor distT="0" distB="0" distL="114300" distR="114300" simplePos="0" relativeHeight="251660800" behindDoc="1" locked="0" layoutInCell="1" allowOverlap="1" wp14:anchorId="4655E30F" wp14:editId="7D09D40D">
+          <wp:anchor distT="0" distB="0" distL="114300" distR="114300" simplePos="0" relativeHeight="251666432" behindDoc="1" locked="0" layoutInCell="1" allowOverlap="1" wp14:anchorId="4655E30F" wp14:editId="1B8FAFE5">
             <wp:simplePos x="0" y="0"/>
             <wp:positionH relativeFrom="column">
               <wp:posOffset>1905</wp:posOffset>
@@ -5426,32 +5433,33 @@
       <w:pPr>
         <w:spacing w:line="400" w:lineRule="exact"/>
         <w:rPr>
-          <w:rFonts w:ascii="Courier New" w:hAnsi="Courier New" w:cs="Courier New" w:hint="eastAsia"/>
-          <w:color w:val="0000FF"/>
-          <w:kern w:val="0"/>
-          <w:szCs w:val="21"/>
-        </w:rPr>
-      </w:pPr>
-    </w:p>
-    <w:p>
-      <w:pPr>
-        <w:spacing w:line="400" w:lineRule="exact"/>
-        <w:rPr>
-          <w:rFonts w:cs="宋体"/>
-          <w:kern w:val="0"/>
-          <w:szCs w:val="21"/>
-        </w:rPr>
-      </w:pPr>
-      <w:r>
-        <w:rPr>
           <w:rFonts w:ascii="Courier New" w:hAnsi="Courier New" w:cs="Courier New"/>
           <w:color w:val="0000FF"/>
           <w:kern w:val="0"/>
           <w:szCs w:val="21"/>
         </w:rPr>
+      </w:pPr>
+    </w:p>
+    <w:p>
+      <w:pPr>
+        <w:spacing w:line="400" w:lineRule="exact"/>
+        <w:rPr>
+          <w:rFonts w:cs="宋体"/>
+          <w:kern w:val="0"/>
+          <w:szCs w:val="21"/>
+        </w:rPr>
+      </w:pPr>
+      <w:r>
+        <w:rPr>
+          <w:rFonts w:ascii="Courier New" w:hAnsi="Courier New" w:cs="Courier New"/>
+          <w:noProof/>
+          <w:color w:val="0000FF"/>
+          <w:kern w:val="0"/>
+          <w:szCs w:val="21"/>
+        </w:rPr>
         <w:lastRenderedPageBreak/>
         <w:drawing>
-          <wp:anchor distT="0" distB="0" distL="114300" distR="114300" simplePos="0" relativeHeight="251664896" behindDoc="1" locked="0" layoutInCell="1" allowOverlap="1" wp14:anchorId="71B08DBB" wp14:editId="7D18FEF0">
+          <wp:anchor distT="0" distB="0" distL="114300" distR="114300" simplePos="0" relativeHeight="251668480" behindDoc="1" locked="0" layoutInCell="1" allowOverlap="1" wp14:anchorId="71B08DBB" wp14:editId="3ECACD50">
             <wp:simplePos x="0" y="0"/>
             <wp:positionH relativeFrom="column">
               <wp:posOffset>1905</wp:posOffset>
@@ -5725,19 +5733,20 @@
       <w:pPr>
         <w:spacing w:line="400" w:lineRule="exact"/>
         <w:rPr>
-          <w:rFonts w:cs="宋体" w:hint="eastAsia"/>
-          <w:kern w:val="0"/>
-          <w:szCs w:val="21"/>
-        </w:rPr>
-      </w:pPr>
-      <w:r>
-        <w:rPr>
-          <w:rFonts w:cs="宋体"/>
+          <w:rFonts w:cs="宋体"/>
+          <w:kern w:val="0"/>
+          <w:szCs w:val="21"/>
+        </w:rPr>
+      </w:pPr>
+      <w:r>
+        <w:rPr>
+          <w:rFonts w:cs="宋体"/>
+          <w:noProof/>
           <w:kern w:val="0"/>
           <w:szCs w:val="21"/>
         </w:rPr>
         <w:drawing>
-          <wp:anchor distT="0" distB="0" distL="114300" distR="114300" simplePos="0" relativeHeight="251667968" behindDoc="1" locked="0" layoutInCell="1" allowOverlap="1" wp14:anchorId="64800E23" wp14:editId="42F94615">
+          <wp:anchor distT="0" distB="0" distL="114300" distR="114300" simplePos="0" relativeHeight="251669504" behindDoc="1" locked="0" layoutInCell="1" allowOverlap="1" wp14:anchorId="64800E23" wp14:editId="053339BA">
             <wp:simplePos x="0" y="0"/>
             <wp:positionH relativeFrom="column">
               <wp:posOffset>1905</wp:posOffset>
@@ -5991,19 +6000,20 @@
       <w:pPr>
         <w:spacing w:line="400" w:lineRule="exact"/>
         <w:rPr>
-          <w:rFonts w:cs="宋体" w:hint="eastAsia"/>
-          <w:kern w:val="0"/>
-          <w:szCs w:val="21"/>
-        </w:rPr>
-      </w:pPr>
-      <w:r>
-        <w:rPr>
-          <w:rFonts w:cs="宋体"/>
+          <w:rFonts w:cs="宋体"/>
+          <w:kern w:val="0"/>
+          <w:szCs w:val="21"/>
+        </w:rPr>
+      </w:pPr>
+      <w:r>
+        <w:rPr>
+          <w:rFonts w:cs="宋体"/>
+          <w:noProof/>
           <w:kern w:val="0"/>
           <w:szCs w:val="21"/>
         </w:rPr>
         <w:drawing>
-          <wp:anchor distT="0" distB="0" distL="114300" distR="114300" simplePos="0" relativeHeight="251670016" behindDoc="1" locked="0" layoutInCell="1" allowOverlap="1" wp14:anchorId="13750316" wp14:editId="70026812">
+          <wp:anchor distT="0" distB="0" distL="114300" distR="114300" simplePos="0" relativeHeight="251671552" behindDoc="1" locked="0" layoutInCell="1" allowOverlap="1" wp14:anchorId="13750316" wp14:editId="6C0A649B">
             <wp:simplePos x="0" y="0"/>
             <wp:positionH relativeFrom="column">
               <wp:posOffset>-6046</wp:posOffset>
@@ -6363,7 +6373,7 @@
       <w:pPr>
         <w:spacing w:line="400" w:lineRule="exact"/>
         <w:rPr>
-          <w:rFonts w:cs="宋体" w:hint="eastAsia"/>
+          <w:rFonts w:cs="宋体"/>
           <w:kern w:val="0"/>
           <w:szCs w:val="21"/>
         </w:rPr>
@@ -6372,11 +6382,12 @@
         <w:rPr>
           <w:rFonts w:cs="宋体"/>
           <w:b/>
+          <w:noProof/>
           <w:kern w:val="0"/>
           <w:szCs w:val="21"/>
         </w:rPr>
         <w:drawing>
-          <wp:anchor distT="0" distB="0" distL="114300" distR="114300" simplePos="0" relativeHeight="251672064" behindDoc="1" locked="0" layoutInCell="1" allowOverlap="1" wp14:anchorId="077C2BE9" wp14:editId="1348501E">
+          <wp:anchor distT="0" distB="0" distL="114300" distR="114300" simplePos="0" relativeHeight="251672576" behindDoc="1" locked="0" layoutInCell="1" allowOverlap="1" wp14:anchorId="077C2BE9" wp14:editId="65C28717">
             <wp:simplePos x="0" y="0"/>
             <wp:positionH relativeFrom="column">
               <wp:posOffset>1905</wp:posOffset>
@@ -6696,22 +6707,23 @@
       <w:pPr>
         <w:spacing w:line="400" w:lineRule="exact"/>
         <w:rPr>
-          <w:rFonts w:ascii="Courier New" w:hAnsi="Courier New" w:cs="Courier New" w:hint="eastAsia"/>
-          <w:color w:val="0000FF"/>
-          <w:kern w:val="0"/>
-          <w:szCs w:val="21"/>
-        </w:rPr>
-      </w:pPr>
-      <w:r>
-        <w:rPr>
           <w:rFonts w:ascii="Courier New" w:hAnsi="Courier New" w:cs="Courier New"/>
           <w:color w:val="0000FF"/>
           <w:kern w:val="0"/>
           <w:szCs w:val="21"/>
         </w:rPr>
+      </w:pPr>
+      <w:r>
+        <w:rPr>
+          <w:rFonts w:ascii="Courier New" w:hAnsi="Courier New" w:cs="Courier New"/>
+          <w:noProof/>
+          <w:color w:val="0000FF"/>
+          <w:kern w:val="0"/>
+          <w:szCs w:val="21"/>
+        </w:rPr>
         <w:lastRenderedPageBreak/>
         <w:drawing>
-          <wp:anchor distT="0" distB="0" distL="114300" distR="114300" simplePos="0" relativeHeight="251674112" behindDoc="1" locked="0" layoutInCell="1" allowOverlap="1" wp14:anchorId="4C4DEEF7" wp14:editId="7BA6BB49">
+          <wp:anchor distT="0" distB="0" distL="114300" distR="114300" simplePos="0" relativeHeight="251673600" behindDoc="1" locked="0" layoutInCell="1" allowOverlap="1" wp14:anchorId="4C4DEEF7" wp14:editId="72C57610">
             <wp:simplePos x="0" y="0"/>
             <wp:positionH relativeFrom="column">
               <wp:posOffset>1905</wp:posOffset>
@@ -6840,16 +6852,289 @@
         </w:rPr>
         <w:t>答：代码</w:t>
       </w:r>
-    </w:p>
-    <w:p>
-      <w:pPr>
-        <w:spacing w:line="400" w:lineRule="exact"/>
-        <w:rPr>
-          <w:rFonts w:cs="宋体"/>
-          <w:kern w:val="0"/>
-          <w:szCs w:val="21"/>
-        </w:rPr>
-      </w:pPr>
+      <w:r>
+        <w:rPr>
+          <w:rFonts w:cs="宋体" w:hint="eastAsia"/>
+          <w:kern w:val="0"/>
+          <w:szCs w:val="21"/>
+        </w:rPr>
+        <w:t>：</w:t>
+      </w:r>
+      <w:r>
+        <w:rPr>
+          <w:rFonts w:cs="宋体" w:hint="eastAsia"/>
+          <w:kern w:val="0"/>
+          <w:szCs w:val="21"/>
+        </w:rPr>
+        <w:t xml:space="preserve">select </w:t>
+      </w:r>
+      <w:proofErr w:type="spellStart"/>
+      <w:r>
+        <w:rPr>
+          <w:rFonts w:cs="宋体" w:hint="eastAsia"/>
+          <w:kern w:val="0"/>
+          <w:szCs w:val="21"/>
+        </w:rPr>
+        <w:t>course.cname</w:t>
+      </w:r>
+      <w:proofErr w:type="spellEnd"/>
+      <w:r>
+        <w:rPr>
+          <w:rFonts w:cs="宋体" w:hint="eastAsia"/>
+          <w:kern w:val="0"/>
+          <w:szCs w:val="21"/>
+        </w:rPr>
+        <w:t xml:space="preserve"> as '</w:t>
+      </w:r>
+      <w:r>
+        <w:rPr>
+          <w:rFonts w:cs="宋体" w:hint="eastAsia"/>
+          <w:kern w:val="0"/>
+          <w:szCs w:val="21"/>
+        </w:rPr>
+        <w:t>课程名</w:t>
+      </w:r>
+      <w:r>
+        <w:rPr>
+          <w:rFonts w:cs="宋体" w:hint="eastAsia"/>
+          <w:kern w:val="0"/>
+          <w:szCs w:val="21"/>
+        </w:rPr>
+        <w:t xml:space="preserve">', </w:t>
+      </w:r>
+      <w:proofErr w:type="spellStart"/>
+      <w:r>
+        <w:rPr>
+          <w:rFonts w:cs="宋体" w:hint="eastAsia"/>
+          <w:kern w:val="0"/>
+          <w:szCs w:val="21"/>
+        </w:rPr>
+        <w:t>sc.degree</w:t>
+      </w:r>
+      <w:proofErr w:type="spellEnd"/>
+      <w:r>
+        <w:rPr>
+          <w:rFonts w:cs="宋体" w:hint="eastAsia"/>
+          <w:kern w:val="0"/>
+          <w:szCs w:val="21"/>
+        </w:rPr>
+        <w:t xml:space="preserve"> as '</w:t>
+      </w:r>
+      <w:r>
+        <w:rPr>
+          <w:rFonts w:cs="宋体" w:hint="eastAsia"/>
+          <w:kern w:val="0"/>
+          <w:szCs w:val="21"/>
+        </w:rPr>
+        <w:t>成绩</w:t>
+      </w:r>
+      <w:r>
+        <w:rPr>
+          <w:rFonts w:cs="宋体" w:hint="eastAsia"/>
+          <w:kern w:val="0"/>
+          <w:szCs w:val="21"/>
+        </w:rPr>
+        <w:t xml:space="preserve">' from </w:t>
+      </w:r>
+      <w:proofErr w:type="spellStart"/>
+      <w:r>
+        <w:rPr>
+          <w:rFonts w:cs="宋体" w:hint="eastAsia"/>
+          <w:kern w:val="0"/>
+          <w:szCs w:val="21"/>
+        </w:rPr>
+        <w:t>sc</w:t>
+      </w:r>
+      <w:proofErr w:type="spellEnd"/>
+      <w:r>
+        <w:rPr>
+          <w:rFonts w:cs="宋体" w:hint="eastAsia"/>
+          <w:kern w:val="0"/>
+          <w:szCs w:val="21"/>
+        </w:rPr>
+        <w:t xml:space="preserve"> join course on </w:t>
+      </w:r>
+      <w:proofErr w:type="spellStart"/>
+      <w:r>
+        <w:rPr>
+          <w:rFonts w:cs="宋体" w:hint="eastAsia"/>
+          <w:kern w:val="0"/>
+          <w:szCs w:val="21"/>
+        </w:rPr>
+        <w:t>sc.cno</w:t>
+      </w:r>
+      <w:proofErr w:type="spellEnd"/>
+      <w:r>
+        <w:rPr>
+          <w:rFonts w:cs="宋体" w:hint="eastAsia"/>
+          <w:kern w:val="0"/>
+          <w:szCs w:val="21"/>
+        </w:rPr>
+        <w:t xml:space="preserve"> = </w:t>
+      </w:r>
+      <w:proofErr w:type="spellStart"/>
+      <w:r>
+        <w:rPr>
+          <w:rFonts w:cs="宋体" w:hint="eastAsia"/>
+          <w:kern w:val="0"/>
+          <w:szCs w:val="21"/>
+        </w:rPr>
+        <w:t>course.cno</w:t>
+      </w:r>
+      <w:proofErr w:type="spellEnd"/>
+      <w:r>
+        <w:rPr>
+          <w:rFonts w:cs="宋体" w:hint="eastAsia"/>
+          <w:kern w:val="0"/>
+          <w:szCs w:val="21"/>
+        </w:rPr>
+        <w:t xml:space="preserve"> where </w:t>
+      </w:r>
+      <w:proofErr w:type="spellStart"/>
+      <w:r>
+        <w:rPr>
+          <w:rFonts w:cs="宋体" w:hint="eastAsia"/>
+          <w:kern w:val="0"/>
+          <w:szCs w:val="21"/>
+        </w:rPr>
+        <w:t>sno</w:t>
+      </w:r>
+      <w:proofErr w:type="spellEnd"/>
+      <w:r>
+        <w:rPr>
+          <w:rFonts w:cs="宋体" w:hint="eastAsia"/>
+          <w:kern w:val="0"/>
+          <w:szCs w:val="21"/>
+        </w:rPr>
+        <w:t xml:space="preserve"> = (select </w:t>
+      </w:r>
+      <w:proofErr w:type="spellStart"/>
+      <w:r>
+        <w:rPr>
+          <w:rFonts w:cs="宋体" w:hint="eastAsia"/>
+          <w:kern w:val="0"/>
+          <w:szCs w:val="21"/>
+        </w:rPr>
+        <w:t>student.sno</w:t>
+      </w:r>
+      <w:proofErr w:type="spellEnd"/>
+      <w:r>
+        <w:rPr>
+          <w:rFonts w:cs="宋体" w:hint="eastAsia"/>
+          <w:kern w:val="0"/>
+          <w:szCs w:val="21"/>
+        </w:rPr>
+        <w:t xml:space="preserve"> from student where </w:t>
+      </w:r>
+      <w:proofErr w:type="spellStart"/>
+      <w:r>
+        <w:rPr>
+          <w:rFonts w:cs="宋体" w:hint="eastAsia"/>
+          <w:kern w:val="0"/>
+          <w:szCs w:val="21"/>
+        </w:rPr>
+        <w:t>student.sname</w:t>
+      </w:r>
+      <w:proofErr w:type="spellEnd"/>
+      <w:r>
+        <w:rPr>
+          <w:rFonts w:cs="宋体" w:hint="eastAsia"/>
+          <w:kern w:val="0"/>
+          <w:szCs w:val="21"/>
+        </w:rPr>
+        <w:t xml:space="preserve"> = '</w:t>
+      </w:r>
+      <w:r>
+        <w:rPr>
+          <w:rFonts w:cs="宋体" w:hint="eastAsia"/>
+          <w:kern w:val="0"/>
+          <w:szCs w:val="21"/>
+        </w:rPr>
+        <w:t>李勇</w:t>
+      </w:r>
+      <w:r>
+        <w:rPr>
+          <w:rFonts w:cs="宋体" w:hint="eastAsia"/>
+          <w:kern w:val="0"/>
+          <w:szCs w:val="21"/>
+        </w:rPr>
+        <w:t>');</w:t>
+      </w:r>
+    </w:p>
+    <w:p>
+      <w:pPr>
+        <w:spacing w:line="400" w:lineRule="exact"/>
+        <w:rPr>
+          <w:rFonts w:cs="宋体"/>
+          <w:kern w:val="0"/>
+          <w:szCs w:val="21"/>
+        </w:rPr>
+      </w:pPr>
+      <w:r>
+        <w:rPr>
+          <w:rFonts w:cs="宋体"/>
+          <w:noProof/>
+          <w:kern w:val="0"/>
+          <w:szCs w:val="21"/>
+        </w:rPr>
+        <w:drawing>
+          <wp:anchor distT="0" distB="0" distL="114300" distR="114300" simplePos="0" relativeHeight="251644928" behindDoc="1" locked="0" layoutInCell="1" allowOverlap="1" wp14:anchorId="43C68452" wp14:editId="5AE5785F">
+            <wp:simplePos x="0" y="0"/>
+            <wp:positionH relativeFrom="column">
+              <wp:posOffset>1905</wp:posOffset>
+            </wp:positionH>
+            <wp:positionV relativeFrom="paragraph">
+              <wp:posOffset>266065</wp:posOffset>
+            </wp:positionV>
+            <wp:extent cx="5274310" cy="1134745"/>
+            <wp:effectExtent l="0" t="0" r="2540" b="8255"/>
+            <wp:wrapTight wrapText="bothSides">
+              <wp:wrapPolygon edited="0">
+                <wp:start x="0" y="0"/>
+                <wp:lineTo x="0" y="21395"/>
+                <wp:lineTo x="21532" y="21395"/>
+                <wp:lineTo x="21532" y="0"/>
+                <wp:lineTo x="0" y="0"/>
+              </wp:wrapPolygon>
+            </wp:wrapTight>
+            <wp:docPr id="18" name="图片 18"/>
+            <wp:cNvGraphicFramePr>
+              <a:graphicFrameLocks xmlns:a="http://schemas.openxmlformats.org/drawingml/2006/main" noChangeAspect="1"/>
+            </wp:cNvGraphicFramePr>
+            <a:graphic xmlns:a="http://schemas.openxmlformats.org/drawingml/2006/main">
+              <a:graphicData uri="http://schemas.openxmlformats.org/drawingml/2006/picture">
+                <pic:pic xmlns:pic="http://schemas.openxmlformats.org/drawingml/2006/picture">
+                  <pic:nvPicPr>
+                    <pic:cNvPr id="1" name=""/>
+                    <pic:cNvPicPr/>
+                  </pic:nvPicPr>
+                  <pic:blipFill>
+                    <a:blip r:embed="rId25">
+                      <a:extLst>
+                        <a:ext uri="{28A0092B-C50C-407E-A947-70E740481C1C}">
+                          <a14:useLocalDpi xmlns:a14="http://schemas.microsoft.com/office/drawing/2010/main" val="0"/>
+                        </a:ext>
+                      </a:extLst>
+                    </a:blip>
+                    <a:stretch>
+                      <a:fillRect/>
+                    </a:stretch>
+                  </pic:blipFill>
+                  <pic:spPr>
+                    <a:xfrm>
+                      <a:off x="0" y="0"/>
+                      <a:ext cx="5274310" cy="1134745"/>
+                    </a:xfrm>
+                    <a:prstGeom prst="rect">
+                      <a:avLst/>
+                    </a:prstGeom>
+                  </pic:spPr>
+                </pic:pic>
+              </a:graphicData>
+            </a:graphic>
+          </wp:anchor>
+        </w:drawing>
+      </w:r>
       <w:r>
         <w:rPr>
           <w:rFonts w:cs="宋体" w:hint="eastAsia"/>
@@ -6863,24 +7148,6 @@
       <w:pPr>
         <w:spacing w:line="400" w:lineRule="exact"/>
         <w:rPr>
-          <w:rFonts w:cs="宋体"/>
-          <w:kern w:val="0"/>
-          <w:szCs w:val="21"/>
-        </w:rPr>
-      </w:pPr>
-    </w:p>
-    <w:p>
-      <w:pPr>
-        <w:spacing w:line="400" w:lineRule="exact"/>
-        <w:rPr>
-          <w:szCs w:val="21"/>
-        </w:rPr>
-      </w:pPr>
-    </w:p>
-    <w:p>
-      <w:pPr>
-        <w:spacing w:line="400" w:lineRule="exact"/>
-        <w:rPr>
           <w:szCs w:val="21"/>
         </w:rPr>
       </w:pPr>
@@ -6916,16 +7183,219 @@
         </w:rPr>
         <w:t>答：代码</w:t>
       </w:r>
-    </w:p>
-    <w:p>
-      <w:pPr>
-        <w:spacing w:line="400" w:lineRule="exact"/>
-        <w:rPr>
-          <w:rFonts w:cs="宋体"/>
-          <w:kern w:val="0"/>
-          <w:szCs w:val="21"/>
-        </w:rPr>
-      </w:pPr>
+      <w:r>
+        <w:rPr>
+          <w:rFonts w:cs="宋体" w:hint="eastAsia"/>
+          <w:kern w:val="0"/>
+          <w:szCs w:val="21"/>
+        </w:rPr>
+        <w:t>：</w:t>
+      </w:r>
+      <w:r>
+        <w:rPr>
+          <w:rFonts w:cs="宋体" w:hint="eastAsia"/>
+          <w:kern w:val="0"/>
+          <w:szCs w:val="21"/>
+        </w:rPr>
+        <w:t xml:space="preserve">select </w:t>
+      </w:r>
+      <w:proofErr w:type="spellStart"/>
+      <w:r>
+        <w:rPr>
+          <w:rFonts w:cs="宋体" w:hint="eastAsia"/>
+          <w:kern w:val="0"/>
+          <w:szCs w:val="21"/>
+        </w:rPr>
+        <w:t>cname</w:t>
+      </w:r>
+      <w:proofErr w:type="spellEnd"/>
+      <w:r>
+        <w:rPr>
+          <w:rFonts w:cs="宋体" w:hint="eastAsia"/>
+          <w:kern w:val="0"/>
+          <w:szCs w:val="21"/>
+        </w:rPr>
+        <w:t xml:space="preserve"> from course where </w:t>
+      </w:r>
+      <w:proofErr w:type="spellStart"/>
+      <w:r>
+        <w:rPr>
+          <w:rFonts w:cs="宋体" w:hint="eastAsia"/>
+          <w:kern w:val="0"/>
+          <w:szCs w:val="21"/>
+        </w:rPr>
+        <w:t>cno</w:t>
+      </w:r>
+      <w:proofErr w:type="spellEnd"/>
+      <w:r>
+        <w:rPr>
+          <w:rFonts w:cs="宋体" w:hint="eastAsia"/>
+          <w:kern w:val="0"/>
+          <w:szCs w:val="21"/>
+        </w:rPr>
+        <w:t xml:space="preserve"> in (select </w:t>
+      </w:r>
+      <w:proofErr w:type="spellStart"/>
+      <w:r>
+        <w:rPr>
+          <w:rFonts w:cs="宋体" w:hint="eastAsia"/>
+          <w:kern w:val="0"/>
+          <w:szCs w:val="21"/>
+        </w:rPr>
+        <w:t>cno</w:t>
+      </w:r>
+      <w:proofErr w:type="spellEnd"/>
+      <w:r>
+        <w:rPr>
+          <w:rFonts w:cs="宋体" w:hint="eastAsia"/>
+          <w:kern w:val="0"/>
+          <w:szCs w:val="21"/>
+        </w:rPr>
+        <w:t xml:space="preserve"> from teaching where </w:t>
+      </w:r>
+      <w:proofErr w:type="spellStart"/>
+      <w:r>
+        <w:rPr>
+          <w:rFonts w:cs="宋体" w:hint="eastAsia"/>
+          <w:kern w:val="0"/>
+          <w:szCs w:val="21"/>
+        </w:rPr>
+        <w:t>tno</w:t>
+      </w:r>
+      <w:proofErr w:type="spellEnd"/>
+      <w:r>
+        <w:rPr>
+          <w:rFonts w:cs="宋体" w:hint="eastAsia"/>
+          <w:kern w:val="0"/>
+          <w:szCs w:val="21"/>
+        </w:rPr>
+        <w:t xml:space="preserve"> = (select </w:t>
+      </w:r>
+      <w:proofErr w:type="spellStart"/>
+      <w:r>
+        <w:rPr>
+          <w:rFonts w:cs="宋体" w:hint="eastAsia"/>
+          <w:kern w:val="0"/>
+          <w:szCs w:val="21"/>
+        </w:rPr>
+        <w:t>tno</w:t>
+      </w:r>
+      <w:proofErr w:type="spellEnd"/>
+      <w:r>
+        <w:rPr>
+          <w:rFonts w:cs="宋体" w:hint="eastAsia"/>
+          <w:kern w:val="0"/>
+          <w:szCs w:val="21"/>
+        </w:rPr>
+        <w:t xml:space="preserve"> from teacher where </w:t>
+      </w:r>
+      <w:proofErr w:type="spellStart"/>
+      <w:r>
+        <w:rPr>
+          <w:rFonts w:cs="宋体" w:hint="eastAsia"/>
+          <w:kern w:val="0"/>
+          <w:szCs w:val="21"/>
+        </w:rPr>
+        <w:t>tname</w:t>
+      </w:r>
+      <w:proofErr w:type="spellEnd"/>
+      <w:r>
+        <w:rPr>
+          <w:rFonts w:cs="宋体" w:hint="eastAsia"/>
+          <w:kern w:val="0"/>
+          <w:szCs w:val="21"/>
+        </w:rPr>
+        <w:t xml:space="preserve"> = '</w:t>
+      </w:r>
+      <w:r>
+        <w:rPr>
+          <w:rFonts w:cs="宋体" w:hint="eastAsia"/>
+          <w:kern w:val="0"/>
+          <w:szCs w:val="21"/>
+        </w:rPr>
+        <w:t>李新</w:t>
+      </w:r>
+      <w:r>
+        <w:rPr>
+          <w:rFonts w:cs="宋体" w:hint="eastAsia"/>
+          <w:kern w:val="0"/>
+          <w:szCs w:val="21"/>
+        </w:rPr>
+        <w:t>'));</w:t>
+      </w:r>
+    </w:p>
+    <w:p>
+      <w:pPr>
+        <w:spacing w:line="400" w:lineRule="exact"/>
+        <w:rPr>
+          <w:rFonts w:cs="宋体"/>
+          <w:kern w:val="0"/>
+          <w:szCs w:val="21"/>
+        </w:rPr>
+      </w:pPr>
+      <w:r>
+        <w:rPr>
+          <w:noProof/>
+          <w:szCs w:val="21"/>
+        </w:rPr>
+        <w:drawing>
+          <wp:anchor distT="0" distB="0" distL="114300" distR="114300" simplePos="0" relativeHeight="251648000" behindDoc="1" locked="0" layoutInCell="1" allowOverlap="1" wp14:anchorId="3912AF56" wp14:editId="532B7740">
+            <wp:simplePos x="0" y="0"/>
+            <wp:positionH relativeFrom="column">
+              <wp:posOffset>1905</wp:posOffset>
+            </wp:positionH>
+            <wp:positionV relativeFrom="paragraph">
+              <wp:posOffset>294198</wp:posOffset>
+            </wp:positionV>
+            <wp:extent cx="5274310" cy="1002665"/>
+            <wp:effectExtent l="0" t="0" r="2540" b="6985"/>
+            <wp:wrapTight wrapText="bothSides">
+              <wp:wrapPolygon edited="0">
+                <wp:start x="0" y="0"/>
+                <wp:lineTo x="0" y="21340"/>
+                <wp:lineTo x="21532" y="21340"/>
+                <wp:lineTo x="21532" y="0"/>
+                <wp:lineTo x="0" y="0"/>
+              </wp:wrapPolygon>
+            </wp:wrapTight>
+            <wp:docPr id="19" name="图片 19"/>
+            <wp:cNvGraphicFramePr>
+              <a:graphicFrameLocks xmlns:a="http://schemas.openxmlformats.org/drawingml/2006/main" noChangeAspect="1"/>
+            </wp:cNvGraphicFramePr>
+            <a:graphic xmlns:a="http://schemas.openxmlformats.org/drawingml/2006/main">
+              <a:graphicData uri="http://schemas.openxmlformats.org/drawingml/2006/picture">
+                <pic:pic xmlns:pic="http://schemas.openxmlformats.org/drawingml/2006/picture">
+                  <pic:nvPicPr>
+                    <pic:cNvPr id="1" name=""/>
+                    <pic:cNvPicPr/>
+                  </pic:nvPicPr>
+                  <pic:blipFill>
+                    <a:blip r:embed="rId26">
+                      <a:extLst>
+                        <a:ext uri="{28A0092B-C50C-407E-A947-70E740481C1C}">
+                          <a14:useLocalDpi xmlns:a14="http://schemas.microsoft.com/office/drawing/2010/main" val="0"/>
+                        </a:ext>
+                      </a:extLst>
+                    </a:blip>
+                    <a:stretch>
+                      <a:fillRect/>
+                    </a:stretch>
+                  </pic:blipFill>
+                  <pic:spPr>
+                    <a:xfrm>
+                      <a:off x="0" y="0"/>
+                      <a:ext cx="5274310" cy="1002665"/>
+                    </a:xfrm>
+                    <a:prstGeom prst="rect">
+                      <a:avLst/>
+                    </a:prstGeom>
+                  </pic:spPr>
+                </pic:pic>
+              </a:graphicData>
+            </a:graphic>
+          </wp:anchor>
+        </w:drawing>
+      </w:r>
       <w:r>
         <w:rPr>
           <w:rFonts w:cs="宋体" w:hint="eastAsia"/>
@@ -6942,22 +7412,6 @@
           <w:szCs w:val="21"/>
         </w:rPr>
       </w:pPr>
-    </w:p>
-    <w:p>
-      <w:pPr>
-        <w:spacing w:line="400" w:lineRule="exact"/>
-        <w:rPr>
-          <w:szCs w:val="21"/>
-        </w:rPr>
-      </w:pPr>
-    </w:p>
-    <w:p>
-      <w:pPr>
-        <w:spacing w:line="400" w:lineRule="exact"/>
-        <w:rPr>
-          <w:szCs w:val="21"/>
-        </w:rPr>
-      </w:pPr>
       <w:r>
         <w:rPr>
           <w:rFonts w:hint="eastAsia"/>
@@ -6990,16 +7444,269 @@
         </w:rPr>
         <w:t>答：代码</w:t>
       </w:r>
-    </w:p>
-    <w:p>
-      <w:pPr>
-        <w:spacing w:line="400" w:lineRule="exact"/>
-        <w:rPr>
-          <w:rFonts w:cs="宋体"/>
-          <w:kern w:val="0"/>
-          <w:szCs w:val="21"/>
-        </w:rPr>
-      </w:pPr>
+      <w:r>
+        <w:rPr>
+          <w:rFonts w:cs="宋体" w:hint="eastAsia"/>
+          <w:kern w:val="0"/>
+          <w:szCs w:val="21"/>
+        </w:rPr>
+        <w:t>：</w:t>
+      </w:r>
+      <w:r>
+        <w:rPr>
+          <w:rFonts w:cs="宋体" w:hint="eastAsia"/>
+          <w:kern w:val="0"/>
+          <w:szCs w:val="21"/>
+        </w:rPr>
+        <w:t xml:space="preserve">select </w:t>
+      </w:r>
+      <w:proofErr w:type="spellStart"/>
+      <w:r>
+        <w:rPr>
+          <w:rFonts w:cs="宋体" w:hint="eastAsia"/>
+          <w:kern w:val="0"/>
+          <w:szCs w:val="21"/>
+        </w:rPr>
+        <w:t>course.cno</w:t>
+      </w:r>
+      <w:proofErr w:type="spellEnd"/>
+      <w:r>
+        <w:rPr>
+          <w:rFonts w:cs="宋体" w:hint="eastAsia"/>
+          <w:kern w:val="0"/>
+          <w:szCs w:val="21"/>
+        </w:rPr>
+        <w:t xml:space="preserve"> as '</w:t>
+      </w:r>
+      <w:r>
+        <w:rPr>
+          <w:rFonts w:cs="宋体" w:hint="eastAsia"/>
+          <w:kern w:val="0"/>
+          <w:szCs w:val="21"/>
+        </w:rPr>
+        <w:t>课程号</w:t>
+      </w:r>
+      <w:r>
+        <w:rPr>
+          <w:rFonts w:cs="宋体" w:hint="eastAsia"/>
+          <w:kern w:val="0"/>
+          <w:szCs w:val="21"/>
+        </w:rPr>
+        <w:t xml:space="preserve">', </w:t>
+      </w:r>
+      <w:proofErr w:type="spellStart"/>
+      <w:r>
+        <w:rPr>
+          <w:rFonts w:cs="宋体" w:hint="eastAsia"/>
+          <w:kern w:val="0"/>
+          <w:szCs w:val="21"/>
+        </w:rPr>
+        <w:t>course.cname</w:t>
+      </w:r>
+      <w:proofErr w:type="spellEnd"/>
+      <w:r>
+        <w:rPr>
+          <w:rFonts w:cs="宋体" w:hint="eastAsia"/>
+          <w:kern w:val="0"/>
+          <w:szCs w:val="21"/>
+        </w:rPr>
+        <w:t xml:space="preserve"> as '</w:t>
+      </w:r>
+      <w:r>
+        <w:rPr>
+          <w:rFonts w:cs="宋体" w:hint="eastAsia"/>
+          <w:kern w:val="0"/>
+          <w:szCs w:val="21"/>
+        </w:rPr>
+        <w:t>课程名称</w:t>
+      </w:r>
+      <w:r>
+        <w:rPr>
+          <w:rFonts w:cs="宋体" w:hint="eastAsia"/>
+          <w:kern w:val="0"/>
+          <w:szCs w:val="21"/>
+        </w:rPr>
+        <w:t xml:space="preserve">' from course where </w:t>
+      </w:r>
+      <w:proofErr w:type="spellStart"/>
+      <w:r>
+        <w:rPr>
+          <w:rFonts w:cs="宋体" w:hint="eastAsia"/>
+          <w:kern w:val="0"/>
+          <w:szCs w:val="21"/>
+        </w:rPr>
+        <w:t>cno</w:t>
+      </w:r>
+      <w:proofErr w:type="spellEnd"/>
+      <w:r>
+        <w:rPr>
+          <w:rFonts w:cs="宋体" w:hint="eastAsia"/>
+          <w:kern w:val="0"/>
+          <w:szCs w:val="21"/>
+        </w:rPr>
+        <w:t xml:space="preserve"> in (select </w:t>
+      </w:r>
+      <w:proofErr w:type="spellStart"/>
+      <w:r>
+        <w:rPr>
+          <w:rFonts w:cs="宋体" w:hint="eastAsia"/>
+          <w:kern w:val="0"/>
+          <w:szCs w:val="21"/>
+        </w:rPr>
+        <w:t>teaching.cno</w:t>
+      </w:r>
+      <w:proofErr w:type="spellEnd"/>
+      <w:r>
+        <w:rPr>
+          <w:rFonts w:cs="宋体" w:hint="eastAsia"/>
+          <w:kern w:val="0"/>
+          <w:szCs w:val="21"/>
+        </w:rPr>
+        <w:t xml:space="preserve"> from teaching where </w:t>
+      </w:r>
+      <w:proofErr w:type="spellStart"/>
+      <w:r>
+        <w:rPr>
+          <w:rFonts w:cs="宋体" w:hint="eastAsia"/>
+          <w:kern w:val="0"/>
+          <w:szCs w:val="21"/>
+        </w:rPr>
+        <w:t>teaching.tno</w:t>
+      </w:r>
+      <w:proofErr w:type="spellEnd"/>
+      <w:r>
+        <w:rPr>
+          <w:rFonts w:cs="宋体" w:hint="eastAsia"/>
+          <w:kern w:val="0"/>
+          <w:szCs w:val="21"/>
+        </w:rPr>
+        <w:t xml:space="preserve"> in (select </w:t>
+      </w:r>
+      <w:proofErr w:type="spellStart"/>
+      <w:r>
+        <w:rPr>
+          <w:rFonts w:cs="宋体" w:hint="eastAsia"/>
+          <w:kern w:val="0"/>
+          <w:szCs w:val="21"/>
+        </w:rPr>
+        <w:t>teacher.tno</w:t>
+      </w:r>
+      <w:proofErr w:type="spellEnd"/>
+      <w:r>
+        <w:rPr>
+          <w:rFonts w:cs="宋体" w:hint="eastAsia"/>
+          <w:kern w:val="0"/>
+          <w:szCs w:val="21"/>
+        </w:rPr>
+        <w:t xml:space="preserve"> from teacher where </w:t>
+      </w:r>
+      <w:proofErr w:type="spellStart"/>
+      <w:r>
+        <w:rPr>
+          <w:rFonts w:cs="宋体" w:hint="eastAsia"/>
+          <w:kern w:val="0"/>
+          <w:szCs w:val="21"/>
+        </w:rPr>
+        <w:t>teacher.tsex</w:t>
+      </w:r>
+      <w:proofErr w:type="spellEnd"/>
+      <w:r>
+        <w:rPr>
+          <w:rFonts w:cs="宋体" w:hint="eastAsia"/>
+          <w:kern w:val="0"/>
+          <w:szCs w:val="21"/>
+        </w:rPr>
+        <w:t xml:space="preserve"> = '</w:t>
+      </w:r>
+      <w:r>
+        <w:rPr>
+          <w:rFonts w:cs="宋体" w:hint="eastAsia"/>
+          <w:kern w:val="0"/>
+          <w:szCs w:val="21"/>
+        </w:rPr>
+        <w:t>女</w:t>
+      </w:r>
+      <w:r>
+        <w:rPr>
+          <w:rFonts w:cs="宋体" w:hint="eastAsia"/>
+          <w:kern w:val="0"/>
+          <w:szCs w:val="21"/>
+        </w:rPr>
+        <w:t>'));</w:t>
+      </w:r>
+    </w:p>
+    <w:p>
+      <w:pPr>
+        <w:spacing w:line="400" w:lineRule="exact"/>
+        <w:rPr>
+          <w:rFonts w:cs="宋体"/>
+          <w:kern w:val="0"/>
+          <w:szCs w:val="21"/>
+        </w:rPr>
+      </w:pPr>
+      <w:r>
+        <w:rPr>
+          <w:noProof/>
+          <w:szCs w:val="21"/>
+        </w:rPr>
+        <w:drawing>
+          <wp:anchor distT="0" distB="0" distL="114300" distR="114300" simplePos="0" relativeHeight="251650048" behindDoc="1" locked="0" layoutInCell="1" allowOverlap="1" wp14:anchorId="52F3F0F4" wp14:editId="7648E562">
+            <wp:simplePos x="0" y="0"/>
+            <wp:positionH relativeFrom="column">
+              <wp:posOffset>1905</wp:posOffset>
+            </wp:positionH>
+            <wp:positionV relativeFrom="paragraph">
+              <wp:posOffset>388179</wp:posOffset>
+            </wp:positionV>
+            <wp:extent cx="5274310" cy="1108710"/>
+            <wp:effectExtent l="0" t="0" r="2540" b="0"/>
+            <wp:wrapTight wrapText="bothSides">
+              <wp:wrapPolygon edited="0">
+                <wp:start x="0" y="0"/>
+                <wp:lineTo x="0" y="21155"/>
+                <wp:lineTo x="21532" y="21155"/>
+                <wp:lineTo x="21532" y="0"/>
+                <wp:lineTo x="0" y="0"/>
+              </wp:wrapPolygon>
+            </wp:wrapTight>
+            <wp:docPr id="20" name="图片 20"/>
+            <wp:cNvGraphicFramePr>
+              <a:graphicFrameLocks xmlns:a="http://schemas.openxmlformats.org/drawingml/2006/main" noChangeAspect="1"/>
+            </wp:cNvGraphicFramePr>
+            <a:graphic xmlns:a="http://schemas.openxmlformats.org/drawingml/2006/main">
+              <a:graphicData uri="http://schemas.openxmlformats.org/drawingml/2006/picture">
+                <pic:pic xmlns:pic="http://schemas.openxmlformats.org/drawingml/2006/picture">
+                  <pic:nvPicPr>
+                    <pic:cNvPr id="1" name=""/>
+                    <pic:cNvPicPr/>
+                  </pic:nvPicPr>
+                  <pic:blipFill>
+                    <a:blip r:embed="rId27" cstate="print">
+                      <a:extLst>
+                        <a:ext uri="{28A0092B-C50C-407E-A947-70E740481C1C}">
+                          <a14:useLocalDpi xmlns:a14="http://schemas.microsoft.com/office/drawing/2010/main" val="0"/>
+                        </a:ext>
+                      </a:extLst>
+                    </a:blip>
+                    <a:stretch>
+                      <a:fillRect/>
+                    </a:stretch>
+                  </pic:blipFill>
+                  <pic:spPr>
+                    <a:xfrm>
+                      <a:off x="0" y="0"/>
+                      <a:ext cx="5274310" cy="1108710"/>
+                    </a:xfrm>
+                    <a:prstGeom prst="rect">
+                      <a:avLst/>
+                    </a:prstGeom>
+                  </pic:spPr>
+                </pic:pic>
+              </a:graphicData>
+            </a:graphic>
+          </wp:anchor>
+        </w:drawing>
+      </w:r>
       <w:r>
         <w:rPr>
           <w:rFonts w:cs="宋体" w:hint="eastAsia"/>
@@ -7016,27 +7723,12 @@
           <w:szCs w:val="21"/>
         </w:rPr>
       </w:pPr>
-    </w:p>
-    <w:p>
-      <w:pPr>
-        <w:spacing w:line="400" w:lineRule="exact"/>
-        <w:rPr>
-          <w:szCs w:val="21"/>
-        </w:rPr>
-      </w:pPr>
-    </w:p>
-    <w:p>
-      <w:pPr>
-        <w:spacing w:line="400" w:lineRule="exact"/>
-        <w:rPr>
-          <w:szCs w:val="21"/>
-        </w:rPr>
-      </w:pPr>
       <w:r>
         <w:rPr>
           <w:rFonts w:hint="eastAsia"/>
           <w:szCs w:val="21"/>
         </w:rPr>
+        <w:lastRenderedPageBreak/>
         <w:t xml:space="preserve">(4) </w:t>
       </w:r>
       <w:r>
@@ -7064,16 +7756,253 @@
         </w:rPr>
         <w:t>答：代码</w:t>
       </w:r>
-    </w:p>
-    <w:p>
-      <w:pPr>
-        <w:spacing w:line="400" w:lineRule="exact"/>
-        <w:rPr>
-          <w:rFonts w:cs="宋体"/>
-          <w:kern w:val="0"/>
-          <w:szCs w:val="21"/>
-        </w:rPr>
-      </w:pPr>
+      <w:r>
+        <w:rPr>
+          <w:rFonts w:cs="宋体" w:hint="eastAsia"/>
+          <w:kern w:val="0"/>
+          <w:szCs w:val="21"/>
+        </w:rPr>
+        <w:t>：</w:t>
+      </w:r>
+      <w:r>
+        <w:rPr>
+          <w:rFonts w:cs="宋体" w:hint="eastAsia"/>
+          <w:kern w:val="0"/>
+          <w:szCs w:val="21"/>
+        </w:rPr>
+        <w:t xml:space="preserve">select distinct </w:t>
+      </w:r>
+      <w:proofErr w:type="spellStart"/>
+      <w:r>
+        <w:rPr>
+          <w:rFonts w:cs="宋体" w:hint="eastAsia"/>
+          <w:kern w:val="0"/>
+          <w:szCs w:val="21"/>
+        </w:rPr>
+        <w:t>cname</w:t>
+      </w:r>
+      <w:proofErr w:type="spellEnd"/>
+      <w:r>
+        <w:rPr>
+          <w:rFonts w:cs="宋体" w:hint="eastAsia"/>
+          <w:kern w:val="0"/>
+          <w:szCs w:val="21"/>
+        </w:rPr>
+        <w:t xml:space="preserve"> as '</w:t>
+      </w:r>
+      <w:r>
+        <w:rPr>
+          <w:rFonts w:cs="宋体" w:hint="eastAsia"/>
+          <w:kern w:val="0"/>
+          <w:szCs w:val="21"/>
+        </w:rPr>
+        <w:t>课程名称</w:t>
+      </w:r>
+      <w:r>
+        <w:rPr>
+          <w:rFonts w:cs="宋体" w:hint="eastAsia"/>
+          <w:kern w:val="0"/>
+          <w:szCs w:val="21"/>
+        </w:rPr>
+        <w:t xml:space="preserve">' from course where </w:t>
+      </w:r>
+      <w:proofErr w:type="spellStart"/>
+      <w:r>
+        <w:rPr>
+          <w:rFonts w:cs="宋体" w:hint="eastAsia"/>
+          <w:kern w:val="0"/>
+          <w:szCs w:val="21"/>
+        </w:rPr>
+        <w:t>cno</w:t>
+      </w:r>
+      <w:proofErr w:type="spellEnd"/>
+      <w:r>
+        <w:rPr>
+          <w:rFonts w:cs="宋体" w:hint="eastAsia"/>
+          <w:kern w:val="0"/>
+          <w:szCs w:val="21"/>
+        </w:rPr>
+        <w:t xml:space="preserve"> in (select </w:t>
+      </w:r>
+      <w:proofErr w:type="spellStart"/>
+      <w:r>
+        <w:rPr>
+          <w:rFonts w:cs="宋体" w:hint="eastAsia"/>
+          <w:kern w:val="0"/>
+          <w:szCs w:val="21"/>
+        </w:rPr>
+        <w:t>cno</w:t>
+      </w:r>
+      <w:proofErr w:type="spellEnd"/>
+      <w:r>
+        <w:rPr>
+          <w:rFonts w:cs="宋体" w:hint="eastAsia"/>
+          <w:kern w:val="0"/>
+          <w:szCs w:val="21"/>
+        </w:rPr>
+        <w:t xml:space="preserve"> from </w:t>
+      </w:r>
+      <w:proofErr w:type="spellStart"/>
+      <w:r>
+        <w:rPr>
+          <w:rFonts w:cs="宋体" w:hint="eastAsia"/>
+          <w:kern w:val="0"/>
+          <w:szCs w:val="21"/>
+        </w:rPr>
+        <w:t>sc</w:t>
+      </w:r>
+      <w:proofErr w:type="spellEnd"/>
+      <w:r>
+        <w:rPr>
+          <w:rFonts w:cs="宋体" w:hint="eastAsia"/>
+          <w:kern w:val="0"/>
+          <w:szCs w:val="21"/>
+        </w:rPr>
+        <w:t xml:space="preserve"> where </w:t>
+      </w:r>
+      <w:proofErr w:type="spellStart"/>
+      <w:r>
+        <w:rPr>
+          <w:rFonts w:cs="宋体" w:hint="eastAsia"/>
+          <w:kern w:val="0"/>
+          <w:szCs w:val="21"/>
+        </w:rPr>
+        <w:t>sno</w:t>
+      </w:r>
+      <w:proofErr w:type="spellEnd"/>
+      <w:r>
+        <w:rPr>
+          <w:rFonts w:cs="宋体" w:hint="eastAsia"/>
+          <w:kern w:val="0"/>
+          <w:szCs w:val="21"/>
+        </w:rPr>
+        <w:t xml:space="preserve"> in (select </w:t>
+      </w:r>
+      <w:proofErr w:type="spellStart"/>
+      <w:r>
+        <w:rPr>
+          <w:rFonts w:cs="宋体" w:hint="eastAsia"/>
+          <w:kern w:val="0"/>
+          <w:szCs w:val="21"/>
+        </w:rPr>
+        <w:t>sno</w:t>
+      </w:r>
+      <w:proofErr w:type="spellEnd"/>
+      <w:r>
+        <w:rPr>
+          <w:rFonts w:cs="宋体" w:hint="eastAsia"/>
+          <w:kern w:val="0"/>
+          <w:szCs w:val="21"/>
+        </w:rPr>
+        <w:t xml:space="preserve"> from student where </w:t>
+      </w:r>
+      <w:proofErr w:type="spellStart"/>
+      <w:r>
+        <w:rPr>
+          <w:rFonts w:cs="宋体" w:hint="eastAsia"/>
+          <w:kern w:val="0"/>
+          <w:szCs w:val="21"/>
+        </w:rPr>
+        <w:t>sname</w:t>
+      </w:r>
+      <w:proofErr w:type="spellEnd"/>
+      <w:r>
+        <w:rPr>
+          <w:rFonts w:cs="宋体" w:hint="eastAsia"/>
+          <w:kern w:val="0"/>
+          <w:szCs w:val="21"/>
+        </w:rPr>
+        <w:t xml:space="preserve"> like "</w:t>
+      </w:r>
+      <w:r>
+        <w:rPr>
+          <w:rFonts w:cs="宋体" w:hint="eastAsia"/>
+          <w:kern w:val="0"/>
+          <w:szCs w:val="21"/>
+        </w:rPr>
+        <w:t>王</w:t>
+      </w:r>
+      <w:r>
+        <w:rPr>
+          <w:rFonts w:cs="宋体" w:hint="eastAsia"/>
+          <w:kern w:val="0"/>
+          <w:szCs w:val="21"/>
+        </w:rPr>
+        <w:t>%"));</w:t>
+      </w:r>
+    </w:p>
+    <w:p>
+      <w:pPr>
+        <w:spacing w:line="400" w:lineRule="exact"/>
+        <w:rPr>
+          <w:rFonts w:cs="宋体"/>
+          <w:kern w:val="0"/>
+          <w:szCs w:val="21"/>
+        </w:rPr>
+      </w:pPr>
+      <w:r>
+        <w:rPr>
+          <w:noProof/>
+          <w:szCs w:val="21"/>
+        </w:rPr>
+        <w:drawing>
+          <wp:anchor distT="0" distB="0" distL="114300" distR="114300" simplePos="0" relativeHeight="251654144" behindDoc="1" locked="0" layoutInCell="1" allowOverlap="1" wp14:anchorId="2A72EE6B" wp14:editId="14506AEB">
+            <wp:simplePos x="0" y="0"/>
+            <wp:positionH relativeFrom="column">
+              <wp:posOffset>1905</wp:posOffset>
+            </wp:positionH>
+            <wp:positionV relativeFrom="paragraph">
+              <wp:posOffset>359354</wp:posOffset>
+            </wp:positionV>
+            <wp:extent cx="5274310" cy="796925"/>
+            <wp:effectExtent l="0" t="0" r="2540" b="3175"/>
+            <wp:wrapTight wrapText="bothSides">
+              <wp:wrapPolygon edited="0">
+                <wp:start x="0" y="0"/>
+                <wp:lineTo x="0" y="21170"/>
+                <wp:lineTo x="21532" y="21170"/>
+                <wp:lineTo x="21532" y="0"/>
+                <wp:lineTo x="0" y="0"/>
+              </wp:wrapPolygon>
+            </wp:wrapTight>
+            <wp:docPr id="21" name="图片 21"/>
+            <wp:cNvGraphicFramePr>
+              <a:graphicFrameLocks xmlns:a="http://schemas.openxmlformats.org/drawingml/2006/main" noChangeAspect="1"/>
+            </wp:cNvGraphicFramePr>
+            <a:graphic xmlns:a="http://schemas.openxmlformats.org/drawingml/2006/main">
+              <a:graphicData uri="http://schemas.openxmlformats.org/drawingml/2006/picture">
+                <pic:pic xmlns:pic="http://schemas.openxmlformats.org/drawingml/2006/picture">
+                  <pic:nvPicPr>
+                    <pic:cNvPr id="1" name=""/>
+                    <pic:cNvPicPr/>
+                  </pic:nvPicPr>
+                  <pic:blipFill>
+                    <a:blip r:embed="rId28">
+                      <a:extLst>
+                        <a:ext uri="{28A0092B-C50C-407E-A947-70E740481C1C}">
+                          <a14:useLocalDpi xmlns:a14="http://schemas.microsoft.com/office/drawing/2010/main" val="0"/>
+                        </a:ext>
+                      </a:extLst>
+                    </a:blip>
+                    <a:stretch>
+                      <a:fillRect/>
+                    </a:stretch>
+                  </pic:blipFill>
+                  <pic:spPr>
+                    <a:xfrm>
+                      <a:off x="0" y="0"/>
+                      <a:ext cx="5274310" cy="796925"/>
+                    </a:xfrm>
+                    <a:prstGeom prst="rect">
+                      <a:avLst/>
+                    </a:prstGeom>
+                  </pic:spPr>
+                </pic:pic>
+              </a:graphicData>
+            </a:graphic>
+          </wp:anchor>
+        </w:drawing>
+      </w:r>
       <w:r>
         <w:rPr>
           <w:rFonts w:cs="宋体" w:hint="eastAsia"/>
@@ -7090,22 +8019,6 @@
           <w:szCs w:val="21"/>
         </w:rPr>
       </w:pPr>
-    </w:p>
-    <w:p>
-      <w:pPr>
-        <w:spacing w:line="400" w:lineRule="exact"/>
-        <w:rPr>
-          <w:szCs w:val="21"/>
-        </w:rPr>
-      </w:pPr>
-    </w:p>
-    <w:p>
-      <w:pPr>
-        <w:spacing w:line="400" w:lineRule="exact"/>
-        <w:rPr>
-          <w:szCs w:val="21"/>
-        </w:rPr>
-      </w:pPr>
       <w:r>
         <w:rPr>
           <w:rFonts w:hint="eastAsia"/>
@@ -7166,16 +8079,233 @@
         </w:rPr>
         <w:t>答：代码</w:t>
       </w:r>
-    </w:p>
-    <w:p>
-      <w:pPr>
-        <w:spacing w:line="400" w:lineRule="exact"/>
-        <w:rPr>
-          <w:rFonts w:cs="宋体"/>
-          <w:kern w:val="0"/>
-          <w:szCs w:val="21"/>
-        </w:rPr>
-      </w:pPr>
+      <w:r>
+        <w:rPr>
+          <w:rFonts w:cs="宋体" w:hint="eastAsia"/>
+          <w:kern w:val="0"/>
+          <w:szCs w:val="21"/>
+        </w:rPr>
+        <w:t>：</w:t>
+      </w:r>
+      <w:r>
+        <w:rPr>
+          <w:rFonts w:cs="宋体" w:hint="eastAsia"/>
+          <w:kern w:val="0"/>
+          <w:szCs w:val="21"/>
+        </w:rPr>
+        <w:t xml:space="preserve">select distinct </w:t>
+      </w:r>
+      <w:proofErr w:type="spellStart"/>
+      <w:r>
+        <w:rPr>
+          <w:rFonts w:cs="宋体" w:hint="eastAsia"/>
+          <w:kern w:val="0"/>
+          <w:szCs w:val="21"/>
+        </w:rPr>
+        <w:t>sno</w:t>
+      </w:r>
+      <w:proofErr w:type="spellEnd"/>
+      <w:r>
+        <w:rPr>
+          <w:rFonts w:cs="宋体" w:hint="eastAsia"/>
+          <w:kern w:val="0"/>
+          <w:szCs w:val="21"/>
+        </w:rPr>
+        <w:t xml:space="preserve"> as '</w:t>
+      </w:r>
+      <w:r>
+        <w:rPr>
+          <w:rFonts w:cs="宋体" w:hint="eastAsia"/>
+          <w:kern w:val="0"/>
+          <w:szCs w:val="21"/>
+        </w:rPr>
+        <w:t>学生学号</w:t>
+      </w:r>
+      <w:r>
+        <w:rPr>
+          <w:rFonts w:cs="宋体" w:hint="eastAsia"/>
+          <w:kern w:val="0"/>
+          <w:szCs w:val="21"/>
+        </w:rPr>
+        <w:t>', degree as '</w:t>
+      </w:r>
+      <w:r>
+        <w:rPr>
+          <w:rFonts w:cs="宋体" w:hint="eastAsia"/>
+          <w:kern w:val="0"/>
+          <w:szCs w:val="21"/>
+        </w:rPr>
+        <w:t>成绩</w:t>
+      </w:r>
+      <w:r>
+        <w:rPr>
+          <w:rFonts w:cs="宋体" w:hint="eastAsia"/>
+          <w:kern w:val="0"/>
+          <w:szCs w:val="21"/>
+        </w:rPr>
+        <w:t xml:space="preserve">' from </w:t>
+      </w:r>
+      <w:proofErr w:type="spellStart"/>
+      <w:r>
+        <w:rPr>
+          <w:rFonts w:cs="宋体" w:hint="eastAsia"/>
+          <w:kern w:val="0"/>
+          <w:szCs w:val="21"/>
+        </w:rPr>
+        <w:t>sc</w:t>
+      </w:r>
+      <w:proofErr w:type="spellEnd"/>
+      <w:r>
+        <w:rPr>
+          <w:rFonts w:cs="宋体" w:hint="eastAsia"/>
+          <w:kern w:val="0"/>
+          <w:szCs w:val="21"/>
+        </w:rPr>
+        <w:t xml:space="preserve"> where </w:t>
+      </w:r>
+      <w:proofErr w:type="spellStart"/>
+      <w:r>
+        <w:rPr>
+          <w:rFonts w:cs="宋体" w:hint="eastAsia"/>
+          <w:kern w:val="0"/>
+          <w:szCs w:val="21"/>
+        </w:rPr>
+        <w:t>cno</w:t>
+      </w:r>
+      <w:proofErr w:type="spellEnd"/>
+      <w:r>
+        <w:rPr>
+          <w:rFonts w:cs="宋体" w:hint="eastAsia"/>
+          <w:kern w:val="0"/>
+          <w:szCs w:val="21"/>
+        </w:rPr>
+        <w:t xml:space="preserve"> = (select </w:t>
+      </w:r>
+      <w:proofErr w:type="spellStart"/>
+      <w:r>
+        <w:rPr>
+          <w:rFonts w:cs="宋体" w:hint="eastAsia"/>
+          <w:kern w:val="0"/>
+          <w:szCs w:val="21"/>
+        </w:rPr>
+        <w:t>cno</w:t>
+      </w:r>
+      <w:proofErr w:type="spellEnd"/>
+      <w:r>
+        <w:rPr>
+          <w:rFonts w:cs="宋体" w:hint="eastAsia"/>
+          <w:kern w:val="0"/>
+          <w:szCs w:val="21"/>
+        </w:rPr>
+        <w:t xml:space="preserve"> from course where </w:t>
+      </w:r>
+      <w:proofErr w:type="spellStart"/>
+      <w:r>
+        <w:rPr>
+          <w:rFonts w:cs="宋体" w:hint="eastAsia"/>
+          <w:kern w:val="0"/>
+          <w:szCs w:val="21"/>
+        </w:rPr>
+        <w:t>cname</w:t>
+      </w:r>
+      <w:proofErr w:type="spellEnd"/>
+      <w:r>
+        <w:rPr>
+          <w:rFonts w:cs="宋体" w:hint="eastAsia"/>
+          <w:kern w:val="0"/>
+          <w:szCs w:val="21"/>
+        </w:rPr>
+        <w:t xml:space="preserve"> = '</w:t>
+      </w:r>
+      <w:r>
+        <w:rPr>
+          <w:rFonts w:cs="宋体" w:hint="eastAsia"/>
+          <w:kern w:val="0"/>
+          <w:szCs w:val="21"/>
+        </w:rPr>
+        <w:t>数据库</w:t>
+      </w:r>
+      <w:r>
+        <w:rPr>
+          <w:rFonts w:cs="宋体" w:hint="eastAsia"/>
+          <w:kern w:val="0"/>
+          <w:szCs w:val="21"/>
+        </w:rPr>
+        <w:t>') and degree between 80 and 90;</w:t>
+      </w:r>
+    </w:p>
+    <w:p>
+      <w:pPr>
+        <w:spacing w:line="400" w:lineRule="exact"/>
+        <w:rPr>
+          <w:rFonts w:cs="宋体"/>
+          <w:kern w:val="0"/>
+          <w:szCs w:val="21"/>
+        </w:rPr>
+      </w:pPr>
+      <w:r>
+        <w:rPr>
+          <w:noProof/>
+          <w:szCs w:val="21"/>
+        </w:rPr>
+        <w:drawing>
+          <wp:anchor distT="0" distB="0" distL="114300" distR="114300" simplePos="0" relativeHeight="251661312" behindDoc="1" locked="0" layoutInCell="1" allowOverlap="1" wp14:anchorId="334ABFC5" wp14:editId="57AC92E2">
+            <wp:simplePos x="0" y="0"/>
+            <wp:positionH relativeFrom="column">
+              <wp:posOffset>1905</wp:posOffset>
+            </wp:positionH>
+            <wp:positionV relativeFrom="paragraph">
+              <wp:posOffset>379012</wp:posOffset>
+            </wp:positionV>
+            <wp:extent cx="5274310" cy="765175"/>
+            <wp:effectExtent l="0" t="0" r="2540" b="0"/>
+            <wp:wrapTight wrapText="bothSides">
+              <wp:wrapPolygon edited="0">
+                <wp:start x="0" y="0"/>
+                <wp:lineTo x="0" y="20973"/>
+                <wp:lineTo x="21532" y="20973"/>
+                <wp:lineTo x="21532" y="0"/>
+                <wp:lineTo x="0" y="0"/>
+              </wp:wrapPolygon>
+            </wp:wrapTight>
+            <wp:docPr id="22" name="图片 22"/>
+            <wp:cNvGraphicFramePr>
+              <a:graphicFrameLocks xmlns:a="http://schemas.openxmlformats.org/drawingml/2006/main" noChangeAspect="1"/>
+            </wp:cNvGraphicFramePr>
+            <a:graphic xmlns:a="http://schemas.openxmlformats.org/drawingml/2006/main">
+              <a:graphicData uri="http://schemas.openxmlformats.org/drawingml/2006/picture">
+                <pic:pic xmlns:pic="http://schemas.openxmlformats.org/drawingml/2006/picture">
+                  <pic:nvPicPr>
+                    <pic:cNvPr id="1" name=""/>
+                    <pic:cNvPicPr/>
+                  </pic:nvPicPr>
+                  <pic:blipFill>
+                    <a:blip r:embed="rId29">
+                      <a:extLst>
+                        <a:ext uri="{28A0092B-C50C-407E-A947-70E740481C1C}">
+                          <a14:useLocalDpi xmlns:a14="http://schemas.microsoft.com/office/drawing/2010/main" val="0"/>
+                        </a:ext>
+                      </a:extLst>
+                    </a:blip>
+                    <a:stretch>
+                      <a:fillRect/>
+                    </a:stretch>
+                  </pic:blipFill>
+                  <pic:spPr>
+                    <a:xfrm>
+                      <a:off x="0" y="0"/>
+                      <a:ext cx="5274310" cy="765175"/>
+                    </a:xfrm>
+                    <a:prstGeom prst="rect">
+                      <a:avLst/>
+                    </a:prstGeom>
+                  </pic:spPr>
+                </pic:pic>
+              </a:graphicData>
+            </a:graphic>
+          </wp:anchor>
+        </w:drawing>
+      </w:r>
       <w:r>
         <w:rPr>
           <w:rFonts w:cs="宋体" w:hint="eastAsia"/>
@@ -7192,22 +8322,6 @@
           <w:szCs w:val="21"/>
         </w:rPr>
       </w:pPr>
-    </w:p>
-    <w:p>
-      <w:pPr>
-        <w:spacing w:line="400" w:lineRule="exact"/>
-        <w:rPr>
-          <w:szCs w:val="21"/>
-        </w:rPr>
-      </w:pPr>
-    </w:p>
-    <w:p>
-      <w:pPr>
-        <w:spacing w:line="400" w:lineRule="exact"/>
-        <w:rPr>
-          <w:szCs w:val="21"/>
-        </w:rPr>
-      </w:pPr>
       <w:r>
         <w:rPr>
           <w:rFonts w:hint="eastAsia"/>
@@ -7239,6 +8353,214 @@
           <w:szCs w:val="21"/>
         </w:rPr>
         <w:t>答：代码</w:t>
+      </w:r>
+      <w:r>
+        <w:rPr>
+          <w:rFonts w:cs="宋体" w:hint="eastAsia"/>
+          <w:kern w:val="0"/>
+          <w:szCs w:val="21"/>
+        </w:rPr>
+        <w:t>：</w:t>
+      </w:r>
+      <w:r>
+        <w:rPr>
+          <w:rFonts w:cs="宋体" w:hint="eastAsia"/>
+          <w:kern w:val="0"/>
+          <w:szCs w:val="21"/>
+        </w:rPr>
+        <w:t xml:space="preserve">select </w:t>
+      </w:r>
+      <w:proofErr w:type="spellStart"/>
+      <w:r>
+        <w:rPr>
+          <w:rFonts w:cs="宋体" w:hint="eastAsia"/>
+          <w:kern w:val="0"/>
+          <w:szCs w:val="21"/>
+        </w:rPr>
+        <w:t>sno</w:t>
+      </w:r>
+      <w:proofErr w:type="spellEnd"/>
+      <w:r>
+        <w:rPr>
+          <w:rFonts w:cs="宋体" w:hint="eastAsia"/>
+          <w:kern w:val="0"/>
+          <w:szCs w:val="21"/>
+        </w:rPr>
+        <w:t xml:space="preserve"> as '</w:t>
+      </w:r>
+      <w:r>
+        <w:rPr>
+          <w:rFonts w:cs="宋体" w:hint="eastAsia"/>
+          <w:kern w:val="0"/>
+          <w:szCs w:val="21"/>
+        </w:rPr>
+        <w:t>学号</w:t>
+      </w:r>
+      <w:r>
+        <w:rPr>
+          <w:rFonts w:cs="宋体" w:hint="eastAsia"/>
+          <w:kern w:val="0"/>
+          <w:szCs w:val="21"/>
+        </w:rPr>
+        <w:t xml:space="preserve">', </w:t>
+      </w:r>
+      <w:proofErr w:type="spellStart"/>
+      <w:r>
+        <w:rPr>
+          <w:rFonts w:cs="宋体" w:hint="eastAsia"/>
+          <w:kern w:val="0"/>
+          <w:szCs w:val="21"/>
+        </w:rPr>
+        <w:t>sname</w:t>
+      </w:r>
+      <w:proofErr w:type="spellEnd"/>
+      <w:r>
+        <w:rPr>
+          <w:rFonts w:cs="宋体" w:hint="eastAsia"/>
+          <w:kern w:val="0"/>
+          <w:szCs w:val="21"/>
+        </w:rPr>
+        <w:t xml:space="preserve"> as '</w:t>
+      </w:r>
+      <w:r>
+        <w:rPr>
+          <w:rFonts w:cs="宋体" w:hint="eastAsia"/>
+          <w:kern w:val="0"/>
+          <w:szCs w:val="21"/>
+        </w:rPr>
+        <w:t>姓名</w:t>
+      </w:r>
+      <w:r>
+        <w:rPr>
+          <w:rFonts w:cs="宋体" w:hint="eastAsia"/>
+          <w:kern w:val="0"/>
+          <w:szCs w:val="21"/>
+        </w:rPr>
+        <w:t xml:space="preserve">' from student where </w:t>
+      </w:r>
+      <w:proofErr w:type="spellStart"/>
+      <w:r>
+        <w:rPr>
+          <w:rFonts w:cs="宋体" w:hint="eastAsia"/>
+          <w:kern w:val="0"/>
+          <w:szCs w:val="21"/>
+        </w:rPr>
+        <w:t>sno</w:t>
+      </w:r>
+      <w:proofErr w:type="spellEnd"/>
+      <w:r>
+        <w:rPr>
+          <w:rFonts w:cs="宋体" w:hint="eastAsia"/>
+          <w:kern w:val="0"/>
+          <w:szCs w:val="21"/>
+        </w:rPr>
+        <w:t xml:space="preserve"> in (select </w:t>
+      </w:r>
+      <w:proofErr w:type="spellStart"/>
+      <w:r>
+        <w:rPr>
+          <w:rFonts w:cs="宋体" w:hint="eastAsia"/>
+          <w:kern w:val="0"/>
+          <w:szCs w:val="21"/>
+        </w:rPr>
+        <w:t>sno</w:t>
+      </w:r>
+      <w:proofErr w:type="spellEnd"/>
+      <w:r>
+        <w:rPr>
+          <w:rFonts w:cs="宋体" w:hint="eastAsia"/>
+          <w:kern w:val="0"/>
+          <w:szCs w:val="21"/>
+        </w:rPr>
+        <w:t xml:space="preserve"> from </w:t>
+      </w:r>
+      <w:proofErr w:type="spellStart"/>
+      <w:r>
+        <w:rPr>
+          <w:rFonts w:cs="宋体" w:hint="eastAsia"/>
+          <w:kern w:val="0"/>
+          <w:szCs w:val="21"/>
+        </w:rPr>
+        <w:t>sc</w:t>
+      </w:r>
+      <w:proofErr w:type="spellEnd"/>
+      <w:r>
+        <w:rPr>
+          <w:rFonts w:cs="宋体" w:hint="eastAsia"/>
+          <w:kern w:val="0"/>
+          <w:szCs w:val="21"/>
+        </w:rPr>
+        <w:t xml:space="preserve"> where </w:t>
+      </w:r>
+      <w:proofErr w:type="spellStart"/>
+      <w:r>
+        <w:rPr>
+          <w:rFonts w:cs="宋体" w:hint="eastAsia"/>
+          <w:kern w:val="0"/>
+          <w:szCs w:val="21"/>
+        </w:rPr>
+        <w:t>cno</w:t>
+      </w:r>
+      <w:proofErr w:type="spellEnd"/>
+      <w:r>
+        <w:rPr>
+          <w:rFonts w:cs="宋体" w:hint="eastAsia"/>
+          <w:kern w:val="0"/>
+          <w:szCs w:val="21"/>
+        </w:rPr>
+        <w:t xml:space="preserve"> = (select </w:t>
+      </w:r>
+      <w:proofErr w:type="spellStart"/>
+      <w:r>
+        <w:rPr>
+          <w:rFonts w:cs="宋体" w:hint="eastAsia"/>
+          <w:kern w:val="0"/>
+          <w:szCs w:val="21"/>
+        </w:rPr>
+        <w:t>cno</w:t>
+      </w:r>
+      <w:proofErr w:type="spellEnd"/>
+      <w:r>
+        <w:rPr>
+          <w:rFonts w:cs="宋体" w:hint="eastAsia"/>
+          <w:kern w:val="0"/>
+          <w:szCs w:val="21"/>
+        </w:rPr>
+        <w:t xml:space="preserve"> from course where </w:t>
+      </w:r>
+      <w:proofErr w:type="spellStart"/>
+      <w:r>
+        <w:rPr>
+          <w:rFonts w:cs="宋体" w:hint="eastAsia"/>
+          <w:kern w:val="0"/>
+          <w:szCs w:val="21"/>
+        </w:rPr>
+        <w:t>cname</w:t>
+      </w:r>
+      <w:proofErr w:type="spellEnd"/>
+      <w:r>
+        <w:rPr>
+          <w:rFonts w:cs="宋体" w:hint="eastAsia"/>
+          <w:kern w:val="0"/>
+          <w:szCs w:val="21"/>
+        </w:rPr>
+        <w:t xml:space="preserve"> = '</w:t>
+      </w:r>
+      <w:r>
+        <w:rPr>
+          <w:rFonts w:cs="宋体" w:hint="eastAsia"/>
+          <w:kern w:val="0"/>
+          <w:szCs w:val="21"/>
+        </w:rPr>
+        <w:t>数学</w:t>
+      </w:r>
+      <w:r>
+        <w:rPr>
+          <w:rFonts w:cs="宋体" w:hint="eastAsia"/>
+          <w:kern w:val="0"/>
+          <w:szCs w:val="21"/>
+        </w:rPr>
+        <w:t>'));</w:t>
       </w:r>
     </w:p>
     <w:p>
@@ -7253,6 +8575,69 @@
       </w:pPr>
       <w:r>
         <w:rPr>
+          <w:noProof/>
+          <w:szCs w:val="21"/>
+        </w:rPr>
+        <w:drawing>
+          <wp:anchor distT="0" distB="0" distL="114300" distR="114300" simplePos="0" relativeHeight="251664384" behindDoc="1" locked="0" layoutInCell="1" allowOverlap="1" wp14:anchorId="2C181376" wp14:editId="561492B5">
+            <wp:simplePos x="0" y="0"/>
+            <wp:positionH relativeFrom="column">
+              <wp:posOffset>1905</wp:posOffset>
+            </wp:positionH>
+            <wp:positionV relativeFrom="paragraph">
+              <wp:posOffset>294640</wp:posOffset>
+            </wp:positionV>
+            <wp:extent cx="5274310" cy="1030605"/>
+            <wp:effectExtent l="0" t="0" r="2540" b="0"/>
+            <wp:wrapTight wrapText="bothSides">
+              <wp:wrapPolygon edited="0">
+                <wp:start x="0" y="0"/>
+                <wp:lineTo x="0" y="21161"/>
+                <wp:lineTo x="21532" y="21161"/>
+                <wp:lineTo x="21532" y="0"/>
+                <wp:lineTo x="0" y="0"/>
+              </wp:wrapPolygon>
+            </wp:wrapTight>
+            <wp:docPr id="23" name="图片 23"/>
+            <wp:cNvGraphicFramePr>
+              <a:graphicFrameLocks xmlns:a="http://schemas.openxmlformats.org/drawingml/2006/main" noChangeAspect="1"/>
+            </wp:cNvGraphicFramePr>
+            <a:graphic xmlns:a="http://schemas.openxmlformats.org/drawingml/2006/main">
+              <a:graphicData uri="http://schemas.openxmlformats.org/drawingml/2006/picture">
+                <pic:pic xmlns:pic="http://schemas.openxmlformats.org/drawingml/2006/picture">
+                  <pic:nvPicPr>
+                    <pic:cNvPr id="1" name=""/>
+                    <pic:cNvPicPr/>
+                  </pic:nvPicPr>
+                  <pic:blipFill>
+                    <a:blip r:embed="rId30">
+                      <a:extLst>
+                        <a:ext uri="{28A0092B-C50C-407E-A947-70E740481C1C}">
+                          <a14:useLocalDpi xmlns:a14="http://schemas.microsoft.com/office/drawing/2010/main" val="0"/>
+                        </a:ext>
+                      </a:extLst>
+                    </a:blip>
+                    <a:stretch>
+                      <a:fillRect/>
+                    </a:stretch>
+                  </pic:blipFill>
+                  <pic:spPr>
+                    <a:xfrm>
+                      <a:off x="0" y="0"/>
+                      <a:ext cx="5274310" cy="1030605"/>
+                    </a:xfrm>
+                    <a:prstGeom prst="rect">
+                      <a:avLst/>
+                    </a:prstGeom>
+                  </pic:spPr>
+                </pic:pic>
+              </a:graphicData>
+            </a:graphic>
+          </wp:anchor>
+        </w:drawing>
+      </w:r>
+      <w:r>
+        <w:rPr>
           <w:rFonts w:cs="宋体" w:hint="eastAsia"/>
           <w:kern w:val="0"/>
           <w:szCs w:val="21"/>
@@ -7276,22 +8661,6 @@
           <w:szCs w:val="21"/>
         </w:rPr>
       </w:pPr>
-    </w:p>
-    <w:p>
-      <w:pPr>
-        <w:spacing w:line="400" w:lineRule="exact"/>
-        <w:rPr>
-          <w:szCs w:val="21"/>
-        </w:rPr>
-      </w:pPr>
-    </w:p>
-    <w:p>
-      <w:pPr>
-        <w:spacing w:line="400" w:lineRule="exact"/>
-        <w:rPr>
-          <w:szCs w:val="21"/>
-        </w:rPr>
-      </w:pPr>
       <w:r>
         <w:rPr>
           <w:rFonts w:hint="eastAsia"/>
@@ -7338,16 +8707,201 @@
         </w:rPr>
         <w:t>答：代码</w:t>
       </w:r>
-    </w:p>
-    <w:p>
-      <w:pPr>
-        <w:spacing w:line="400" w:lineRule="exact"/>
-        <w:rPr>
-          <w:rFonts w:cs="宋体"/>
-          <w:kern w:val="0"/>
-          <w:szCs w:val="21"/>
-        </w:rPr>
-      </w:pPr>
+      <w:r>
+        <w:rPr>
+          <w:rFonts w:cs="宋体" w:hint="eastAsia"/>
+          <w:kern w:val="0"/>
+          <w:szCs w:val="21"/>
+        </w:rPr>
+        <w:t>：</w:t>
+      </w:r>
+      <w:r>
+        <w:rPr>
+          <w:rFonts w:cs="宋体" w:hint="eastAsia"/>
+          <w:kern w:val="0"/>
+          <w:szCs w:val="21"/>
+        </w:rPr>
+        <w:t>select avg(year(CURDATE()) - year(</w:t>
+      </w:r>
+      <w:proofErr w:type="spellStart"/>
+      <w:r>
+        <w:rPr>
+          <w:rFonts w:cs="宋体" w:hint="eastAsia"/>
+          <w:kern w:val="0"/>
+          <w:szCs w:val="21"/>
+        </w:rPr>
+        <w:t>sbirthday</w:t>
+      </w:r>
+      <w:proofErr w:type="spellEnd"/>
+      <w:r>
+        <w:rPr>
+          <w:rFonts w:cs="宋体" w:hint="eastAsia"/>
+          <w:kern w:val="0"/>
+          <w:szCs w:val="21"/>
+        </w:rPr>
+        <w:t>)) as '</w:t>
+      </w:r>
+      <w:r>
+        <w:rPr>
+          <w:rFonts w:cs="宋体" w:hint="eastAsia"/>
+          <w:kern w:val="0"/>
+          <w:szCs w:val="21"/>
+        </w:rPr>
+        <w:t>平均年龄</w:t>
+      </w:r>
+      <w:r>
+        <w:rPr>
+          <w:rFonts w:cs="宋体" w:hint="eastAsia"/>
+          <w:kern w:val="0"/>
+          <w:szCs w:val="21"/>
+        </w:rPr>
+        <w:t xml:space="preserve">' from student where </w:t>
+      </w:r>
+      <w:proofErr w:type="spellStart"/>
+      <w:r>
+        <w:rPr>
+          <w:rFonts w:cs="宋体" w:hint="eastAsia"/>
+          <w:kern w:val="0"/>
+          <w:szCs w:val="21"/>
+        </w:rPr>
+        <w:t>sno</w:t>
+      </w:r>
+      <w:proofErr w:type="spellEnd"/>
+      <w:r>
+        <w:rPr>
+          <w:rFonts w:cs="宋体" w:hint="eastAsia"/>
+          <w:kern w:val="0"/>
+          <w:szCs w:val="21"/>
+        </w:rPr>
+        <w:t xml:space="preserve"> in (select </w:t>
+      </w:r>
+      <w:proofErr w:type="spellStart"/>
+      <w:r>
+        <w:rPr>
+          <w:rFonts w:cs="宋体" w:hint="eastAsia"/>
+          <w:kern w:val="0"/>
+          <w:szCs w:val="21"/>
+        </w:rPr>
+        <w:t>sno</w:t>
+      </w:r>
+      <w:proofErr w:type="spellEnd"/>
+      <w:r>
+        <w:rPr>
+          <w:rFonts w:cs="宋体" w:hint="eastAsia"/>
+          <w:kern w:val="0"/>
+          <w:szCs w:val="21"/>
+        </w:rPr>
+        <w:t xml:space="preserve"> from </w:t>
+      </w:r>
+      <w:proofErr w:type="spellStart"/>
+      <w:r>
+        <w:rPr>
+          <w:rFonts w:cs="宋体" w:hint="eastAsia"/>
+          <w:kern w:val="0"/>
+          <w:szCs w:val="21"/>
+        </w:rPr>
+        <w:t>sc</w:t>
+      </w:r>
+      <w:proofErr w:type="spellEnd"/>
+      <w:r>
+        <w:rPr>
+          <w:rFonts w:cs="宋体" w:hint="eastAsia"/>
+          <w:kern w:val="0"/>
+          <w:szCs w:val="21"/>
+        </w:rPr>
+        <w:t xml:space="preserve"> where </w:t>
+      </w:r>
+      <w:proofErr w:type="spellStart"/>
+      <w:r>
+        <w:rPr>
+          <w:rFonts w:cs="宋体" w:hint="eastAsia"/>
+          <w:kern w:val="0"/>
+          <w:szCs w:val="21"/>
+        </w:rPr>
+        <w:t>cno</w:t>
+      </w:r>
+      <w:proofErr w:type="spellEnd"/>
+      <w:r>
+        <w:rPr>
+          <w:rFonts w:cs="宋体" w:hint="eastAsia"/>
+          <w:kern w:val="0"/>
+          <w:szCs w:val="21"/>
+        </w:rPr>
+        <w:t xml:space="preserve"> = 'C04');</w:t>
+      </w:r>
+    </w:p>
+    <w:p>
+      <w:pPr>
+        <w:spacing w:line="400" w:lineRule="exact"/>
+        <w:rPr>
+          <w:rFonts w:cs="宋体"/>
+          <w:kern w:val="0"/>
+          <w:szCs w:val="21"/>
+        </w:rPr>
+      </w:pPr>
+      <w:r>
+        <w:rPr>
+          <w:noProof/>
+          <w:szCs w:val="21"/>
+        </w:rPr>
+        <w:drawing>
+          <wp:anchor distT="0" distB="0" distL="114300" distR="114300" simplePos="0" relativeHeight="251667456" behindDoc="1" locked="0" layoutInCell="1" allowOverlap="1" wp14:anchorId="02ECCFD1" wp14:editId="725B975D">
+            <wp:simplePos x="0" y="0"/>
+            <wp:positionH relativeFrom="column">
+              <wp:posOffset>1905</wp:posOffset>
+            </wp:positionH>
+            <wp:positionV relativeFrom="paragraph">
+              <wp:posOffset>331001</wp:posOffset>
+            </wp:positionV>
+            <wp:extent cx="5274310" cy="948690"/>
+            <wp:effectExtent l="0" t="0" r="2540" b="3810"/>
+            <wp:wrapTight wrapText="bothSides">
+              <wp:wrapPolygon edited="0">
+                <wp:start x="0" y="0"/>
+                <wp:lineTo x="0" y="21253"/>
+                <wp:lineTo x="21532" y="21253"/>
+                <wp:lineTo x="21532" y="0"/>
+                <wp:lineTo x="0" y="0"/>
+              </wp:wrapPolygon>
+            </wp:wrapTight>
+            <wp:docPr id="25" name="图片 25"/>
+            <wp:cNvGraphicFramePr>
+              <a:graphicFrameLocks xmlns:a="http://schemas.openxmlformats.org/drawingml/2006/main" noChangeAspect="1"/>
+            </wp:cNvGraphicFramePr>
+            <a:graphic xmlns:a="http://schemas.openxmlformats.org/drawingml/2006/main">
+              <a:graphicData uri="http://schemas.openxmlformats.org/drawingml/2006/picture">
+                <pic:pic xmlns:pic="http://schemas.openxmlformats.org/drawingml/2006/picture">
+                  <pic:nvPicPr>
+                    <pic:cNvPr id="1" name=""/>
+                    <pic:cNvPicPr/>
+                  </pic:nvPicPr>
+                  <pic:blipFill>
+                    <a:blip r:embed="rId31">
+                      <a:extLst>
+                        <a:ext uri="{28A0092B-C50C-407E-A947-70E740481C1C}">
+                          <a14:useLocalDpi xmlns:a14="http://schemas.microsoft.com/office/drawing/2010/main" val="0"/>
+                        </a:ext>
+                      </a:extLst>
+                    </a:blip>
+                    <a:stretch>
+                      <a:fillRect/>
+                    </a:stretch>
+                  </pic:blipFill>
+                  <pic:spPr>
+                    <a:xfrm>
+                      <a:off x="0" y="0"/>
+                      <a:ext cx="5274310" cy="948690"/>
+                    </a:xfrm>
+                    <a:prstGeom prst="rect">
+                      <a:avLst/>
+                    </a:prstGeom>
+                  </pic:spPr>
+                </pic:pic>
+              </a:graphicData>
+            </a:graphic>
+          </wp:anchor>
+        </w:drawing>
+      </w:r>
       <w:r>
         <w:rPr>
           <w:rFonts w:cs="宋体" w:hint="eastAsia"/>
@@ -7372,19 +8926,12 @@
           <w:szCs w:val="21"/>
         </w:rPr>
       </w:pPr>
-    </w:p>
-    <w:p>
-      <w:pPr>
-        <w:spacing w:line="400" w:lineRule="exact"/>
-        <w:rPr>
-          <w:szCs w:val="21"/>
-        </w:rPr>
-      </w:pPr>
       <w:r>
         <w:rPr>
           <w:rFonts w:hint="eastAsia"/>
           <w:szCs w:val="21"/>
         </w:rPr>
+        <w:lastRenderedPageBreak/>
         <w:t xml:space="preserve">(8) </w:t>
       </w:r>
       <w:r>
@@ -7426,16 +8973,221 @@
         </w:rPr>
         <w:t>答：代码</w:t>
       </w:r>
-    </w:p>
-    <w:p>
-      <w:pPr>
-        <w:spacing w:line="400" w:lineRule="exact"/>
-        <w:rPr>
-          <w:rFonts w:cs="宋体"/>
-          <w:kern w:val="0"/>
-          <w:szCs w:val="21"/>
-        </w:rPr>
-      </w:pPr>
+      <w:r>
+        <w:rPr>
+          <w:rFonts w:cs="宋体" w:hint="eastAsia"/>
+          <w:kern w:val="0"/>
+          <w:szCs w:val="21"/>
+        </w:rPr>
+        <w:t>：</w:t>
+      </w:r>
+      <w:r>
+        <w:rPr>
+          <w:rFonts w:cs="宋体"/>
+          <w:kern w:val="0"/>
+          <w:szCs w:val="21"/>
+        </w:rPr>
+        <w:t xml:space="preserve">select </w:t>
+      </w:r>
+      <w:proofErr w:type="spellStart"/>
+      <w:r>
+        <w:rPr>
+          <w:rFonts w:cs="宋体"/>
+          <w:kern w:val="0"/>
+          <w:szCs w:val="21"/>
+        </w:rPr>
+        <w:t>cname</w:t>
+      </w:r>
+      <w:proofErr w:type="spellEnd"/>
+      <w:r>
+        <w:rPr>
+          <w:rFonts w:cs="宋体"/>
+          <w:kern w:val="0"/>
+          <w:szCs w:val="21"/>
+        </w:rPr>
+        <w:t xml:space="preserve">, degree from </w:t>
+      </w:r>
+      <w:proofErr w:type="spellStart"/>
+      <w:r>
+        <w:rPr>
+          <w:rFonts w:cs="宋体"/>
+          <w:kern w:val="0"/>
+          <w:szCs w:val="21"/>
+        </w:rPr>
+        <w:t>sc</w:t>
+      </w:r>
+      <w:proofErr w:type="spellEnd"/>
+      <w:r>
+        <w:rPr>
+          <w:rFonts w:cs="宋体"/>
+          <w:kern w:val="0"/>
+          <w:szCs w:val="21"/>
+        </w:rPr>
+        <w:t xml:space="preserve"> join course c on </w:t>
+      </w:r>
+      <w:proofErr w:type="spellStart"/>
+      <w:r>
+        <w:rPr>
+          <w:rFonts w:cs="宋体"/>
+          <w:kern w:val="0"/>
+          <w:szCs w:val="21"/>
+        </w:rPr>
+        <w:t>sc.cno</w:t>
+      </w:r>
+      <w:proofErr w:type="spellEnd"/>
+      <w:r>
+        <w:rPr>
+          <w:rFonts w:cs="宋体"/>
+          <w:kern w:val="0"/>
+          <w:szCs w:val="21"/>
+        </w:rPr>
+        <w:t xml:space="preserve"> = </w:t>
+      </w:r>
+      <w:proofErr w:type="spellStart"/>
+      <w:r>
+        <w:rPr>
+          <w:rFonts w:cs="宋体"/>
+          <w:kern w:val="0"/>
+          <w:szCs w:val="21"/>
+        </w:rPr>
+        <w:t>c.cno</w:t>
+      </w:r>
+      <w:proofErr w:type="spellEnd"/>
+      <w:r>
+        <w:rPr>
+          <w:rFonts w:cs="宋体"/>
+          <w:kern w:val="0"/>
+          <w:szCs w:val="21"/>
+        </w:rPr>
+        <w:t xml:space="preserve"> where </w:t>
+      </w:r>
+      <w:proofErr w:type="spellStart"/>
+      <w:r>
+        <w:rPr>
+          <w:rFonts w:cs="宋体"/>
+          <w:kern w:val="0"/>
+          <w:szCs w:val="21"/>
+        </w:rPr>
+        <w:t>c.cno</w:t>
+      </w:r>
+      <w:proofErr w:type="spellEnd"/>
+      <w:r>
+        <w:rPr>
+          <w:rFonts w:cs="宋体"/>
+          <w:kern w:val="0"/>
+          <w:szCs w:val="21"/>
+        </w:rPr>
+        <w:t xml:space="preserve"> in (select </w:t>
+      </w:r>
+      <w:proofErr w:type="spellStart"/>
+      <w:r>
+        <w:rPr>
+          <w:rFonts w:cs="宋体"/>
+          <w:kern w:val="0"/>
+          <w:szCs w:val="21"/>
+        </w:rPr>
+        <w:t>teaching.cno</w:t>
+      </w:r>
+      <w:proofErr w:type="spellEnd"/>
+      <w:r>
+        <w:rPr>
+          <w:rFonts w:cs="宋体"/>
+          <w:kern w:val="0"/>
+          <w:szCs w:val="21"/>
+        </w:rPr>
+        <w:t xml:space="preserve"> from teaching where </w:t>
+      </w:r>
+      <w:proofErr w:type="spellStart"/>
+      <w:r>
+        <w:rPr>
+          <w:rFonts w:cs="宋体"/>
+          <w:kern w:val="0"/>
+          <w:szCs w:val="21"/>
+        </w:rPr>
+        <w:t>cterm</w:t>
+      </w:r>
+      <w:proofErr w:type="spellEnd"/>
+      <w:r>
+        <w:rPr>
+          <w:rFonts w:cs="宋体"/>
+          <w:kern w:val="0"/>
+          <w:szCs w:val="21"/>
+        </w:rPr>
+        <w:t xml:space="preserve"> = 3);</w:t>
+      </w:r>
+    </w:p>
+    <w:p>
+      <w:pPr>
+        <w:spacing w:line="400" w:lineRule="exact"/>
+        <w:rPr>
+          <w:rFonts w:cs="宋体"/>
+          <w:kern w:val="0"/>
+          <w:szCs w:val="21"/>
+        </w:rPr>
+      </w:pPr>
+      <w:r>
+        <w:rPr>
+          <w:noProof/>
+          <w:szCs w:val="21"/>
+        </w:rPr>
+        <w:drawing>
+          <wp:anchor distT="0" distB="0" distL="114300" distR="114300" simplePos="0" relativeHeight="251670528" behindDoc="1" locked="0" layoutInCell="1" allowOverlap="1" wp14:anchorId="5D486548" wp14:editId="193A48DF">
+            <wp:simplePos x="0" y="0"/>
+            <wp:positionH relativeFrom="column">
+              <wp:posOffset>9856</wp:posOffset>
+            </wp:positionH>
+            <wp:positionV relativeFrom="paragraph">
+              <wp:posOffset>319957</wp:posOffset>
+            </wp:positionV>
+            <wp:extent cx="5274310" cy="1187450"/>
+            <wp:effectExtent l="0" t="0" r="2540" b="0"/>
+            <wp:wrapTight wrapText="bothSides">
+              <wp:wrapPolygon edited="0">
+                <wp:start x="0" y="0"/>
+                <wp:lineTo x="0" y="21138"/>
+                <wp:lineTo x="21532" y="21138"/>
+                <wp:lineTo x="21532" y="0"/>
+                <wp:lineTo x="0" y="0"/>
+              </wp:wrapPolygon>
+            </wp:wrapTight>
+            <wp:docPr id="26" name="图片 26"/>
+            <wp:cNvGraphicFramePr>
+              <a:graphicFrameLocks xmlns:a="http://schemas.openxmlformats.org/drawingml/2006/main" noChangeAspect="1"/>
+            </wp:cNvGraphicFramePr>
+            <a:graphic xmlns:a="http://schemas.openxmlformats.org/drawingml/2006/main">
+              <a:graphicData uri="http://schemas.openxmlformats.org/drawingml/2006/picture">
+                <pic:pic xmlns:pic="http://schemas.openxmlformats.org/drawingml/2006/picture">
+                  <pic:nvPicPr>
+                    <pic:cNvPr id="1" name=""/>
+                    <pic:cNvPicPr/>
+                  </pic:nvPicPr>
+                  <pic:blipFill>
+                    <a:blip r:embed="rId32">
+                      <a:extLst>
+                        <a:ext uri="{28A0092B-C50C-407E-A947-70E740481C1C}">
+                          <a14:useLocalDpi xmlns:a14="http://schemas.microsoft.com/office/drawing/2010/main" val="0"/>
+                        </a:ext>
+                      </a:extLst>
+                    </a:blip>
+                    <a:stretch>
+                      <a:fillRect/>
+                    </a:stretch>
+                  </pic:blipFill>
+                  <pic:spPr>
+                    <a:xfrm>
+                      <a:off x="0" y="0"/>
+                      <a:ext cx="5274310" cy="1187450"/>
+                    </a:xfrm>
+                    <a:prstGeom prst="rect">
+                      <a:avLst/>
+                    </a:prstGeom>
+                  </pic:spPr>
+                </pic:pic>
+              </a:graphicData>
+            </a:graphic>
+          </wp:anchor>
+        </w:drawing>
+      </w:r>
       <w:r>
         <w:rPr>
           <w:rFonts w:cs="宋体" w:hint="eastAsia"/>
@@ -7452,22 +9204,6 @@
           <w:szCs w:val="21"/>
         </w:rPr>
       </w:pPr>
-    </w:p>
-    <w:p>
-      <w:pPr>
-        <w:spacing w:line="400" w:lineRule="exact"/>
-        <w:rPr>
-          <w:szCs w:val="21"/>
-        </w:rPr>
-      </w:pPr>
-    </w:p>
-    <w:p>
-      <w:pPr>
-        <w:spacing w:line="400" w:lineRule="exact"/>
-        <w:rPr>
-          <w:szCs w:val="21"/>
-        </w:rPr>
-      </w:pPr>
       <w:r>
         <w:rPr>
           <w:rFonts w:hint="eastAsia"/>
@@ -7500,16 +9236,255 @@
         </w:rPr>
         <w:t>答：代码</w:t>
       </w:r>
-    </w:p>
-    <w:p>
-      <w:pPr>
-        <w:spacing w:line="400" w:lineRule="exact"/>
-        <w:rPr>
-          <w:rFonts w:cs="宋体"/>
-          <w:kern w:val="0"/>
-          <w:szCs w:val="21"/>
-        </w:rPr>
-      </w:pPr>
+      <w:r>
+        <w:rPr>
+          <w:rFonts w:cs="宋体" w:hint="eastAsia"/>
+          <w:kern w:val="0"/>
+          <w:szCs w:val="21"/>
+        </w:rPr>
+        <w:t>：</w:t>
+      </w:r>
+      <w:r>
+        <w:rPr>
+          <w:rFonts w:cs="宋体" w:hint="eastAsia"/>
+          <w:kern w:val="0"/>
+          <w:szCs w:val="21"/>
+        </w:rPr>
+        <w:t xml:space="preserve">SELECT </w:t>
+      </w:r>
+      <w:proofErr w:type="spellStart"/>
+      <w:r>
+        <w:rPr>
+          <w:rFonts w:cs="宋体" w:hint="eastAsia"/>
+          <w:kern w:val="0"/>
+          <w:szCs w:val="21"/>
+        </w:rPr>
+        <w:t>cno</w:t>
+      </w:r>
+      <w:proofErr w:type="spellEnd"/>
+      <w:r>
+        <w:rPr>
+          <w:rFonts w:cs="宋体" w:hint="eastAsia"/>
+          <w:kern w:val="0"/>
+          <w:szCs w:val="21"/>
+        </w:rPr>
+        <w:t xml:space="preserve">, </w:t>
+      </w:r>
+      <w:proofErr w:type="spellStart"/>
+      <w:r>
+        <w:rPr>
+          <w:rFonts w:cs="宋体" w:hint="eastAsia"/>
+          <w:kern w:val="0"/>
+          <w:szCs w:val="21"/>
+        </w:rPr>
+        <w:t>sno</w:t>
+      </w:r>
+      <w:proofErr w:type="spellEnd"/>
+      <w:r>
+        <w:rPr>
+          <w:rFonts w:cs="宋体" w:hint="eastAsia"/>
+          <w:kern w:val="0"/>
+          <w:szCs w:val="21"/>
+        </w:rPr>
+        <w:t xml:space="preserve">, degree FROM </w:t>
+      </w:r>
+      <w:proofErr w:type="spellStart"/>
+      <w:r>
+        <w:rPr>
+          <w:rFonts w:cs="宋体" w:hint="eastAsia"/>
+          <w:kern w:val="0"/>
+          <w:szCs w:val="21"/>
+        </w:rPr>
+        <w:t>sc</w:t>
+      </w:r>
+      <w:proofErr w:type="spellEnd"/>
+      <w:r>
+        <w:rPr>
+          <w:rFonts w:cs="宋体" w:hint="eastAsia"/>
+          <w:kern w:val="0"/>
+          <w:szCs w:val="21"/>
+        </w:rPr>
+        <w:t xml:space="preserve"> WHERE </w:t>
+      </w:r>
+      <w:proofErr w:type="spellStart"/>
+      <w:r>
+        <w:rPr>
+          <w:rFonts w:cs="宋体" w:hint="eastAsia"/>
+          <w:kern w:val="0"/>
+          <w:szCs w:val="21"/>
+        </w:rPr>
+        <w:t>cno</w:t>
+      </w:r>
+      <w:proofErr w:type="spellEnd"/>
+      <w:r>
+        <w:rPr>
+          <w:rFonts w:cs="宋体" w:hint="eastAsia"/>
+          <w:kern w:val="0"/>
+          <w:szCs w:val="21"/>
+        </w:rPr>
+        <w:t xml:space="preserve"> IN (SELECT </w:t>
+      </w:r>
+      <w:proofErr w:type="spellStart"/>
+      <w:r>
+        <w:rPr>
+          <w:rFonts w:cs="宋体" w:hint="eastAsia"/>
+          <w:kern w:val="0"/>
+          <w:szCs w:val="21"/>
+        </w:rPr>
+        <w:t>cno</w:t>
+      </w:r>
+      <w:proofErr w:type="spellEnd"/>
+      <w:r>
+        <w:rPr>
+          <w:rFonts w:cs="宋体" w:hint="eastAsia"/>
+          <w:kern w:val="0"/>
+          <w:szCs w:val="21"/>
+        </w:rPr>
+        <w:t xml:space="preserve"> FROM teaching WHERE </w:t>
+      </w:r>
+      <w:proofErr w:type="spellStart"/>
+      <w:r>
+        <w:rPr>
+          <w:rFonts w:cs="宋体" w:hint="eastAsia"/>
+          <w:kern w:val="0"/>
+          <w:szCs w:val="21"/>
+        </w:rPr>
+        <w:t>tno</w:t>
+      </w:r>
+      <w:proofErr w:type="spellEnd"/>
+      <w:r>
+        <w:rPr>
+          <w:rFonts w:cs="宋体" w:hint="eastAsia"/>
+          <w:kern w:val="0"/>
+          <w:szCs w:val="21"/>
+        </w:rPr>
+        <w:t xml:space="preserve"> = (SELECT </w:t>
+      </w:r>
+      <w:proofErr w:type="spellStart"/>
+      <w:r>
+        <w:rPr>
+          <w:rFonts w:cs="宋体" w:hint="eastAsia"/>
+          <w:kern w:val="0"/>
+          <w:szCs w:val="21"/>
+        </w:rPr>
+        <w:t>tno</w:t>
+      </w:r>
+      <w:proofErr w:type="spellEnd"/>
+      <w:r>
+        <w:rPr>
+          <w:rFonts w:cs="宋体" w:hint="eastAsia"/>
+          <w:kern w:val="0"/>
+          <w:szCs w:val="21"/>
+        </w:rPr>
+        <w:t xml:space="preserve"> FROM teacher WHERE </w:t>
+      </w:r>
+      <w:proofErr w:type="spellStart"/>
+      <w:r>
+        <w:rPr>
+          <w:rFonts w:cs="宋体" w:hint="eastAsia"/>
+          <w:kern w:val="0"/>
+          <w:szCs w:val="21"/>
+        </w:rPr>
+        <w:t>tname</w:t>
+      </w:r>
+      <w:proofErr w:type="spellEnd"/>
+      <w:r>
+        <w:rPr>
+          <w:rFonts w:cs="宋体" w:hint="eastAsia"/>
+          <w:kern w:val="0"/>
+          <w:szCs w:val="21"/>
+        </w:rPr>
+        <w:t xml:space="preserve"> = '</w:t>
+      </w:r>
+      <w:r>
+        <w:rPr>
+          <w:rFonts w:cs="宋体" w:hint="eastAsia"/>
+          <w:kern w:val="0"/>
+          <w:szCs w:val="21"/>
+        </w:rPr>
+        <w:t>钱军</w:t>
+      </w:r>
+      <w:r>
+        <w:rPr>
+          <w:rFonts w:cs="宋体" w:hint="eastAsia"/>
+          <w:kern w:val="0"/>
+          <w:szCs w:val="21"/>
+        </w:rPr>
+        <w:t>'));</w:t>
+      </w:r>
+    </w:p>
+    <w:p>
+      <w:pPr>
+        <w:spacing w:line="400" w:lineRule="exact"/>
+        <w:rPr>
+          <w:rFonts w:cs="宋体"/>
+          <w:kern w:val="0"/>
+          <w:szCs w:val="21"/>
+        </w:rPr>
+      </w:pPr>
+      <w:r>
+        <w:rPr>
+          <w:noProof/>
+          <w:szCs w:val="21"/>
+        </w:rPr>
+        <w:drawing>
+          <wp:anchor distT="0" distB="0" distL="114300" distR="114300" simplePos="0" relativeHeight="251651072" behindDoc="1" locked="0" layoutInCell="1" allowOverlap="1" wp14:anchorId="64489F1B" wp14:editId="6594DB68">
+            <wp:simplePos x="0" y="0"/>
+            <wp:positionH relativeFrom="column">
+              <wp:posOffset>1905</wp:posOffset>
+            </wp:positionH>
+            <wp:positionV relativeFrom="paragraph">
+              <wp:posOffset>323409</wp:posOffset>
+            </wp:positionV>
+            <wp:extent cx="5274310" cy="977900"/>
+            <wp:effectExtent l="0" t="0" r="2540" b="0"/>
+            <wp:wrapTight wrapText="bothSides">
+              <wp:wrapPolygon edited="0">
+                <wp:start x="0" y="0"/>
+                <wp:lineTo x="0" y="21039"/>
+                <wp:lineTo x="21532" y="21039"/>
+                <wp:lineTo x="21532" y="0"/>
+                <wp:lineTo x="0" y="0"/>
+              </wp:wrapPolygon>
+            </wp:wrapTight>
+            <wp:docPr id="27" name="图片 27"/>
+            <wp:cNvGraphicFramePr>
+              <a:graphicFrameLocks xmlns:a="http://schemas.openxmlformats.org/drawingml/2006/main" noChangeAspect="1"/>
+            </wp:cNvGraphicFramePr>
+            <a:graphic xmlns:a="http://schemas.openxmlformats.org/drawingml/2006/main">
+              <a:graphicData uri="http://schemas.openxmlformats.org/drawingml/2006/picture">
+                <pic:pic xmlns:pic="http://schemas.openxmlformats.org/drawingml/2006/picture">
+                  <pic:nvPicPr>
+                    <pic:cNvPr id="1" name=""/>
+                    <pic:cNvPicPr/>
+                  </pic:nvPicPr>
+                  <pic:blipFill>
+                    <a:blip r:embed="rId33">
+                      <a:extLst>
+                        <a:ext uri="{28A0092B-C50C-407E-A947-70E740481C1C}">
+                          <a14:useLocalDpi xmlns:a14="http://schemas.microsoft.com/office/drawing/2010/main" val="0"/>
+                        </a:ext>
+                      </a:extLst>
+                    </a:blip>
+                    <a:stretch>
+                      <a:fillRect/>
+                    </a:stretch>
+                  </pic:blipFill>
+                  <pic:spPr>
+                    <a:xfrm>
+                      <a:off x="0" y="0"/>
+                      <a:ext cx="5274310" cy="977900"/>
+                    </a:xfrm>
+                    <a:prstGeom prst="rect">
+                      <a:avLst/>
+                    </a:prstGeom>
+                  </pic:spPr>
+                </pic:pic>
+              </a:graphicData>
+            </a:graphic>
+          </wp:anchor>
+        </w:drawing>
+      </w:r>
       <w:r>
         <w:rPr>
           <w:rFonts w:cs="宋体" w:hint="eastAsia"/>
@@ -7523,22 +9498,6 @@
       <w:pPr>
         <w:spacing w:line="400" w:lineRule="exact"/>
         <w:rPr>
-          <w:szCs w:val="21"/>
-        </w:rPr>
-      </w:pPr>
-    </w:p>
-    <w:p>
-      <w:pPr>
-        <w:spacing w:line="400" w:lineRule="exact"/>
-        <w:rPr>
-          <w:szCs w:val="21"/>
-        </w:rPr>
-      </w:pPr>
-    </w:p>
-    <w:p>
-      <w:pPr>
-        <w:spacing w:line="400" w:lineRule="exact"/>
-        <w:rPr>
           <w:rFonts w:cs="宋体"/>
           <w:kern w:val="0"/>
           <w:szCs w:val="21"/>
@@ -7578,16 +9537,233 @@
         </w:rPr>
         <w:t>答：代码</w:t>
       </w:r>
-    </w:p>
-    <w:p>
-      <w:pPr>
-        <w:spacing w:line="400" w:lineRule="exact"/>
-        <w:rPr>
-          <w:rFonts w:cs="宋体"/>
-          <w:kern w:val="0"/>
-          <w:szCs w:val="21"/>
-        </w:rPr>
-      </w:pPr>
+      <w:r>
+        <w:rPr>
+          <w:rFonts w:cs="宋体" w:hint="eastAsia"/>
+          <w:kern w:val="0"/>
+          <w:szCs w:val="21"/>
+        </w:rPr>
+        <w:t>：</w:t>
+      </w:r>
+      <w:r>
+        <w:rPr>
+          <w:rFonts w:cs="宋体" w:hint="eastAsia"/>
+          <w:kern w:val="0"/>
+          <w:szCs w:val="21"/>
+        </w:rPr>
+        <w:t xml:space="preserve">select </w:t>
+      </w:r>
+      <w:proofErr w:type="spellStart"/>
+      <w:r>
+        <w:rPr>
+          <w:rFonts w:cs="宋体" w:hint="eastAsia"/>
+          <w:kern w:val="0"/>
+          <w:szCs w:val="21"/>
+        </w:rPr>
+        <w:t>sname</w:t>
+      </w:r>
+      <w:proofErr w:type="spellEnd"/>
+      <w:r>
+        <w:rPr>
+          <w:rFonts w:cs="宋体" w:hint="eastAsia"/>
+          <w:kern w:val="0"/>
+          <w:szCs w:val="21"/>
+        </w:rPr>
+        <w:t xml:space="preserve"> as '</w:t>
+      </w:r>
+      <w:r>
+        <w:rPr>
+          <w:rFonts w:cs="宋体" w:hint="eastAsia"/>
+          <w:kern w:val="0"/>
+          <w:szCs w:val="21"/>
+        </w:rPr>
+        <w:t>姓名</w:t>
+      </w:r>
+      <w:r>
+        <w:rPr>
+          <w:rFonts w:cs="宋体" w:hint="eastAsia"/>
+          <w:kern w:val="0"/>
+          <w:szCs w:val="21"/>
+        </w:rPr>
+        <w:t xml:space="preserve">' from student where </w:t>
+      </w:r>
+      <w:proofErr w:type="spellStart"/>
+      <w:r>
+        <w:rPr>
+          <w:rFonts w:cs="宋体" w:hint="eastAsia"/>
+          <w:kern w:val="0"/>
+          <w:szCs w:val="21"/>
+        </w:rPr>
+        <w:t>sdept</w:t>
+      </w:r>
+      <w:proofErr w:type="spellEnd"/>
+      <w:r>
+        <w:rPr>
+          <w:rFonts w:cs="宋体" w:hint="eastAsia"/>
+          <w:kern w:val="0"/>
+          <w:szCs w:val="21"/>
+        </w:rPr>
+        <w:t xml:space="preserve"> = (select </w:t>
+      </w:r>
+      <w:proofErr w:type="spellStart"/>
+      <w:r>
+        <w:rPr>
+          <w:rFonts w:cs="宋体" w:hint="eastAsia"/>
+          <w:kern w:val="0"/>
+          <w:szCs w:val="21"/>
+        </w:rPr>
+        <w:t>sdept</w:t>
+      </w:r>
+      <w:proofErr w:type="spellEnd"/>
+      <w:r>
+        <w:rPr>
+          <w:rFonts w:cs="宋体" w:hint="eastAsia"/>
+          <w:kern w:val="0"/>
+          <w:szCs w:val="21"/>
+        </w:rPr>
+        <w:t xml:space="preserve"> from student where </w:t>
+      </w:r>
+      <w:proofErr w:type="spellStart"/>
+      <w:r>
+        <w:rPr>
+          <w:rFonts w:cs="宋体" w:hint="eastAsia"/>
+          <w:kern w:val="0"/>
+          <w:szCs w:val="21"/>
+        </w:rPr>
+        <w:t>sname</w:t>
+      </w:r>
+      <w:proofErr w:type="spellEnd"/>
+      <w:r>
+        <w:rPr>
+          <w:rFonts w:cs="宋体" w:hint="eastAsia"/>
+          <w:kern w:val="0"/>
+          <w:szCs w:val="21"/>
+        </w:rPr>
+        <w:t xml:space="preserve"> = '</w:t>
+      </w:r>
+      <w:r>
+        <w:rPr>
+          <w:rFonts w:cs="宋体" w:hint="eastAsia"/>
+          <w:kern w:val="0"/>
+          <w:szCs w:val="21"/>
+        </w:rPr>
+        <w:t>李勇</w:t>
+      </w:r>
+      <w:r>
+        <w:rPr>
+          <w:rFonts w:cs="宋体" w:hint="eastAsia"/>
+          <w:kern w:val="0"/>
+          <w:szCs w:val="21"/>
+        </w:rPr>
+        <w:t xml:space="preserve">') and </w:t>
+      </w:r>
+      <w:proofErr w:type="spellStart"/>
+      <w:r>
+        <w:rPr>
+          <w:rFonts w:cs="宋体" w:hint="eastAsia"/>
+          <w:kern w:val="0"/>
+          <w:szCs w:val="21"/>
+        </w:rPr>
+        <w:t>sname</w:t>
+      </w:r>
+      <w:proofErr w:type="spellEnd"/>
+      <w:r>
+        <w:rPr>
+          <w:rFonts w:cs="宋体" w:hint="eastAsia"/>
+          <w:kern w:val="0"/>
+          <w:szCs w:val="21"/>
+        </w:rPr>
+        <w:t xml:space="preserve"> != '</w:t>
+      </w:r>
+      <w:r>
+        <w:rPr>
+          <w:rFonts w:cs="宋体" w:hint="eastAsia"/>
+          <w:kern w:val="0"/>
+          <w:szCs w:val="21"/>
+        </w:rPr>
+        <w:t>李勇</w:t>
+      </w:r>
+      <w:r>
+        <w:rPr>
+          <w:rFonts w:cs="宋体" w:hint="eastAsia"/>
+          <w:kern w:val="0"/>
+          <w:szCs w:val="21"/>
+        </w:rPr>
+        <w:t>';</w:t>
+      </w:r>
+    </w:p>
+    <w:p>
+      <w:pPr>
+        <w:spacing w:line="400" w:lineRule="exact"/>
+        <w:rPr>
+          <w:rFonts w:cs="宋体"/>
+          <w:kern w:val="0"/>
+          <w:szCs w:val="21"/>
+        </w:rPr>
+      </w:pPr>
+      <w:r>
+        <w:rPr>
+          <w:noProof/>
+          <w:szCs w:val="21"/>
+        </w:rPr>
+        <w:drawing>
+          <wp:anchor distT="0" distB="0" distL="114300" distR="114300" simplePos="0" relativeHeight="251653120" behindDoc="1" locked="0" layoutInCell="1" allowOverlap="1" wp14:anchorId="21110B62" wp14:editId="3D983C5C">
+            <wp:simplePos x="0" y="0"/>
+            <wp:positionH relativeFrom="column">
+              <wp:posOffset>1905</wp:posOffset>
+            </wp:positionH>
+            <wp:positionV relativeFrom="paragraph">
+              <wp:posOffset>272194</wp:posOffset>
+            </wp:positionV>
+            <wp:extent cx="5274310" cy="965200"/>
+            <wp:effectExtent l="0" t="0" r="2540" b="6350"/>
+            <wp:wrapTight wrapText="bothSides">
+              <wp:wrapPolygon edited="0">
+                <wp:start x="0" y="0"/>
+                <wp:lineTo x="0" y="21316"/>
+                <wp:lineTo x="21532" y="21316"/>
+                <wp:lineTo x="21532" y="0"/>
+                <wp:lineTo x="0" y="0"/>
+              </wp:wrapPolygon>
+            </wp:wrapTight>
+            <wp:docPr id="24" name="图片 24"/>
+            <wp:cNvGraphicFramePr>
+              <a:graphicFrameLocks xmlns:a="http://schemas.openxmlformats.org/drawingml/2006/main" noChangeAspect="1"/>
+            </wp:cNvGraphicFramePr>
+            <a:graphic xmlns:a="http://schemas.openxmlformats.org/drawingml/2006/main">
+              <a:graphicData uri="http://schemas.openxmlformats.org/drawingml/2006/picture">
+                <pic:pic xmlns:pic="http://schemas.openxmlformats.org/drawingml/2006/picture">
+                  <pic:nvPicPr>
+                    <pic:cNvPr id="1" name=""/>
+                    <pic:cNvPicPr/>
+                  </pic:nvPicPr>
+                  <pic:blipFill>
+                    <a:blip r:embed="rId34">
+                      <a:extLst>
+                        <a:ext uri="{28A0092B-C50C-407E-A947-70E740481C1C}">
+                          <a14:useLocalDpi xmlns:a14="http://schemas.microsoft.com/office/drawing/2010/main" val="0"/>
+                        </a:ext>
+                      </a:extLst>
+                    </a:blip>
+                    <a:stretch>
+                      <a:fillRect/>
+                    </a:stretch>
+                  </pic:blipFill>
+                  <pic:spPr>
+                    <a:xfrm>
+                      <a:off x="0" y="0"/>
+                      <a:ext cx="5274310" cy="965200"/>
+                    </a:xfrm>
+                    <a:prstGeom prst="rect">
+                      <a:avLst/>
+                    </a:prstGeom>
+                  </pic:spPr>
+                </pic:pic>
+              </a:graphicData>
+            </a:graphic>
+          </wp:anchor>
+        </w:drawing>
+      </w:r>
       <w:r>
         <w:rPr>
           <w:rFonts w:cs="宋体" w:hint="eastAsia"/>
@@ -7604,22 +9780,6 @@
           <w:szCs w:val="21"/>
         </w:rPr>
       </w:pPr>
-    </w:p>
-    <w:p>
-      <w:pPr>
-        <w:spacing w:line="400" w:lineRule="exact"/>
-        <w:rPr>
-          <w:szCs w:val="21"/>
-        </w:rPr>
-      </w:pPr>
-    </w:p>
-    <w:p>
-      <w:pPr>
-        <w:spacing w:line="400" w:lineRule="exact"/>
-        <w:rPr>
-          <w:szCs w:val="21"/>
-        </w:rPr>
-      </w:pPr>
       <w:r>
         <w:rPr>
           <w:rFonts w:hint="eastAsia"/>
@@ -7652,16 +9812,269 @@
         </w:rPr>
         <w:t>答：代码</w:t>
       </w:r>
-    </w:p>
-    <w:p>
-      <w:pPr>
-        <w:spacing w:line="400" w:lineRule="exact"/>
-        <w:rPr>
-          <w:rFonts w:cs="宋体"/>
-          <w:kern w:val="0"/>
-          <w:szCs w:val="21"/>
-        </w:rPr>
-      </w:pPr>
+      <w:r>
+        <w:rPr>
+          <w:rFonts w:cs="宋体" w:hint="eastAsia"/>
+          <w:kern w:val="0"/>
+          <w:szCs w:val="21"/>
+        </w:rPr>
+        <w:t>：</w:t>
+      </w:r>
+      <w:r>
+        <w:rPr>
+          <w:rFonts w:cs="宋体" w:hint="eastAsia"/>
+          <w:kern w:val="0"/>
+          <w:szCs w:val="21"/>
+        </w:rPr>
+        <w:t xml:space="preserve">select </w:t>
+      </w:r>
+      <w:proofErr w:type="spellStart"/>
+      <w:r>
+        <w:rPr>
+          <w:rFonts w:cs="宋体" w:hint="eastAsia"/>
+          <w:kern w:val="0"/>
+          <w:szCs w:val="21"/>
+        </w:rPr>
+        <w:t>sname</w:t>
+      </w:r>
+      <w:proofErr w:type="spellEnd"/>
+      <w:r>
+        <w:rPr>
+          <w:rFonts w:cs="宋体" w:hint="eastAsia"/>
+          <w:kern w:val="0"/>
+          <w:szCs w:val="21"/>
+        </w:rPr>
+        <w:t xml:space="preserve"> as '</w:t>
+      </w:r>
+      <w:r>
+        <w:rPr>
+          <w:rFonts w:cs="宋体" w:hint="eastAsia"/>
+          <w:kern w:val="0"/>
+          <w:szCs w:val="21"/>
+        </w:rPr>
+        <w:t>姓名</w:t>
+      </w:r>
+      <w:r>
+        <w:rPr>
+          <w:rFonts w:cs="宋体" w:hint="eastAsia"/>
+          <w:kern w:val="0"/>
+          <w:szCs w:val="21"/>
+        </w:rPr>
+        <w:t xml:space="preserve">' from student where </w:t>
+      </w:r>
+      <w:proofErr w:type="spellStart"/>
+      <w:r>
+        <w:rPr>
+          <w:rFonts w:cs="宋体" w:hint="eastAsia"/>
+          <w:kern w:val="0"/>
+          <w:szCs w:val="21"/>
+        </w:rPr>
+        <w:t>sno</w:t>
+      </w:r>
+      <w:proofErr w:type="spellEnd"/>
+      <w:r>
+        <w:rPr>
+          <w:rFonts w:cs="宋体" w:hint="eastAsia"/>
+          <w:kern w:val="0"/>
+          <w:szCs w:val="21"/>
+        </w:rPr>
+        <w:t xml:space="preserve"> &gt; (select </w:t>
+      </w:r>
+      <w:proofErr w:type="spellStart"/>
+      <w:r>
+        <w:rPr>
+          <w:rFonts w:cs="宋体" w:hint="eastAsia"/>
+          <w:kern w:val="0"/>
+          <w:szCs w:val="21"/>
+        </w:rPr>
+        <w:t>sno</w:t>
+      </w:r>
+      <w:proofErr w:type="spellEnd"/>
+      <w:r>
+        <w:rPr>
+          <w:rFonts w:cs="宋体" w:hint="eastAsia"/>
+          <w:kern w:val="0"/>
+          <w:szCs w:val="21"/>
+        </w:rPr>
+        <w:t xml:space="preserve"> from student where </w:t>
+      </w:r>
+      <w:proofErr w:type="spellStart"/>
+      <w:r>
+        <w:rPr>
+          <w:rFonts w:cs="宋体" w:hint="eastAsia"/>
+          <w:kern w:val="0"/>
+          <w:szCs w:val="21"/>
+        </w:rPr>
+        <w:t>sname</w:t>
+      </w:r>
+      <w:proofErr w:type="spellEnd"/>
+      <w:r>
+        <w:rPr>
+          <w:rFonts w:cs="宋体" w:hint="eastAsia"/>
+          <w:kern w:val="0"/>
+          <w:szCs w:val="21"/>
+        </w:rPr>
+        <w:t xml:space="preserve"> = '</w:t>
+      </w:r>
+      <w:r>
+        <w:rPr>
+          <w:rFonts w:cs="宋体" w:hint="eastAsia"/>
+          <w:kern w:val="0"/>
+          <w:szCs w:val="21"/>
+        </w:rPr>
+        <w:t>刘晨</w:t>
+      </w:r>
+      <w:r>
+        <w:rPr>
+          <w:rFonts w:cs="宋体" w:hint="eastAsia"/>
+          <w:kern w:val="0"/>
+          <w:szCs w:val="21"/>
+        </w:rPr>
+        <w:t xml:space="preserve">') and </w:t>
+      </w:r>
+      <w:proofErr w:type="spellStart"/>
+      <w:r>
+        <w:rPr>
+          <w:rFonts w:cs="宋体" w:hint="eastAsia"/>
+          <w:kern w:val="0"/>
+          <w:szCs w:val="21"/>
+        </w:rPr>
+        <w:t>sbirthday</w:t>
+      </w:r>
+      <w:proofErr w:type="spellEnd"/>
+      <w:r>
+        <w:rPr>
+          <w:rFonts w:cs="宋体" w:hint="eastAsia"/>
+          <w:kern w:val="0"/>
+          <w:szCs w:val="21"/>
+        </w:rPr>
+        <w:t xml:space="preserve"> &lt; (select </w:t>
+      </w:r>
+      <w:proofErr w:type="spellStart"/>
+      <w:r>
+        <w:rPr>
+          <w:rFonts w:cs="宋体" w:hint="eastAsia"/>
+          <w:kern w:val="0"/>
+          <w:szCs w:val="21"/>
+        </w:rPr>
+        <w:t>sbirthday</w:t>
+      </w:r>
+      <w:proofErr w:type="spellEnd"/>
+      <w:r>
+        <w:rPr>
+          <w:rFonts w:cs="宋体" w:hint="eastAsia"/>
+          <w:kern w:val="0"/>
+          <w:szCs w:val="21"/>
+        </w:rPr>
+        <w:t xml:space="preserve"> from student where </w:t>
+      </w:r>
+      <w:proofErr w:type="spellStart"/>
+      <w:r>
+        <w:rPr>
+          <w:rFonts w:cs="宋体" w:hint="eastAsia"/>
+          <w:kern w:val="0"/>
+          <w:szCs w:val="21"/>
+        </w:rPr>
+        <w:t>sname</w:t>
+      </w:r>
+      <w:proofErr w:type="spellEnd"/>
+      <w:r>
+        <w:rPr>
+          <w:rFonts w:cs="宋体" w:hint="eastAsia"/>
+          <w:kern w:val="0"/>
+          <w:szCs w:val="21"/>
+        </w:rPr>
+        <w:t xml:space="preserve"> = '</w:t>
+      </w:r>
+      <w:r>
+        <w:rPr>
+          <w:rFonts w:cs="宋体" w:hint="eastAsia"/>
+          <w:kern w:val="0"/>
+          <w:szCs w:val="21"/>
+        </w:rPr>
+        <w:t>刘晨</w:t>
+      </w:r>
+      <w:r>
+        <w:rPr>
+          <w:rFonts w:cs="宋体" w:hint="eastAsia"/>
+          <w:kern w:val="0"/>
+          <w:szCs w:val="21"/>
+        </w:rPr>
+        <w:t>');</w:t>
+      </w:r>
+    </w:p>
+    <w:p>
+      <w:pPr>
+        <w:spacing w:line="400" w:lineRule="exact"/>
+        <w:rPr>
+          <w:rFonts w:cs="宋体"/>
+          <w:kern w:val="0"/>
+          <w:szCs w:val="21"/>
+        </w:rPr>
+      </w:pPr>
+      <w:r>
+        <w:rPr>
+          <w:noProof/>
+          <w:szCs w:val="21"/>
+        </w:rPr>
+        <w:drawing>
+          <wp:anchor distT="0" distB="0" distL="114300" distR="114300" simplePos="0" relativeHeight="251655168" behindDoc="1" locked="0" layoutInCell="1" allowOverlap="1" wp14:anchorId="6FCCADFA" wp14:editId="6C227683">
+            <wp:simplePos x="0" y="0"/>
+            <wp:positionH relativeFrom="column">
+              <wp:posOffset>1905</wp:posOffset>
+            </wp:positionH>
+            <wp:positionV relativeFrom="paragraph">
+              <wp:posOffset>272498</wp:posOffset>
+            </wp:positionV>
+            <wp:extent cx="5274310" cy="714375"/>
+            <wp:effectExtent l="0" t="0" r="2540" b="9525"/>
+            <wp:wrapTight wrapText="bothSides">
+              <wp:wrapPolygon edited="0">
+                <wp:start x="0" y="0"/>
+                <wp:lineTo x="0" y="21312"/>
+                <wp:lineTo x="21532" y="21312"/>
+                <wp:lineTo x="21532" y="0"/>
+                <wp:lineTo x="0" y="0"/>
+              </wp:wrapPolygon>
+            </wp:wrapTight>
+            <wp:docPr id="28" name="图片 28"/>
+            <wp:cNvGraphicFramePr>
+              <a:graphicFrameLocks xmlns:a="http://schemas.openxmlformats.org/drawingml/2006/main" noChangeAspect="1"/>
+            </wp:cNvGraphicFramePr>
+            <a:graphic xmlns:a="http://schemas.openxmlformats.org/drawingml/2006/main">
+              <a:graphicData uri="http://schemas.openxmlformats.org/drawingml/2006/picture">
+                <pic:pic xmlns:pic="http://schemas.openxmlformats.org/drawingml/2006/picture">
+                  <pic:nvPicPr>
+                    <pic:cNvPr id="1" name=""/>
+                    <pic:cNvPicPr/>
+                  </pic:nvPicPr>
+                  <pic:blipFill>
+                    <a:blip r:embed="rId35">
+                      <a:extLst>
+                        <a:ext uri="{28A0092B-C50C-407E-A947-70E740481C1C}">
+                          <a14:useLocalDpi xmlns:a14="http://schemas.microsoft.com/office/drawing/2010/main" val="0"/>
+                        </a:ext>
+                      </a:extLst>
+                    </a:blip>
+                    <a:stretch>
+                      <a:fillRect/>
+                    </a:stretch>
+                  </pic:blipFill>
+                  <pic:spPr>
+                    <a:xfrm>
+                      <a:off x="0" y="0"/>
+                      <a:ext cx="5274310" cy="714375"/>
+                    </a:xfrm>
+                    <a:prstGeom prst="rect">
+                      <a:avLst/>
+                    </a:prstGeom>
+                  </pic:spPr>
+                </pic:pic>
+              </a:graphicData>
+            </a:graphic>
+          </wp:anchor>
+        </w:drawing>
+      </w:r>
       <w:r>
         <w:rPr>
           <w:rFonts w:cs="宋体" w:hint="eastAsia"/>
@@ -7686,27 +10099,12 @@
           <w:szCs w:val="21"/>
         </w:rPr>
       </w:pPr>
-    </w:p>
-    <w:p>
-      <w:pPr>
-        <w:spacing w:line="400" w:lineRule="exact"/>
-        <w:rPr>
-          <w:szCs w:val="21"/>
-        </w:rPr>
-      </w:pPr>
-    </w:p>
-    <w:p>
-      <w:pPr>
-        <w:spacing w:line="400" w:lineRule="exact"/>
-        <w:rPr>
-          <w:szCs w:val="21"/>
-        </w:rPr>
-      </w:pPr>
       <w:r>
         <w:rPr>
           <w:rFonts w:hint="eastAsia"/>
           <w:szCs w:val="21"/>
         </w:rPr>
+        <w:lastRenderedPageBreak/>
         <w:t xml:space="preserve">(12) </w:t>
       </w:r>
       <w:r>
@@ -7734,16 +10132,267 @@
         </w:rPr>
         <w:t>答：代码</w:t>
       </w:r>
-    </w:p>
-    <w:p>
-      <w:pPr>
-        <w:spacing w:line="400" w:lineRule="exact"/>
-        <w:rPr>
-          <w:rFonts w:cs="宋体"/>
-          <w:kern w:val="0"/>
-          <w:szCs w:val="21"/>
-        </w:rPr>
-      </w:pPr>
+      <w:r>
+        <w:rPr>
+          <w:rFonts w:cs="宋体" w:hint="eastAsia"/>
+          <w:kern w:val="0"/>
+          <w:szCs w:val="21"/>
+        </w:rPr>
+        <w:t>：</w:t>
+      </w:r>
+      <w:r>
+        <w:rPr>
+          <w:rFonts w:cs="宋体" w:hint="eastAsia"/>
+          <w:kern w:val="0"/>
+          <w:szCs w:val="21"/>
+        </w:rPr>
+        <w:t xml:space="preserve">select </w:t>
+      </w:r>
+      <w:proofErr w:type="spellStart"/>
+      <w:r>
+        <w:rPr>
+          <w:rFonts w:cs="宋体" w:hint="eastAsia"/>
+          <w:kern w:val="0"/>
+          <w:szCs w:val="21"/>
+        </w:rPr>
+        <w:t>sname</w:t>
+      </w:r>
+      <w:proofErr w:type="spellEnd"/>
+      <w:r>
+        <w:rPr>
+          <w:rFonts w:cs="宋体" w:hint="eastAsia"/>
+          <w:kern w:val="0"/>
+          <w:szCs w:val="21"/>
+        </w:rPr>
+        <w:t xml:space="preserve"> as '</w:t>
+      </w:r>
+      <w:r>
+        <w:rPr>
+          <w:rFonts w:cs="宋体" w:hint="eastAsia"/>
+          <w:kern w:val="0"/>
+          <w:szCs w:val="21"/>
+        </w:rPr>
+        <w:t>姓名</w:t>
+      </w:r>
+      <w:r>
+        <w:rPr>
+          <w:rFonts w:cs="宋体" w:hint="eastAsia"/>
+          <w:kern w:val="0"/>
+          <w:szCs w:val="21"/>
+        </w:rPr>
+        <w:t xml:space="preserve">', </w:t>
+      </w:r>
+      <w:proofErr w:type="spellStart"/>
+      <w:r>
+        <w:rPr>
+          <w:rFonts w:cs="宋体" w:hint="eastAsia"/>
+          <w:kern w:val="0"/>
+          <w:szCs w:val="21"/>
+        </w:rPr>
+        <w:t>sdept</w:t>
+      </w:r>
+      <w:proofErr w:type="spellEnd"/>
+      <w:r>
+        <w:rPr>
+          <w:rFonts w:cs="宋体" w:hint="eastAsia"/>
+          <w:kern w:val="0"/>
+          <w:szCs w:val="21"/>
+        </w:rPr>
+        <w:t xml:space="preserve"> as '</w:t>
+      </w:r>
+      <w:r>
+        <w:rPr>
+          <w:rFonts w:cs="宋体" w:hint="eastAsia"/>
+          <w:kern w:val="0"/>
+          <w:szCs w:val="21"/>
+        </w:rPr>
+        <w:t>系别</w:t>
+      </w:r>
+      <w:r>
+        <w:rPr>
+          <w:rFonts w:cs="宋体" w:hint="eastAsia"/>
+          <w:kern w:val="0"/>
+          <w:szCs w:val="21"/>
+        </w:rPr>
+        <w:t xml:space="preserve">' from student where </w:t>
+      </w:r>
+      <w:proofErr w:type="spellStart"/>
+      <w:r>
+        <w:rPr>
+          <w:rFonts w:cs="宋体" w:hint="eastAsia"/>
+          <w:kern w:val="0"/>
+          <w:szCs w:val="21"/>
+        </w:rPr>
+        <w:t>ssex</w:t>
+      </w:r>
+      <w:proofErr w:type="spellEnd"/>
+      <w:r>
+        <w:rPr>
+          <w:rFonts w:cs="宋体" w:hint="eastAsia"/>
+          <w:kern w:val="0"/>
+          <w:szCs w:val="21"/>
+        </w:rPr>
+        <w:t xml:space="preserve"> = '</w:t>
+      </w:r>
+      <w:r>
+        <w:rPr>
+          <w:rFonts w:cs="宋体" w:hint="eastAsia"/>
+          <w:kern w:val="0"/>
+          <w:szCs w:val="21"/>
+        </w:rPr>
+        <w:t>男</w:t>
+      </w:r>
+      <w:r>
+        <w:rPr>
+          <w:rFonts w:cs="宋体" w:hint="eastAsia"/>
+          <w:kern w:val="0"/>
+          <w:szCs w:val="21"/>
+        </w:rPr>
+        <w:t xml:space="preserve">' and </w:t>
+      </w:r>
+      <w:proofErr w:type="spellStart"/>
+      <w:r>
+        <w:rPr>
+          <w:rFonts w:cs="宋体" w:hint="eastAsia"/>
+          <w:kern w:val="0"/>
+          <w:szCs w:val="21"/>
+        </w:rPr>
+        <w:t>sbirthday</w:t>
+      </w:r>
+      <w:proofErr w:type="spellEnd"/>
+      <w:r>
+        <w:rPr>
+          <w:rFonts w:cs="宋体" w:hint="eastAsia"/>
+          <w:kern w:val="0"/>
+          <w:szCs w:val="21"/>
+        </w:rPr>
+        <w:t xml:space="preserve"> &gt; all(select </w:t>
+      </w:r>
+      <w:proofErr w:type="spellStart"/>
+      <w:r>
+        <w:rPr>
+          <w:rFonts w:cs="宋体" w:hint="eastAsia"/>
+          <w:kern w:val="0"/>
+          <w:szCs w:val="21"/>
+        </w:rPr>
+        <w:t>sbirthday</w:t>
+      </w:r>
+      <w:proofErr w:type="spellEnd"/>
+      <w:r>
+        <w:rPr>
+          <w:rFonts w:cs="宋体" w:hint="eastAsia"/>
+          <w:kern w:val="0"/>
+          <w:szCs w:val="21"/>
+        </w:rPr>
+        <w:t xml:space="preserve"> from student where </w:t>
+      </w:r>
+      <w:proofErr w:type="spellStart"/>
+      <w:r>
+        <w:rPr>
+          <w:rFonts w:cs="宋体" w:hint="eastAsia"/>
+          <w:kern w:val="0"/>
+          <w:szCs w:val="21"/>
+        </w:rPr>
+        <w:t>ssex</w:t>
+      </w:r>
+      <w:proofErr w:type="spellEnd"/>
+      <w:r>
+        <w:rPr>
+          <w:rFonts w:cs="宋体" w:hint="eastAsia"/>
+          <w:kern w:val="0"/>
+          <w:szCs w:val="21"/>
+        </w:rPr>
+        <w:t xml:space="preserve"> = '</w:t>
+      </w:r>
+      <w:r>
+        <w:rPr>
+          <w:rFonts w:cs="宋体" w:hint="eastAsia"/>
+          <w:kern w:val="0"/>
+          <w:szCs w:val="21"/>
+        </w:rPr>
+        <w:t>女</w:t>
+      </w:r>
+      <w:r>
+        <w:rPr>
+          <w:rFonts w:cs="宋体" w:hint="eastAsia"/>
+          <w:kern w:val="0"/>
+          <w:szCs w:val="21"/>
+        </w:rPr>
+        <w:t>');</w:t>
+      </w:r>
+    </w:p>
+    <w:p>
+      <w:pPr>
+        <w:spacing w:line="400" w:lineRule="exact"/>
+        <w:rPr>
+          <w:rFonts w:cs="宋体"/>
+          <w:kern w:val="0"/>
+          <w:szCs w:val="21"/>
+        </w:rPr>
+      </w:pPr>
+      <w:r>
+        <w:rPr>
+          <w:noProof/>
+          <w:szCs w:val="21"/>
+        </w:rPr>
+        <w:drawing>
+          <wp:anchor distT="0" distB="0" distL="114300" distR="114300" simplePos="0" relativeHeight="251660288" behindDoc="1" locked="0" layoutInCell="1" allowOverlap="1" wp14:anchorId="712FFF8A" wp14:editId="56355938">
+            <wp:simplePos x="0" y="0"/>
+            <wp:positionH relativeFrom="column">
+              <wp:posOffset>-13997</wp:posOffset>
+            </wp:positionH>
+            <wp:positionV relativeFrom="paragraph">
+              <wp:posOffset>311896</wp:posOffset>
+            </wp:positionV>
+            <wp:extent cx="5274310" cy="939165"/>
+            <wp:effectExtent l="0" t="0" r="2540" b="0"/>
+            <wp:wrapTight wrapText="bothSides">
+              <wp:wrapPolygon edited="0">
+                <wp:start x="0" y="0"/>
+                <wp:lineTo x="0" y="21030"/>
+                <wp:lineTo x="21532" y="21030"/>
+                <wp:lineTo x="21532" y="0"/>
+                <wp:lineTo x="0" y="0"/>
+              </wp:wrapPolygon>
+            </wp:wrapTight>
+            <wp:docPr id="29" name="图片 29"/>
+            <wp:cNvGraphicFramePr>
+              <a:graphicFrameLocks xmlns:a="http://schemas.openxmlformats.org/drawingml/2006/main" noChangeAspect="1"/>
+            </wp:cNvGraphicFramePr>
+            <a:graphic xmlns:a="http://schemas.openxmlformats.org/drawingml/2006/main">
+              <a:graphicData uri="http://schemas.openxmlformats.org/drawingml/2006/picture">
+                <pic:pic xmlns:pic="http://schemas.openxmlformats.org/drawingml/2006/picture">
+                  <pic:nvPicPr>
+                    <pic:cNvPr id="1" name=""/>
+                    <pic:cNvPicPr/>
+                  </pic:nvPicPr>
+                  <pic:blipFill>
+                    <a:blip r:embed="rId36">
+                      <a:extLst>
+                        <a:ext uri="{28A0092B-C50C-407E-A947-70E740481C1C}">
+                          <a14:useLocalDpi xmlns:a14="http://schemas.microsoft.com/office/drawing/2010/main" val="0"/>
+                        </a:ext>
+                      </a:extLst>
+                    </a:blip>
+                    <a:stretch>
+                      <a:fillRect/>
+                    </a:stretch>
+                  </pic:blipFill>
+                  <pic:spPr>
+                    <a:xfrm>
+                      <a:off x="0" y="0"/>
+                      <a:ext cx="5274310" cy="939165"/>
+                    </a:xfrm>
+                    <a:prstGeom prst="rect">
+                      <a:avLst/>
+                    </a:prstGeom>
+                  </pic:spPr>
+                </pic:pic>
+              </a:graphicData>
+            </a:graphic>
+          </wp:anchor>
+        </w:drawing>
+      </w:r>
       <w:r>
         <w:rPr>
           <w:rFonts w:cs="宋体" w:hint="eastAsia"/>
@@ -7760,22 +10409,6 @@
           <w:szCs w:val="21"/>
         </w:rPr>
       </w:pPr>
-    </w:p>
-    <w:p>
-      <w:pPr>
-        <w:spacing w:line="400" w:lineRule="exact"/>
-        <w:rPr>
-          <w:szCs w:val="21"/>
-        </w:rPr>
-      </w:pPr>
-    </w:p>
-    <w:p>
-      <w:pPr>
-        <w:spacing w:line="400" w:lineRule="exact"/>
-        <w:rPr>
-          <w:szCs w:val="21"/>
-        </w:rPr>
-      </w:pPr>
       <w:r>
         <w:rPr>
           <w:rFonts w:hint="eastAsia"/>
@@ -7806,19 +10439,980 @@
           <w:kern w:val="0"/>
           <w:szCs w:val="21"/>
         </w:rPr>
+        <w:t>答：代码</w:t>
+      </w:r>
+      <w:r>
+        <w:rPr>
+          <w:rFonts w:cs="宋体" w:hint="eastAsia"/>
+          <w:kern w:val="0"/>
+          <w:szCs w:val="21"/>
+        </w:rPr>
+        <w:t>：</w:t>
+      </w:r>
+      <w:r>
+        <w:rPr>
+          <w:rFonts w:cs="宋体" w:hint="eastAsia"/>
+          <w:kern w:val="0"/>
+          <w:szCs w:val="21"/>
+        </w:rPr>
+        <w:t xml:space="preserve">select </w:t>
+      </w:r>
+      <w:proofErr w:type="spellStart"/>
+      <w:r>
+        <w:rPr>
+          <w:rFonts w:cs="宋体" w:hint="eastAsia"/>
+          <w:kern w:val="0"/>
+          <w:szCs w:val="21"/>
+        </w:rPr>
+        <w:t>sno</w:t>
+      </w:r>
+      <w:proofErr w:type="spellEnd"/>
+      <w:r>
+        <w:rPr>
+          <w:rFonts w:cs="宋体" w:hint="eastAsia"/>
+          <w:kern w:val="0"/>
+          <w:szCs w:val="21"/>
+        </w:rPr>
+        <w:t xml:space="preserve"> as '</w:t>
+      </w:r>
+      <w:r>
+        <w:rPr>
+          <w:rFonts w:cs="宋体" w:hint="eastAsia"/>
+          <w:kern w:val="0"/>
+          <w:szCs w:val="21"/>
+        </w:rPr>
+        <w:t>学号</w:t>
+      </w:r>
+      <w:r>
+        <w:rPr>
+          <w:rFonts w:cs="宋体" w:hint="eastAsia"/>
+          <w:kern w:val="0"/>
+          <w:szCs w:val="21"/>
+        </w:rPr>
+        <w:t>', degree as '</w:t>
+      </w:r>
+      <w:r>
+        <w:rPr>
+          <w:rFonts w:cs="宋体" w:hint="eastAsia"/>
+          <w:kern w:val="0"/>
+          <w:szCs w:val="21"/>
+        </w:rPr>
+        <w:t>成绩</w:t>
+      </w:r>
+      <w:r>
+        <w:rPr>
+          <w:rFonts w:cs="宋体" w:hint="eastAsia"/>
+          <w:kern w:val="0"/>
+          <w:szCs w:val="21"/>
+        </w:rPr>
+        <w:t xml:space="preserve">' from </w:t>
+      </w:r>
+      <w:proofErr w:type="spellStart"/>
+      <w:r>
+        <w:rPr>
+          <w:rFonts w:cs="宋体" w:hint="eastAsia"/>
+          <w:kern w:val="0"/>
+          <w:szCs w:val="21"/>
+        </w:rPr>
+        <w:t>sc</w:t>
+      </w:r>
+      <w:proofErr w:type="spellEnd"/>
+      <w:r>
+        <w:rPr>
+          <w:rFonts w:cs="宋体" w:hint="eastAsia"/>
+          <w:kern w:val="0"/>
+          <w:szCs w:val="21"/>
+        </w:rPr>
+        <w:t xml:space="preserve"> a where degree &gt; (select AVG(degree) from </w:t>
+      </w:r>
+      <w:proofErr w:type="spellStart"/>
+      <w:r>
+        <w:rPr>
+          <w:rFonts w:cs="宋体" w:hint="eastAsia"/>
+          <w:kern w:val="0"/>
+          <w:szCs w:val="21"/>
+        </w:rPr>
+        <w:t>sc</w:t>
+      </w:r>
+      <w:proofErr w:type="spellEnd"/>
+      <w:r>
+        <w:rPr>
+          <w:rFonts w:cs="宋体" w:hint="eastAsia"/>
+          <w:kern w:val="0"/>
+          <w:szCs w:val="21"/>
+        </w:rPr>
+        <w:t xml:space="preserve"> b where </w:t>
+      </w:r>
+      <w:proofErr w:type="spellStart"/>
+      <w:r>
+        <w:rPr>
+          <w:rFonts w:cs="宋体" w:hint="eastAsia"/>
+          <w:kern w:val="0"/>
+          <w:szCs w:val="21"/>
+        </w:rPr>
+        <w:t>a.cno</w:t>
+      </w:r>
+      <w:proofErr w:type="spellEnd"/>
+      <w:r>
+        <w:rPr>
+          <w:rFonts w:cs="宋体" w:hint="eastAsia"/>
+          <w:kern w:val="0"/>
+          <w:szCs w:val="21"/>
+        </w:rPr>
+        <w:t xml:space="preserve"> = </w:t>
+      </w:r>
+      <w:proofErr w:type="spellStart"/>
+      <w:r>
+        <w:rPr>
+          <w:rFonts w:cs="宋体" w:hint="eastAsia"/>
+          <w:kern w:val="0"/>
+          <w:szCs w:val="21"/>
+        </w:rPr>
+        <w:t>a.cno</w:t>
+      </w:r>
+      <w:proofErr w:type="spellEnd"/>
+      <w:r>
+        <w:rPr>
+          <w:rFonts w:cs="宋体" w:hint="eastAsia"/>
+          <w:kern w:val="0"/>
+          <w:szCs w:val="21"/>
+        </w:rPr>
+        <w:t>);</w:t>
+      </w:r>
+    </w:p>
+    <w:p>
+      <w:pPr>
+        <w:spacing w:line="400" w:lineRule="exact"/>
+        <w:rPr>
+          <w:rFonts w:cs="宋体"/>
+          <w:kern w:val="0"/>
+          <w:szCs w:val="21"/>
+        </w:rPr>
+      </w:pPr>
+      <w:r>
+        <w:rPr>
+          <w:noProof/>
+          <w:szCs w:val="21"/>
+        </w:rPr>
+        <w:drawing>
+          <wp:anchor distT="0" distB="0" distL="114300" distR="114300" simplePos="0" relativeHeight="251663360" behindDoc="1" locked="0" layoutInCell="1" allowOverlap="1" wp14:anchorId="66255606" wp14:editId="16F52837">
+            <wp:simplePos x="0" y="0"/>
+            <wp:positionH relativeFrom="column">
+              <wp:posOffset>-6047</wp:posOffset>
+            </wp:positionH>
+            <wp:positionV relativeFrom="paragraph">
+              <wp:posOffset>259328</wp:posOffset>
+            </wp:positionV>
+            <wp:extent cx="5274310" cy="1435735"/>
+            <wp:effectExtent l="0" t="0" r="2540" b="0"/>
+            <wp:wrapTight wrapText="bothSides">
+              <wp:wrapPolygon edited="0">
+                <wp:start x="0" y="0"/>
+                <wp:lineTo x="0" y="21208"/>
+                <wp:lineTo x="21532" y="21208"/>
+                <wp:lineTo x="21532" y="0"/>
+                <wp:lineTo x="0" y="0"/>
+              </wp:wrapPolygon>
+            </wp:wrapTight>
+            <wp:docPr id="30" name="图片 30"/>
+            <wp:cNvGraphicFramePr>
+              <a:graphicFrameLocks xmlns:a="http://schemas.openxmlformats.org/drawingml/2006/main" noChangeAspect="1"/>
+            </wp:cNvGraphicFramePr>
+            <a:graphic xmlns:a="http://schemas.openxmlformats.org/drawingml/2006/main">
+              <a:graphicData uri="http://schemas.openxmlformats.org/drawingml/2006/picture">
+                <pic:pic xmlns:pic="http://schemas.openxmlformats.org/drawingml/2006/picture">
+                  <pic:nvPicPr>
+                    <pic:cNvPr id="1" name=""/>
+                    <pic:cNvPicPr/>
+                  </pic:nvPicPr>
+                  <pic:blipFill>
+                    <a:blip r:embed="rId37">
+                      <a:extLst>
+                        <a:ext uri="{28A0092B-C50C-407E-A947-70E740481C1C}">
+                          <a14:useLocalDpi xmlns:a14="http://schemas.microsoft.com/office/drawing/2010/main" val="0"/>
+                        </a:ext>
+                      </a:extLst>
+                    </a:blip>
+                    <a:stretch>
+                      <a:fillRect/>
+                    </a:stretch>
+                  </pic:blipFill>
+                  <pic:spPr>
+                    <a:xfrm>
+                      <a:off x="0" y="0"/>
+                      <a:ext cx="5274310" cy="1435735"/>
+                    </a:xfrm>
+                    <a:prstGeom prst="rect">
+                      <a:avLst/>
+                    </a:prstGeom>
+                  </pic:spPr>
+                </pic:pic>
+              </a:graphicData>
+            </a:graphic>
+          </wp:anchor>
+        </w:drawing>
+      </w:r>
+      <w:r>
+        <w:rPr>
+          <w:rFonts w:cs="宋体" w:hint="eastAsia"/>
+          <w:kern w:val="0"/>
+          <w:szCs w:val="21"/>
+        </w:rPr>
+        <w:t>截图：</w:t>
+      </w:r>
+    </w:p>
+    <w:p>
+      <w:pPr>
+        <w:spacing w:line="400" w:lineRule="exact"/>
+        <w:rPr>
+          <w:szCs w:val="21"/>
+        </w:rPr>
+      </w:pPr>
+      <w:r>
+        <w:rPr>
+          <w:rFonts w:hint="eastAsia"/>
+          <w:szCs w:val="21"/>
+        </w:rPr>
+        <w:t xml:space="preserve">(14) </w:t>
+      </w:r>
+      <w:r>
+        <w:rPr>
+          <w:rFonts w:hint="eastAsia"/>
+          <w:szCs w:val="21"/>
+        </w:rPr>
+        <w:t>查询不讲授“</w:t>
+      </w:r>
+      <w:r>
+        <w:rPr>
+          <w:rFonts w:hint="eastAsia"/>
+          <w:szCs w:val="21"/>
+        </w:rPr>
+        <w:t>C01</w:t>
+      </w:r>
+      <w:r>
+        <w:rPr>
+          <w:rFonts w:hint="eastAsia"/>
+          <w:szCs w:val="21"/>
+        </w:rPr>
+        <w:t>”课的教师姓名。</w:t>
+      </w:r>
+    </w:p>
+    <w:p>
+      <w:pPr>
+        <w:spacing w:line="400" w:lineRule="exact"/>
+        <w:rPr>
+          <w:rFonts w:cs="宋体"/>
+          <w:kern w:val="0"/>
+          <w:szCs w:val="21"/>
+        </w:rPr>
+      </w:pPr>
+      <w:r>
+        <w:rPr>
+          <w:rFonts w:cs="宋体" w:hint="eastAsia"/>
+          <w:kern w:val="0"/>
+          <w:szCs w:val="21"/>
+        </w:rPr>
+        <w:t>答：代码</w:t>
+      </w:r>
+      <w:r>
+        <w:rPr>
+          <w:rFonts w:cs="宋体" w:hint="eastAsia"/>
+          <w:kern w:val="0"/>
+          <w:szCs w:val="21"/>
+        </w:rPr>
+        <w:t>：</w:t>
+      </w:r>
+      <w:r>
+        <w:rPr>
+          <w:rFonts w:cs="宋体" w:hint="eastAsia"/>
+          <w:kern w:val="0"/>
+          <w:szCs w:val="21"/>
+        </w:rPr>
+        <w:t xml:space="preserve">select </w:t>
+      </w:r>
+      <w:proofErr w:type="spellStart"/>
+      <w:r>
+        <w:rPr>
+          <w:rFonts w:cs="宋体" w:hint="eastAsia"/>
+          <w:kern w:val="0"/>
+          <w:szCs w:val="21"/>
+        </w:rPr>
+        <w:t>tname</w:t>
+      </w:r>
+      <w:proofErr w:type="spellEnd"/>
+      <w:r>
+        <w:rPr>
+          <w:rFonts w:cs="宋体" w:hint="eastAsia"/>
+          <w:kern w:val="0"/>
+          <w:szCs w:val="21"/>
+        </w:rPr>
+        <w:t xml:space="preserve"> as '</w:t>
+      </w:r>
+      <w:r>
+        <w:rPr>
+          <w:rFonts w:cs="宋体" w:hint="eastAsia"/>
+          <w:kern w:val="0"/>
+          <w:szCs w:val="21"/>
+        </w:rPr>
+        <w:t>教师姓名</w:t>
+      </w:r>
+      <w:r>
+        <w:rPr>
+          <w:rFonts w:cs="宋体" w:hint="eastAsia"/>
+          <w:kern w:val="0"/>
+          <w:szCs w:val="21"/>
+        </w:rPr>
+        <w:t xml:space="preserve">' from teacher where </w:t>
+      </w:r>
+      <w:proofErr w:type="spellStart"/>
+      <w:r>
+        <w:rPr>
+          <w:rFonts w:cs="宋体" w:hint="eastAsia"/>
+          <w:kern w:val="0"/>
+          <w:szCs w:val="21"/>
+        </w:rPr>
+        <w:t>tno</w:t>
+      </w:r>
+      <w:proofErr w:type="spellEnd"/>
+      <w:r>
+        <w:rPr>
+          <w:rFonts w:cs="宋体" w:hint="eastAsia"/>
+          <w:kern w:val="0"/>
+          <w:szCs w:val="21"/>
+        </w:rPr>
+        <w:t xml:space="preserve"> in (select </w:t>
+      </w:r>
+      <w:proofErr w:type="spellStart"/>
+      <w:r>
+        <w:rPr>
+          <w:rFonts w:cs="宋体" w:hint="eastAsia"/>
+          <w:kern w:val="0"/>
+          <w:szCs w:val="21"/>
+        </w:rPr>
+        <w:t>tno</w:t>
+      </w:r>
+      <w:proofErr w:type="spellEnd"/>
+      <w:r>
+        <w:rPr>
+          <w:rFonts w:cs="宋体" w:hint="eastAsia"/>
+          <w:kern w:val="0"/>
+          <w:szCs w:val="21"/>
+        </w:rPr>
+        <w:t xml:space="preserve"> from teaching where </w:t>
+      </w:r>
+      <w:proofErr w:type="spellStart"/>
+      <w:r>
+        <w:rPr>
+          <w:rFonts w:cs="宋体" w:hint="eastAsia"/>
+          <w:kern w:val="0"/>
+          <w:szCs w:val="21"/>
+        </w:rPr>
+        <w:t>cno</w:t>
+      </w:r>
+      <w:proofErr w:type="spellEnd"/>
+      <w:r>
+        <w:rPr>
+          <w:rFonts w:cs="宋体" w:hint="eastAsia"/>
+          <w:kern w:val="0"/>
+          <w:szCs w:val="21"/>
+        </w:rPr>
+        <w:t xml:space="preserve"> != 'C01');</w:t>
+      </w:r>
+    </w:p>
+    <w:p>
+      <w:pPr>
+        <w:spacing w:line="400" w:lineRule="exact"/>
+        <w:rPr>
+          <w:rFonts w:cs="宋体"/>
+          <w:kern w:val="0"/>
+          <w:szCs w:val="21"/>
+        </w:rPr>
+      </w:pPr>
+      <w:r>
+        <w:rPr>
+          <w:noProof/>
+          <w:szCs w:val="21"/>
+        </w:rPr>
+        <w:drawing>
+          <wp:anchor distT="0" distB="0" distL="114300" distR="114300" simplePos="0" relativeHeight="251665408" behindDoc="1" locked="0" layoutInCell="1" allowOverlap="1" wp14:anchorId="023E6A0F" wp14:editId="6E4D0397">
+            <wp:simplePos x="0" y="0"/>
+            <wp:positionH relativeFrom="column">
+              <wp:posOffset>9856</wp:posOffset>
+            </wp:positionH>
+            <wp:positionV relativeFrom="paragraph">
+              <wp:posOffset>296048</wp:posOffset>
+            </wp:positionV>
+            <wp:extent cx="5274310" cy="1700530"/>
+            <wp:effectExtent l="0" t="0" r="2540" b="0"/>
+            <wp:wrapTight wrapText="bothSides">
+              <wp:wrapPolygon edited="0">
+                <wp:start x="0" y="0"/>
+                <wp:lineTo x="0" y="21294"/>
+                <wp:lineTo x="21532" y="21294"/>
+                <wp:lineTo x="21532" y="0"/>
+                <wp:lineTo x="0" y="0"/>
+              </wp:wrapPolygon>
+            </wp:wrapTight>
+            <wp:docPr id="31" name="图片 31"/>
+            <wp:cNvGraphicFramePr>
+              <a:graphicFrameLocks xmlns:a="http://schemas.openxmlformats.org/drawingml/2006/main" noChangeAspect="1"/>
+            </wp:cNvGraphicFramePr>
+            <a:graphic xmlns:a="http://schemas.openxmlformats.org/drawingml/2006/main">
+              <a:graphicData uri="http://schemas.openxmlformats.org/drawingml/2006/picture">
+                <pic:pic xmlns:pic="http://schemas.openxmlformats.org/drawingml/2006/picture">
+                  <pic:nvPicPr>
+                    <pic:cNvPr id="1" name=""/>
+                    <pic:cNvPicPr/>
+                  </pic:nvPicPr>
+                  <pic:blipFill>
+                    <a:blip r:embed="rId38">
+                      <a:extLst>
+                        <a:ext uri="{28A0092B-C50C-407E-A947-70E740481C1C}">
+                          <a14:useLocalDpi xmlns:a14="http://schemas.microsoft.com/office/drawing/2010/main" val="0"/>
+                        </a:ext>
+                      </a:extLst>
+                    </a:blip>
+                    <a:stretch>
+                      <a:fillRect/>
+                    </a:stretch>
+                  </pic:blipFill>
+                  <pic:spPr>
+                    <a:xfrm>
+                      <a:off x="0" y="0"/>
+                      <a:ext cx="5274310" cy="1700530"/>
+                    </a:xfrm>
+                    <a:prstGeom prst="rect">
+                      <a:avLst/>
+                    </a:prstGeom>
+                  </pic:spPr>
+                </pic:pic>
+              </a:graphicData>
+            </a:graphic>
+          </wp:anchor>
+        </w:drawing>
+      </w:r>
+      <w:r>
+        <w:rPr>
+          <w:rFonts w:cs="宋体" w:hint="eastAsia"/>
+          <w:kern w:val="0"/>
+          <w:szCs w:val="21"/>
+        </w:rPr>
+        <w:t>截图：</w:t>
+      </w:r>
+    </w:p>
+    <w:p>
+      <w:pPr>
+        <w:spacing w:line="400" w:lineRule="exact"/>
+        <w:rPr>
+          <w:szCs w:val="21"/>
+        </w:rPr>
+      </w:pPr>
+      <w:r>
+        <w:rPr>
+          <w:rFonts w:hint="eastAsia"/>
+          <w:szCs w:val="21"/>
+        </w:rPr>
+        <w:t xml:space="preserve">(15) </w:t>
+      </w:r>
+      <w:r>
+        <w:rPr>
+          <w:rFonts w:hint="eastAsia"/>
+          <w:szCs w:val="21"/>
+        </w:rPr>
+        <w:t>查询“</w:t>
+      </w:r>
+      <w:r>
+        <w:rPr>
+          <w:rFonts w:hint="eastAsia"/>
+          <w:szCs w:val="21"/>
+        </w:rPr>
+        <w:t>C02</w:t>
+      </w:r>
+      <w:r>
+        <w:rPr>
+          <w:rFonts w:hint="eastAsia"/>
+          <w:szCs w:val="21"/>
+        </w:rPr>
+        <w:t>”号课程不及格的学生信息。</w:t>
+      </w:r>
+    </w:p>
+    <w:p>
+      <w:pPr>
+        <w:spacing w:line="400" w:lineRule="exact"/>
+        <w:rPr>
+          <w:rFonts w:cs="宋体"/>
+          <w:kern w:val="0"/>
+          <w:szCs w:val="21"/>
+        </w:rPr>
+      </w:pPr>
+      <w:r>
+        <w:rPr>
+          <w:rFonts w:cs="宋体" w:hint="eastAsia"/>
+          <w:kern w:val="0"/>
+          <w:szCs w:val="21"/>
+        </w:rPr>
+        <w:t>答：代码</w:t>
+      </w:r>
+      <w:r>
+        <w:rPr>
+          <w:rFonts w:cs="宋体" w:hint="eastAsia"/>
+          <w:kern w:val="0"/>
+          <w:szCs w:val="21"/>
+        </w:rPr>
+        <w:t>：</w:t>
+      </w:r>
+      <w:r>
+        <w:rPr>
+          <w:rFonts w:cs="宋体"/>
+          <w:kern w:val="0"/>
+          <w:szCs w:val="21"/>
+        </w:rPr>
+        <w:t xml:space="preserve">select * from student where </w:t>
+      </w:r>
+      <w:proofErr w:type="spellStart"/>
+      <w:r>
+        <w:rPr>
+          <w:rFonts w:cs="宋体"/>
+          <w:kern w:val="0"/>
+          <w:szCs w:val="21"/>
+        </w:rPr>
+        <w:t>sno</w:t>
+      </w:r>
+      <w:proofErr w:type="spellEnd"/>
+      <w:r>
+        <w:rPr>
+          <w:rFonts w:cs="宋体"/>
+          <w:kern w:val="0"/>
+          <w:szCs w:val="21"/>
+        </w:rPr>
+        <w:t xml:space="preserve"> in (select </w:t>
+      </w:r>
+      <w:proofErr w:type="spellStart"/>
+      <w:r>
+        <w:rPr>
+          <w:rFonts w:cs="宋体"/>
+          <w:kern w:val="0"/>
+          <w:szCs w:val="21"/>
+        </w:rPr>
+        <w:t>sno</w:t>
+      </w:r>
+      <w:proofErr w:type="spellEnd"/>
+      <w:r>
+        <w:rPr>
+          <w:rFonts w:cs="宋体"/>
+          <w:kern w:val="0"/>
+          <w:szCs w:val="21"/>
+        </w:rPr>
+        <w:t xml:space="preserve"> from </w:t>
+      </w:r>
+      <w:proofErr w:type="spellStart"/>
+      <w:r>
+        <w:rPr>
+          <w:rFonts w:cs="宋体"/>
+          <w:kern w:val="0"/>
+          <w:szCs w:val="21"/>
+        </w:rPr>
+        <w:t>sc</w:t>
+      </w:r>
+      <w:proofErr w:type="spellEnd"/>
+      <w:r>
+        <w:rPr>
+          <w:rFonts w:cs="宋体"/>
+          <w:kern w:val="0"/>
+          <w:szCs w:val="21"/>
+        </w:rPr>
+        <w:t xml:space="preserve"> where degree &lt; 60 and </w:t>
+      </w:r>
+      <w:proofErr w:type="spellStart"/>
+      <w:r>
+        <w:rPr>
+          <w:rFonts w:cs="宋体"/>
+          <w:kern w:val="0"/>
+          <w:szCs w:val="21"/>
+        </w:rPr>
+        <w:t>cno</w:t>
+      </w:r>
+      <w:proofErr w:type="spellEnd"/>
+      <w:r>
+        <w:rPr>
+          <w:rFonts w:cs="宋体"/>
+          <w:kern w:val="0"/>
+          <w:szCs w:val="21"/>
+        </w:rPr>
+        <w:t xml:space="preserve"> = 'C02');</w:t>
+      </w:r>
+    </w:p>
+    <w:p>
+      <w:pPr>
+        <w:spacing w:line="400" w:lineRule="exact"/>
+        <w:rPr>
+          <w:rFonts w:cs="宋体"/>
+          <w:kern w:val="0"/>
+          <w:szCs w:val="21"/>
+        </w:rPr>
+      </w:pPr>
+      <w:r>
+        <w:rPr>
+          <w:rFonts w:cs="宋体" w:hint="eastAsia"/>
+          <w:kern w:val="0"/>
+          <w:szCs w:val="21"/>
+        </w:rPr>
+        <w:t>截图：</w:t>
+      </w:r>
+    </w:p>
+    <w:p>
+      <w:pPr>
+        <w:spacing w:line="400" w:lineRule="exact"/>
+        <w:rPr>
+          <w:rFonts w:hint="eastAsia"/>
+          <w:szCs w:val="21"/>
+        </w:rPr>
+      </w:pPr>
+      <w:r>
+        <w:rPr>
+          <w:szCs w:val="21"/>
+        </w:rPr>
         <w:lastRenderedPageBreak/>
+        <w:drawing>
+          <wp:anchor distT="0" distB="0" distL="114300" distR="114300" simplePos="0" relativeHeight="251655168" behindDoc="1" locked="0" layoutInCell="1" allowOverlap="1" wp14:anchorId="397FD9E3" wp14:editId="012961D3">
+            <wp:simplePos x="0" y="0"/>
+            <wp:positionH relativeFrom="column">
+              <wp:posOffset>5080</wp:posOffset>
+            </wp:positionH>
+            <wp:positionV relativeFrom="paragraph">
+              <wp:posOffset>0</wp:posOffset>
+            </wp:positionV>
+            <wp:extent cx="5274310" cy="1998980"/>
+            <wp:effectExtent l="0" t="0" r="2540" b="1270"/>
+            <wp:wrapTight wrapText="bothSides">
+              <wp:wrapPolygon edited="0">
+                <wp:start x="0" y="0"/>
+                <wp:lineTo x="0" y="21408"/>
+                <wp:lineTo x="21532" y="21408"/>
+                <wp:lineTo x="21532" y="0"/>
+                <wp:lineTo x="0" y="0"/>
+              </wp:wrapPolygon>
+            </wp:wrapTight>
+            <wp:docPr id="33" name="图片 33"/>
+            <wp:cNvGraphicFramePr>
+              <a:graphicFrameLocks xmlns:a="http://schemas.openxmlformats.org/drawingml/2006/main" noChangeAspect="1"/>
+            </wp:cNvGraphicFramePr>
+            <a:graphic xmlns:a="http://schemas.openxmlformats.org/drawingml/2006/main">
+              <a:graphicData uri="http://schemas.openxmlformats.org/drawingml/2006/picture">
+                <pic:pic xmlns:pic="http://schemas.openxmlformats.org/drawingml/2006/picture">
+                  <pic:nvPicPr>
+                    <pic:cNvPr id="1" name=""/>
+                    <pic:cNvPicPr/>
+                  </pic:nvPicPr>
+                  <pic:blipFill>
+                    <a:blip r:embed="rId39">
+                      <a:extLst>
+                        <a:ext uri="{28A0092B-C50C-407E-A947-70E740481C1C}">
+                          <a14:useLocalDpi xmlns:a14="http://schemas.microsoft.com/office/drawing/2010/main" val="0"/>
+                        </a:ext>
+                      </a:extLst>
+                    </a:blip>
+                    <a:stretch>
+                      <a:fillRect/>
+                    </a:stretch>
+                  </pic:blipFill>
+                  <pic:spPr>
+                    <a:xfrm>
+                      <a:off x="0" y="0"/>
+                      <a:ext cx="5274310" cy="1998980"/>
+                    </a:xfrm>
+                    <a:prstGeom prst="rect">
+                      <a:avLst/>
+                    </a:prstGeom>
+                  </pic:spPr>
+                </pic:pic>
+              </a:graphicData>
+            </a:graphic>
+          </wp:anchor>
+        </w:drawing>
+      </w:r>
+    </w:p>
+    <w:p>
+      <w:pPr>
+        <w:spacing w:line="400" w:lineRule="exact"/>
+        <w:rPr>
+          <w:szCs w:val="21"/>
+        </w:rPr>
+      </w:pPr>
+      <w:r>
+        <w:rPr>
+          <w:rFonts w:hint="eastAsia"/>
+          <w:szCs w:val="21"/>
+        </w:rPr>
+        <w:t xml:space="preserve">(16) </w:t>
+      </w:r>
+      <w:r>
+        <w:rPr>
+          <w:rFonts w:hint="eastAsia"/>
+          <w:szCs w:val="21"/>
+        </w:rPr>
+        <w:t>查询没有选修“</w:t>
+      </w:r>
+      <w:r>
+        <w:rPr>
+          <w:rFonts w:hint="eastAsia"/>
+          <w:szCs w:val="21"/>
+        </w:rPr>
+        <w:t>C02</w:t>
+      </w:r>
+      <w:r>
+        <w:rPr>
+          <w:rFonts w:hint="eastAsia"/>
+          <w:szCs w:val="21"/>
+        </w:rPr>
+        <w:t>”课程的学生学号及姓名。</w:t>
+      </w:r>
+    </w:p>
+    <w:p>
+      <w:pPr>
+        <w:spacing w:line="400" w:lineRule="exact"/>
+        <w:rPr>
+          <w:rFonts w:cs="宋体"/>
+          <w:kern w:val="0"/>
+          <w:szCs w:val="21"/>
+        </w:rPr>
+      </w:pPr>
+      <w:r>
+        <w:rPr>
+          <w:rFonts w:cs="宋体" w:hint="eastAsia"/>
+          <w:kern w:val="0"/>
+          <w:szCs w:val="21"/>
+        </w:rPr>
         <w:t>答：代码</w:t>
       </w:r>
-    </w:p>
-    <w:p>
-      <w:pPr>
-        <w:spacing w:line="400" w:lineRule="exact"/>
-        <w:rPr>
-          <w:rFonts w:cs="宋体"/>
-          <w:kern w:val="0"/>
-          <w:szCs w:val="21"/>
-        </w:rPr>
-      </w:pPr>
+      <w:r>
+        <w:rPr>
+          <w:rFonts w:cs="宋体" w:hint="eastAsia"/>
+          <w:kern w:val="0"/>
+          <w:szCs w:val="21"/>
+        </w:rPr>
+        <w:t>：</w:t>
+      </w:r>
+      <w:r>
+        <w:rPr>
+          <w:rFonts w:cs="宋体" w:hint="eastAsia"/>
+          <w:kern w:val="0"/>
+          <w:szCs w:val="21"/>
+        </w:rPr>
+        <w:t xml:space="preserve">select </w:t>
+      </w:r>
+      <w:proofErr w:type="spellStart"/>
+      <w:r>
+        <w:rPr>
+          <w:rFonts w:cs="宋体" w:hint="eastAsia"/>
+          <w:kern w:val="0"/>
+          <w:szCs w:val="21"/>
+        </w:rPr>
+        <w:t>sno</w:t>
+      </w:r>
+      <w:proofErr w:type="spellEnd"/>
+      <w:r>
+        <w:rPr>
+          <w:rFonts w:cs="宋体" w:hint="eastAsia"/>
+          <w:kern w:val="0"/>
+          <w:szCs w:val="21"/>
+        </w:rPr>
+        <w:t xml:space="preserve"> as '</w:t>
+      </w:r>
+      <w:r>
+        <w:rPr>
+          <w:rFonts w:cs="宋体" w:hint="eastAsia"/>
+          <w:kern w:val="0"/>
+          <w:szCs w:val="21"/>
+        </w:rPr>
+        <w:t>学号</w:t>
+      </w:r>
+      <w:r>
+        <w:rPr>
+          <w:rFonts w:cs="宋体" w:hint="eastAsia"/>
+          <w:kern w:val="0"/>
+          <w:szCs w:val="21"/>
+        </w:rPr>
+        <w:t xml:space="preserve">', </w:t>
+      </w:r>
+      <w:proofErr w:type="spellStart"/>
+      <w:r>
+        <w:rPr>
+          <w:rFonts w:cs="宋体" w:hint="eastAsia"/>
+          <w:kern w:val="0"/>
+          <w:szCs w:val="21"/>
+        </w:rPr>
+        <w:t>sname</w:t>
+      </w:r>
+      <w:proofErr w:type="spellEnd"/>
+      <w:r>
+        <w:rPr>
+          <w:rFonts w:cs="宋体" w:hint="eastAsia"/>
+          <w:kern w:val="0"/>
+          <w:szCs w:val="21"/>
+        </w:rPr>
+        <w:t xml:space="preserve"> as '</w:t>
+      </w:r>
+      <w:r>
+        <w:rPr>
+          <w:rFonts w:cs="宋体" w:hint="eastAsia"/>
+          <w:kern w:val="0"/>
+          <w:szCs w:val="21"/>
+        </w:rPr>
+        <w:t>姓名</w:t>
+      </w:r>
+      <w:r>
+        <w:rPr>
+          <w:rFonts w:cs="宋体" w:hint="eastAsia"/>
+          <w:kern w:val="0"/>
+          <w:szCs w:val="21"/>
+        </w:rPr>
+        <w:t xml:space="preserve">' from student where </w:t>
+      </w:r>
+      <w:proofErr w:type="spellStart"/>
+      <w:r>
+        <w:rPr>
+          <w:rFonts w:cs="宋体" w:hint="eastAsia"/>
+          <w:kern w:val="0"/>
+          <w:szCs w:val="21"/>
+        </w:rPr>
+        <w:t>sno</w:t>
+      </w:r>
+      <w:proofErr w:type="spellEnd"/>
+      <w:r>
+        <w:rPr>
+          <w:rFonts w:cs="宋体" w:hint="eastAsia"/>
+          <w:kern w:val="0"/>
+          <w:szCs w:val="21"/>
+        </w:rPr>
+        <w:t xml:space="preserve"> not in (select </w:t>
+      </w:r>
+      <w:proofErr w:type="spellStart"/>
+      <w:r>
+        <w:rPr>
+          <w:rFonts w:cs="宋体" w:hint="eastAsia"/>
+          <w:kern w:val="0"/>
+          <w:szCs w:val="21"/>
+        </w:rPr>
+        <w:t>sno</w:t>
+      </w:r>
+      <w:proofErr w:type="spellEnd"/>
+      <w:r>
+        <w:rPr>
+          <w:rFonts w:cs="宋体" w:hint="eastAsia"/>
+          <w:kern w:val="0"/>
+          <w:szCs w:val="21"/>
+        </w:rPr>
+        <w:t xml:space="preserve"> from </w:t>
+      </w:r>
+      <w:proofErr w:type="spellStart"/>
+      <w:r>
+        <w:rPr>
+          <w:rFonts w:cs="宋体" w:hint="eastAsia"/>
+          <w:kern w:val="0"/>
+          <w:szCs w:val="21"/>
+        </w:rPr>
+        <w:t>sc</w:t>
+      </w:r>
+      <w:proofErr w:type="spellEnd"/>
+      <w:r>
+        <w:rPr>
+          <w:rFonts w:cs="宋体" w:hint="eastAsia"/>
+          <w:kern w:val="0"/>
+          <w:szCs w:val="21"/>
+        </w:rPr>
+        <w:t xml:space="preserve"> where </w:t>
+      </w:r>
+      <w:proofErr w:type="spellStart"/>
+      <w:r>
+        <w:rPr>
+          <w:rFonts w:cs="宋体" w:hint="eastAsia"/>
+          <w:kern w:val="0"/>
+          <w:szCs w:val="21"/>
+        </w:rPr>
+        <w:t>cno</w:t>
+      </w:r>
+      <w:proofErr w:type="spellEnd"/>
+      <w:r>
+        <w:rPr>
+          <w:rFonts w:cs="宋体" w:hint="eastAsia"/>
+          <w:kern w:val="0"/>
+          <w:szCs w:val="21"/>
+        </w:rPr>
+        <w:t xml:space="preserve"> = 'C02');</w:t>
+      </w:r>
+    </w:p>
+    <w:p>
+      <w:pPr>
+        <w:spacing w:line="400" w:lineRule="exact"/>
+        <w:rPr>
+          <w:rFonts w:cs="宋体" w:hint="eastAsia"/>
+          <w:kern w:val="0"/>
+          <w:szCs w:val="21"/>
+        </w:rPr>
+      </w:pPr>
+      <w:r>
+        <w:rPr>
+          <w:szCs w:val="21"/>
+        </w:rPr>
+        <w:drawing>
+          <wp:anchor distT="0" distB="0" distL="114300" distR="114300" simplePos="0" relativeHeight="251658240" behindDoc="1" locked="0" layoutInCell="1" allowOverlap="1" wp14:anchorId="60CBBA05" wp14:editId="672D76D9">
+            <wp:simplePos x="0" y="0"/>
+            <wp:positionH relativeFrom="column">
+              <wp:posOffset>6045</wp:posOffset>
+            </wp:positionH>
+            <wp:positionV relativeFrom="paragraph">
+              <wp:posOffset>295554</wp:posOffset>
+            </wp:positionV>
+            <wp:extent cx="5274310" cy="1602105"/>
+            <wp:effectExtent l="0" t="0" r="2540" b="0"/>
+            <wp:wrapTight wrapText="bothSides">
+              <wp:wrapPolygon edited="0">
+                <wp:start x="0" y="0"/>
+                <wp:lineTo x="0" y="21317"/>
+                <wp:lineTo x="21532" y="21317"/>
+                <wp:lineTo x="21532" y="0"/>
+                <wp:lineTo x="0" y="0"/>
+              </wp:wrapPolygon>
+            </wp:wrapTight>
+            <wp:docPr id="34" name="图片 34"/>
+            <wp:cNvGraphicFramePr>
+              <a:graphicFrameLocks xmlns:a="http://schemas.openxmlformats.org/drawingml/2006/main" noChangeAspect="1"/>
+            </wp:cNvGraphicFramePr>
+            <a:graphic xmlns:a="http://schemas.openxmlformats.org/drawingml/2006/main">
+              <a:graphicData uri="http://schemas.openxmlformats.org/drawingml/2006/picture">
+                <pic:pic xmlns:pic="http://schemas.openxmlformats.org/drawingml/2006/picture">
+                  <pic:nvPicPr>
+                    <pic:cNvPr id="1" name=""/>
+                    <pic:cNvPicPr/>
+                  </pic:nvPicPr>
+                  <pic:blipFill>
+                    <a:blip r:embed="rId40">
+                      <a:extLst>
+                        <a:ext uri="{28A0092B-C50C-407E-A947-70E740481C1C}">
+                          <a14:useLocalDpi xmlns:a14="http://schemas.microsoft.com/office/drawing/2010/main" val="0"/>
+                        </a:ext>
+                      </a:extLst>
+                    </a:blip>
+                    <a:stretch>
+                      <a:fillRect/>
+                    </a:stretch>
+                  </pic:blipFill>
+                  <pic:spPr>
+                    <a:xfrm>
+                      <a:off x="0" y="0"/>
+                      <a:ext cx="5274310" cy="1602105"/>
+                    </a:xfrm>
+                    <a:prstGeom prst="rect">
+                      <a:avLst/>
+                    </a:prstGeom>
+                  </pic:spPr>
+                </pic:pic>
+              </a:graphicData>
+            </a:graphic>
+          </wp:anchor>
+        </w:drawing>
+      </w:r>
       <w:r>
         <w:rPr>
           <w:rFonts w:cs="宋体" w:hint="eastAsia"/>
@@ -7827,286 +11421,6 @@
         </w:rPr>
         <w:t>截图：</w:t>
       </w:r>
-    </w:p>
-    <w:p>
-      <w:pPr>
-        <w:spacing w:line="400" w:lineRule="exact"/>
-        <w:rPr>
-          <w:szCs w:val="21"/>
-        </w:rPr>
-      </w:pPr>
-    </w:p>
-    <w:p>
-      <w:pPr>
-        <w:spacing w:line="400" w:lineRule="exact"/>
-        <w:rPr>
-          <w:szCs w:val="21"/>
-        </w:rPr>
-      </w:pPr>
-    </w:p>
-    <w:p>
-      <w:pPr>
-        <w:spacing w:line="400" w:lineRule="exact"/>
-        <w:rPr>
-          <w:szCs w:val="21"/>
-        </w:rPr>
-      </w:pPr>
-      <w:r>
-        <w:rPr>
-          <w:rFonts w:hint="eastAsia"/>
-          <w:szCs w:val="21"/>
-        </w:rPr>
-        <w:t xml:space="preserve">(14) </w:t>
-      </w:r>
-      <w:r>
-        <w:rPr>
-          <w:rFonts w:hint="eastAsia"/>
-          <w:szCs w:val="21"/>
-        </w:rPr>
-        <w:t>查询不讲授“</w:t>
-      </w:r>
-      <w:r>
-        <w:rPr>
-          <w:rFonts w:hint="eastAsia"/>
-          <w:szCs w:val="21"/>
-        </w:rPr>
-        <w:t>C01</w:t>
-      </w:r>
-      <w:r>
-        <w:rPr>
-          <w:rFonts w:hint="eastAsia"/>
-          <w:szCs w:val="21"/>
-        </w:rPr>
-        <w:t>”课的教师姓名。</w:t>
-      </w:r>
-    </w:p>
-    <w:p>
-      <w:pPr>
-        <w:spacing w:line="400" w:lineRule="exact"/>
-        <w:rPr>
-          <w:rFonts w:cs="宋体"/>
-          <w:kern w:val="0"/>
-          <w:szCs w:val="21"/>
-        </w:rPr>
-      </w:pPr>
-      <w:r>
-        <w:rPr>
-          <w:rFonts w:cs="宋体" w:hint="eastAsia"/>
-          <w:kern w:val="0"/>
-          <w:szCs w:val="21"/>
-        </w:rPr>
-        <w:t>答：代码</w:t>
-      </w:r>
-    </w:p>
-    <w:p>
-      <w:pPr>
-        <w:spacing w:line="400" w:lineRule="exact"/>
-        <w:rPr>
-          <w:rFonts w:cs="宋体"/>
-          <w:kern w:val="0"/>
-          <w:szCs w:val="21"/>
-        </w:rPr>
-      </w:pPr>
-      <w:r>
-        <w:rPr>
-          <w:rFonts w:cs="宋体" w:hint="eastAsia"/>
-          <w:kern w:val="0"/>
-          <w:szCs w:val="21"/>
-        </w:rPr>
-        <w:t>截图：</w:t>
-      </w:r>
-    </w:p>
-    <w:p>
-      <w:pPr>
-        <w:spacing w:line="400" w:lineRule="exact"/>
-        <w:rPr>
-          <w:szCs w:val="21"/>
-        </w:rPr>
-      </w:pPr>
-    </w:p>
-    <w:p>
-      <w:pPr>
-        <w:spacing w:line="400" w:lineRule="exact"/>
-        <w:rPr>
-          <w:szCs w:val="21"/>
-        </w:rPr>
-      </w:pPr>
-    </w:p>
-    <w:p>
-      <w:pPr>
-        <w:spacing w:line="400" w:lineRule="exact"/>
-        <w:rPr>
-          <w:szCs w:val="21"/>
-        </w:rPr>
-      </w:pPr>
-      <w:r>
-        <w:rPr>
-          <w:rFonts w:hint="eastAsia"/>
-          <w:szCs w:val="21"/>
-        </w:rPr>
-        <w:t xml:space="preserve">(15) </w:t>
-      </w:r>
-      <w:r>
-        <w:rPr>
-          <w:rFonts w:hint="eastAsia"/>
-          <w:szCs w:val="21"/>
-        </w:rPr>
-        <w:t>查询“</w:t>
-      </w:r>
-      <w:r>
-        <w:rPr>
-          <w:rFonts w:hint="eastAsia"/>
-          <w:szCs w:val="21"/>
-        </w:rPr>
-        <w:t>C02</w:t>
-      </w:r>
-      <w:r>
-        <w:rPr>
-          <w:rFonts w:hint="eastAsia"/>
-          <w:szCs w:val="21"/>
-        </w:rPr>
-        <w:t>”号课程不及格的学生信息。</w:t>
-      </w:r>
-    </w:p>
-    <w:p>
-      <w:pPr>
-        <w:spacing w:line="400" w:lineRule="exact"/>
-        <w:rPr>
-          <w:rFonts w:cs="宋体"/>
-          <w:kern w:val="0"/>
-          <w:szCs w:val="21"/>
-        </w:rPr>
-      </w:pPr>
-      <w:r>
-        <w:rPr>
-          <w:rFonts w:cs="宋体" w:hint="eastAsia"/>
-          <w:kern w:val="0"/>
-          <w:szCs w:val="21"/>
-        </w:rPr>
-        <w:t>答：代码</w:t>
-      </w:r>
-    </w:p>
-    <w:p>
-      <w:pPr>
-        <w:spacing w:line="400" w:lineRule="exact"/>
-        <w:rPr>
-          <w:rFonts w:cs="宋体"/>
-          <w:kern w:val="0"/>
-          <w:szCs w:val="21"/>
-        </w:rPr>
-      </w:pPr>
-      <w:r>
-        <w:rPr>
-          <w:rFonts w:cs="宋体" w:hint="eastAsia"/>
-          <w:kern w:val="0"/>
-          <w:szCs w:val="21"/>
-        </w:rPr>
-        <w:t>截图：</w:t>
-      </w:r>
-    </w:p>
-    <w:p>
-      <w:pPr>
-        <w:spacing w:line="400" w:lineRule="exact"/>
-        <w:rPr>
-          <w:szCs w:val="21"/>
-        </w:rPr>
-      </w:pPr>
-    </w:p>
-    <w:p>
-      <w:pPr>
-        <w:spacing w:line="400" w:lineRule="exact"/>
-        <w:rPr>
-          <w:szCs w:val="21"/>
-        </w:rPr>
-      </w:pPr>
-    </w:p>
-    <w:p>
-      <w:pPr>
-        <w:spacing w:line="400" w:lineRule="exact"/>
-        <w:rPr>
-          <w:szCs w:val="21"/>
-        </w:rPr>
-      </w:pPr>
-      <w:r>
-        <w:rPr>
-          <w:rFonts w:hint="eastAsia"/>
-          <w:szCs w:val="21"/>
-        </w:rPr>
-        <w:t xml:space="preserve">(16) </w:t>
-      </w:r>
-      <w:r>
-        <w:rPr>
-          <w:rFonts w:hint="eastAsia"/>
-          <w:szCs w:val="21"/>
-        </w:rPr>
-        <w:t>查询没有选修“</w:t>
-      </w:r>
-      <w:r>
-        <w:rPr>
-          <w:rFonts w:hint="eastAsia"/>
-          <w:szCs w:val="21"/>
-        </w:rPr>
-        <w:t>C02</w:t>
-      </w:r>
-      <w:r>
-        <w:rPr>
-          <w:rFonts w:hint="eastAsia"/>
-          <w:szCs w:val="21"/>
-        </w:rPr>
-        <w:t>”课程的学生学号及姓名。</w:t>
-      </w:r>
-    </w:p>
-    <w:p>
-      <w:pPr>
-        <w:spacing w:line="400" w:lineRule="exact"/>
-        <w:rPr>
-          <w:rFonts w:cs="宋体"/>
-          <w:kern w:val="0"/>
-          <w:szCs w:val="21"/>
-        </w:rPr>
-      </w:pPr>
-      <w:r>
-        <w:rPr>
-          <w:rFonts w:cs="宋体" w:hint="eastAsia"/>
-          <w:kern w:val="0"/>
-          <w:szCs w:val="21"/>
-        </w:rPr>
-        <w:t>答：代码</w:t>
-      </w:r>
-    </w:p>
-    <w:p>
-      <w:pPr>
-        <w:spacing w:line="400" w:lineRule="exact"/>
-        <w:rPr>
-          <w:rFonts w:cs="宋体"/>
-          <w:kern w:val="0"/>
-          <w:szCs w:val="21"/>
-        </w:rPr>
-      </w:pPr>
-      <w:r>
-        <w:rPr>
-          <w:rFonts w:cs="宋体" w:hint="eastAsia"/>
-          <w:kern w:val="0"/>
-          <w:szCs w:val="21"/>
-        </w:rPr>
-        <w:t>截图：</w:t>
-      </w:r>
-    </w:p>
-    <w:p>
-      <w:pPr>
-        <w:spacing w:line="400" w:lineRule="exact"/>
-        <w:rPr>
-          <w:szCs w:val="21"/>
-        </w:rPr>
-      </w:pPr>
-    </w:p>
-    <w:p>
-      <w:pPr>
-        <w:spacing w:line="400" w:lineRule="exact"/>
-        <w:rPr>
-          <w:szCs w:val="21"/>
-        </w:rPr>
-      </w:pPr>
     </w:p>
     <w:p>
       <w:pPr>
@@ -8144,57 +11458,354 @@
         </w:rPr>
         <w:t>答：代码</w:t>
       </w:r>
-    </w:p>
-    <w:p>
-      <w:pPr>
-        <w:spacing w:line="400" w:lineRule="exact"/>
-        <w:rPr>
-          <w:rFonts w:cs="宋体"/>
-          <w:kern w:val="0"/>
-          <w:szCs w:val="21"/>
-        </w:rPr>
-      </w:pPr>
-      <w:r>
-        <w:rPr>
-          <w:rFonts w:cs="宋体" w:hint="eastAsia"/>
-          <w:kern w:val="0"/>
-          <w:szCs w:val="21"/>
-        </w:rPr>
-        <w:t>截图：</w:t>
-      </w:r>
-    </w:p>
-    <w:p>
-      <w:pPr>
-        <w:spacing w:line="400" w:lineRule="exact"/>
+      <w:r>
+        <w:rPr>
+          <w:rFonts w:cs="宋体" w:hint="eastAsia"/>
+          <w:kern w:val="0"/>
+          <w:szCs w:val="21"/>
+        </w:rPr>
+        <w:t>：</w:t>
+      </w:r>
+      <w:r>
+        <w:rPr>
+          <w:rFonts w:cs="宋体" w:hint="eastAsia"/>
+          <w:kern w:val="0"/>
+          <w:szCs w:val="21"/>
+        </w:rPr>
+        <w:t xml:space="preserve">select </w:t>
+      </w:r>
+      <w:proofErr w:type="spellStart"/>
+      <w:r>
+        <w:rPr>
+          <w:rFonts w:cs="宋体" w:hint="eastAsia"/>
+          <w:kern w:val="0"/>
+          <w:szCs w:val="21"/>
+        </w:rPr>
+        <w:t>sno</w:t>
+      </w:r>
+      <w:proofErr w:type="spellEnd"/>
+      <w:r>
+        <w:rPr>
+          <w:rFonts w:cs="宋体" w:hint="eastAsia"/>
+          <w:kern w:val="0"/>
+          <w:szCs w:val="21"/>
+        </w:rPr>
+        <w:t xml:space="preserve"> as '</w:t>
+      </w:r>
+      <w:r>
+        <w:rPr>
+          <w:rFonts w:cs="宋体" w:hint="eastAsia"/>
+          <w:kern w:val="0"/>
+          <w:szCs w:val="21"/>
+        </w:rPr>
+        <w:t>学号</w:t>
+      </w:r>
+      <w:r>
+        <w:rPr>
+          <w:rFonts w:cs="宋体" w:hint="eastAsia"/>
+          <w:kern w:val="0"/>
+          <w:szCs w:val="21"/>
+        </w:rPr>
+        <w:t xml:space="preserve">', </w:t>
+      </w:r>
+      <w:proofErr w:type="spellStart"/>
+      <w:r>
+        <w:rPr>
+          <w:rFonts w:cs="宋体" w:hint="eastAsia"/>
+          <w:kern w:val="0"/>
+          <w:szCs w:val="21"/>
+        </w:rPr>
+        <w:t>sname</w:t>
+      </w:r>
+      <w:proofErr w:type="spellEnd"/>
+      <w:r>
+        <w:rPr>
+          <w:rFonts w:cs="宋体" w:hint="eastAsia"/>
+          <w:kern w:val="0"/>
+          <w:szCs w:val="21"/>
+        </w:rPr>
+        <w:t xml:space="preserve"> as '</w:t>
+      </w:r>
+      <w:r>
+        <w:rPr>
+          <w:rFonts w:cs="宋体" w:hint="eastAsia"/>
+          <w:kern w:val="0"/>
+          <w:szCs w:val="21"/>
+        </w:rPr>
+        <w:t>姓名</w:t>
+      </w:r>
+      <w:r>
+        <w:rPr>
+          <w:rFonts w:cs="宋体" w:hint="eastAsia"/>
+          <w:kern w:val="0"/>
+          <w:szCs w:val="21"/>
+        </w:rPr>
+        <w:t xml:space="preserve">', </w:t>
+      </w:r>
+      <w:proofErr w:type="spellStart"/>
+      <w:r>
+        <w:rPr>
+          <w:rFonts w:cs="宋体" w:hint="eastAsia"/>
+          <w:kern w:val="0"/>
+          <w:szCs w:val="21"/>
+        </w:rPr>
+        <w:t>sdept</w:t>
+      </w:r>
+      <w:proofErr w:type="spellEnd"/>
+      <w:r>
+        <w:rPr>
+          <w:rFonts w:cs="宋体" w:hint="eastAsia"/>
+          <w:kern w:val="0"/>
+          <w:szCs w:val="21"/>
+        </w:rPr>
+        <w:t xml:space="preserve"> as '</w:t>
+      </w:r>
+      <w:r>
+        <w:rPr>
+          <w:rFonts w:cs="宋体" w:hint="eastAsia"/>
+          <w:kern w:val="0"/>
+          <w:szCs w:val="21"/>
+        </w:rPr>
+        <w:t>系别</w:t>
+      </w:r>
+      <w:r>
+        <w:rPr>
+          <w:rFonts w:cs="宋体" w:hint="eastAsia"/>
+          <w:kern w:val="0"/>
+          <w:szCs w:val="21"/>
+        </w:rPr>
+        <w:t xml:space="preserve">' from student where </w:t>
+      </w:r>
+      <w:proofErr w:type="spellStart"/>
+      <w:r>
+        <w:rPr>
+          <w:rFonts w:cs="宋体" w:hint="eastAsia"/>
+          <w:kern w:val="0"/>
+          <w:szCs w:val="21"/>
+        </w:rPr>
+        <w:t>sno</w:t>
+      </w:r>
+      <w:proofErr w:type="spellEnd"/>
+      <w:r>
+        <w:rPr>
+          <w:rFonts w:cs="宋体" w:hint="eastAsia"/>
+          <w:kern w:val="0"/>
+          <w:szCs w:val="21"/>
+        </w:rPr>
+        <w:t xml:space="preserve"> in (select </w:t>
+      </w:r>
+      <w:proofErr w:type="spellStart"/>
+      <w:r>
+        <w:rPr>
+          <w:rFonts w:cs="宋体" w:hint="eastAsia"/>
+          <w:kern w:val="0"/>
+          <w:szCs w:val="21"/>
+        </w:rPr>
+        <w:t>sno</w:t>
+      </w:r>
+      <w:proofErr w:type="spellEnd"/>
+      <w:r>
+        <w:rPr>
+          <w:rFonts w:cs="宋体" w:hint="eastAsia"/>
+          <w:kern w:val="0"/>
+          <w:szCs w:val="21"/>
+        </w:rPr>
+        <w:t xml:space="preserve"> from </w:t>
+      </w:r>
+      <w:proofErr w:type="spellStart"/>
+      <w:r>
+        <w:rPr>
+          <w:rFonts w:cs="宋体" w:hint="eastAsia"/>
+          <w:kern w:val="0"/>
+          <w:szCs w:val="21"/>
+        </w:rPr>
+        <w:t>sc</w:t>
+      </w:r>
+      <w:proofErr w:type="spellEnd"/>
+      <w:r>
+        <w:rPr>
+          <w:rFonts w:cs="宋体" w:hint="eastAsia"/>
+          <w:kern w:val="0"/>
+          <w:szCs w:val="21"/>
+        </w:rPr>
+        <w:t xml:space="preserve"> where </w:t>
+      </w:r>
+      <w:proofErr w:type="spellStart"/>
+      <w:r>
+        <w:rPr>
+          <w:rFonts w:cs="宋体" w:hint="eastAsia"/>
+          <w:kern w:val="0"/>
+          <w:szCs w:val="21"/>
+        </w:rPr>
+        <w:t>cno</w:t>
+      </w:r>
+      <w:proofErr w:type="spellEnd"/>
+      <w:r>
+        <w:rPr>
+          <w:rFonts w:cs="宋体" w:hint="eastAsia"/>
+          <w:kern w:val="0"/>
+          <w:szCs w:val="21"/>
+        </w:rPr>
+        <w:t xml:space="preserve"> = (select </w:t>
+      </w:r>
+      <w:proofErr w:type="spellStart"/>
+      <w:r>
+        <w:rPr>
+          <w:rFonts w:cs="宋体" w:hint="eastAsia"/>
+          <w:kern w:val="0"/>
+          <w:szCs w:val="21"/>
+        </w:rPr>
+        <w:t>cno</w:t>
+      </w:r>
+      <w:proofErr w:type="spellEnd"/>
+      <w:r>
+        <w:rPr>
+          <w:rFonts w:cs="宋体" w:hint="eastAsia"/>
+          <w:kern w:val="0"/>
+          <w:szCs w:val="21"/>
+        </w:rPr>
+        <w:t xml:space="preserve"> from course where </w:t>
+      </w:r>
+      <w:proofErr w:type="spellStart"/>
+      <w:r>
+        <w:rPr>
+          <w:rFonts w:cs="宋体" w:hint="eastAsia"/>
+          <w:kern w:val="0"/>
+          <w:szCs w:val="21"/>
+        </w:rPr>
+        <w:t>cname</w:t>
+      </w:r>
+      <w:proofErr w:type="spellEnd"/>
+      <w:r>
+        <w:rPr>
+          <w:rFonts w:cs="宋体" w:hint="eastAsia"/>
+          <w:kern w:val="0"/>
+          <w:szCs w:val="21"/>
+        </w:rPr>
+        <w:t xml:space="preserve"> = '</w:t>
+      </w:r>
+      <w:r>
+        <w:rPr>
+          <w:rFonts w:cs="宋体" w:hint="eastAsia"/>
+          <w:kern w:val="0"/>
+          <w:szCs w:val="21"/>
+        </w:rPr>
+        <w:t>数据库</w:t>
+      </w:r>
+      <w:r>
+        <w:rPr>
+          <w:rFonts w:cs="宋体" w:hint="eastAsia"/>
+          <w:kern w:val="0"/>
+          <w:szCs w:val="21"/>
+        </w:rPr>
+        <w:t>'));</w:t>
+      </w:r>
+    </w:p>
+    <w:p>
+      <w:pPr>
+        <w:spacing w:line="400" w:lineRule="exact"/>
+        <w:rPr>
+          <w:rFonts w:cs="宋体"/>
+          <w:kern w:val="0"/>
+          <w:szCs w:val="21"/>
+        </w:rPr>
+      </w:pPr>
+      <w:r>
         <w:rPr>
           <w:b/>
           <w:color w:val="000000"/>
         </w:rPr>
-      </w:pPr>
-    </w:p>
-    <w:p>
-      <w:pPr>
-        <w:spacing w:line="400" w:lineRule="exact"/>
-        <w:rPr>
-          <w:b/>
-          <w:color w:val="000000"/>
-        </w:rPr>
-      </w:pPr>
-    </w:p>
-    <w:p>
-      <w:pPr>
-        <w:spacing w:line="400" w:lineRule="exact"/>
-        <w:rPr>
-          <w:b/>
-          <w:color w:val="000000"/>
-        </w:rPr>
-      </w:pPr>
-      <w:r>
+        <w:drawing>
+          <wp:anchor distT="0" distB="0" distL="114300" distR="114300" simplePos="0" relativeHeight="251660288" behindDoc="1" locked="0" layoutInCell="1" allowOverlap="1" wp14:anchorId="4995E3F3" wp14:editId="25C6583D">
+            <wp:simplePos x="0" y="0"/>
+            <wp:positionH relativeFrom="column">
+              <wp:posOffset>-1270</wp:posOffset>
+            </wp:positionH>
+            <wp:positionV relativeFrom="paragraph">
+              <wp:posOffset>280975</wp:posOffset>
+            </wp:positionV>
+            <wp:extent cx="5274310" cy="1265555"/>
+            <wp:effectExtent l="0" t="0" r="2540" b="0"/>
+            <wp:wrapTight wrapText="bothSides">
+              <wp:wrapPolygon edited="0">
+                <wp:start x="0" y="0"/>
+                <wp:lineTo x="0" y="21134"/>
+                <wp:lineTo x="21532" y="21134"/>
+                <wp:lineTo x="21532" y="0"/>
+                <wp:lineTo x="0" y="0"/>
+              </wp:wrapPolygon>
+            </wp:wrapTight>
+            <wp:docPr id="35" name="图片 35"/>
+            <wp:cNvGraphicFramePr>
+              <a:graphicFrameLocks xmlns:a="http://schemas.openxmlformats.org/drawingml/2006/main" noChangeAspect="1"/>
+            </wp:cNvGraphicFramePr>
+            <a:graphic xmlns:a="http://schemas.openxmlformats.org/drawingml/2006/main">
+              <a:graphicData uri="http://schemas.openxmlformats.org/drawingml/2006/picture">
+                <pic:pic xmlns:pic="http://schemas.openxmlformats.org/drawingml/2006/picture">
+                  <pic:nvPicPr>
+                    <pic:cNvPr id="1" name=""/>
+                    <pic:cNvPicPr/>
+                  </pic:nvPicPr>
+                  <pic:blipFill>
+                    <a:blip r:embed="rId41" cstate="print">
+                      <a:extLst>
+                        <a:ext uri="{28A0092B-C50C-407E-A947-70E740481C1C}">
+                          <a14:useLocalDpi xmlns:a14="http://schemas.microsoft.com/office/drawing/2010/main" val="0"/>
+                        </a:ext>
+                      </a:extLst>
+                    </a:blip>
+                    <a:stretch>
+                      <a:fillRect/>
+                    </a:stretch>
+                  </pic:blipFill>
+                  <pic:spPr>
+                    <a:xfrm>
+                      <a:off x="0" y="0"/>
+                      <a:ext cx="5274310" cy="1265555"/>
+                    </a:xfrm>
+                    <a:prstGeom prst="rect">
+                      <a:avLst/>
+                    </a:prstGeom>
+                  </pic:spPr>
+                </pic:pic>
+              </a:graphicData>
+            </a:graphic>
+          </wp:anchor>
+        </w:drawing>
+      </w:r>
+      <w:r>
+        <w:rPr>
+          <w:rFonts w:cs="宋体" w:hint="eastAsia"/>
+          <w:kern w:val="0"/>
+          <w:szCs w:val="21"/>
+        </w:rPr>
+        <w:t>截图：</w:t>
+      </w:r>
+    </w:p>
+    <w:p>
+      <w:pPr>
+        <w:spacing w:line="400" w:lineRule="exact"/>
         <w:rPr>
           <w:rFonts w:hint="eastAsia"/>
           <w:b/>
           <w:color w:val="000000"/>
         </w:rPr>
+      </w:pPr>
+    </w:p>
+    <w:p>
+      <w:pPr>
+        <w:spacing w:line="400" w:lineRule="exact"/>
+        <w:rPr>
+          <w:b/>
+          <w:color w:val="000000"/>
+        </w:rPr>
+      </w:pPr>
+      <w:r>
+        <w:rPr>
+          <w:rFonts w:hint="eastAsia"/>
+          <w:b/>
+          <w:color w:val="000000"/>
+        </w:rPr>
         <w:t>四、实验中遇到的问题和解决方法以及心得体会</w:t>
       </w:r>
     </w:p>
@@ -8251,6 +11862,191 @@
           <w:szCs w:val="21"/>
         </w:rPr>
       </w:pPr>
+      <w:r>
+        <w:rPr>
+          <w:rFonts w:cs="宋体" w:hint="eastAsia"/>
+          <w:kern w:val="0"/>
+          <w:szCs w:val="21"/>
+        </w:rPr>
+        <w:t>简化</w:t>
+      </w:r>
+      <w:r>
+        <w:rPr>
+          <w:rFonts w:cs="宋体" w:hint="eastAsia"/>
+          <w:kern w:val="0"/>
+          <w:szCs w:val="21"/>
+        </w:rPr>
+        <w:t>SQL</w:t>
+      </w:r>
+      <w:r>
+        <w:rPr>
+          <w:rFonts w:cs="宋体" w:hint="eastAsia"/>
+          <w:kern w:val="0"/>
+          <w:szCs w:val="21"/>
+        </w:rPr>
+        <w:t>语句：当表名较长或需要多次引用同一个表（如自连接）时，使用别名（如</w:t>
+      </w:r>
+      <w:r>
+        <w:rPr>
+          <w:rFonts w:cs="宋体" w:hint="eastAsia"/>
+          <w:kern w:val="0"/>
+          <w:szCs w:val="21"/>
+        </w:rPr>
+        <w:t xml:space="preserve"> s</w:t>
+      </w:r>
+      <w:r>
+        <w:rPr>
+          <w:rFonts w:cs="宋体" w:hint="eastAsia"/>
+          <w:kern w:val="0"/>
+          <w:szCs w:val="21"/>
+        </w:rPr>
+        <w:t>、</w:t>
+      </w:r>
+      <w:proofErr w:type="spellStart"/>
+      <w:r>
+        <w:rPr>
+          <w:rFonts w:cs="宋体" w:hint="eastAsia"/>
+          <w:kern w:val="0"/>
+          <w:szCs w:val="21"/>
+        </w:rPr>
+        <w:lastRenderedPageBreak/>
+        <w:t>sc</w:t>
+      </w:r>
+      <w:proofErr w:type="spellEnd"/>
+      <w:r>
+        <w:rPr>
+          <w:rFonts w:cs="宋体" w:hint="eastAsia"/>
+          <w:kern w:val="0"/>
+          <w:szCs w:val="21"/>
+        </w:rPr>
+        <w:t>、</w:t>
+      </w:r>
+      <w:r>
+        <w:rPr>
+          <w:rFonts w:cs="宋体" w:hint="eastAsia"/>
+          <w:kern w:val="0"/>
+          <w:szCs w:val="21"/>
+        </w:rPr>
+        <w:t>t</w:t>
+      </w:r>
+      <w:r>
+        <w:rPr>
+          <w:rFonts w:cs="宋体" w:hint="eastAsia"/>
+          <w:kern w:val="0"/>
+          <w:szCs w:val="21"/>
+        </w:rPr>
+        <w:t>）可以大幅缩短代码，提高可读性。</w:t>
+      </w:r>
+    </w:p>
+    <w:p>
+      <w:pPr>
+        <w:spacing w:line="400" w:lineRule="exact"/>
+        <w:rPr>
+          <w:rFonts w:cs="宋体"/>
+          <w:kern w:val="0"/>
+          <w:szCs w:val="21"/>
+        </w:rPr>
+      </w:pPr>
+    </w:p>
+    <w:p>
+      <w:pPr>
+        <w:spacing w:line="400" w:lineRule="exact"/>
+        <w:rPr>
+          <w:rFonts w:cs="宋体"/>
+          <w:kern w:val="0"/>
+          <w:szCs w:val="21"/>
+        </w:rPr>
+      </w:pPr>
+      <w:r>
+        <w:rPr>
+          <w:rFonts w:cs="宋体" w:hint="eastAsia"/>
+          <w:kern w:val="0"/>
+          <w:szCs w:val="21"/>
+        </w:rPr>
+        <w:t>提高可维护性：代码更简洁，便于后续修改和调试。</w:t>
+      </w:r>
+    </w:p>
+    <w:p>
+      <w:pPr>
+        <w:spacing w:line="400" w:lineRule="exact"/>
+        <w:rPr>
+          <w:rFonts w:cs="宋体"/>
+          <w:kern w:val="0"/>
+          <w:szCs w:val="21"/>
+        </w:rPr>
+      </w:pPr>
+    </w:p>
+    <w:p>
+      <w:pPr>
+        <w:spacing w:line="400" w:lineRule="exact"/>
+        <w:rPr>
+          <w:rFonts w:cs="宋体"/>
+          <w:kern w:val="0"/>
+          <w:szCs w:val="21"/>
+        </w:rPr>
+      </w:pPr>
+      <w:r>
+        <w:rPr>
+          <w:rFonts w:cs="宋体" w:hint="eastAsia"/>
+          <w:kern w:val="0"/>
+          <w:szCs w:val="21"/>
+        </w:rPr>
+        <w:t>区分同名字段：在多表连接时，不同</w:t>
+      </w:r>
+      <w:proofErr w:type="gramStart"/>
+      <w:r>
+        <w:rPr>
+          <w:rFonts w:cs="宋体" w:hint="eastAsia"/>
+          <w:kern w:val="0"/>
+          <w:szCs w:val="21"/>
+        </w:rPr>
+        <w:t>表可能</w:t>
+      </w:r>
+      <w:proofErr w:type="gramEnd"/>
+      <w:r>
+        <w:rPr>
+          <w:rFonts w:cs="宋体" w:hint="eastAsia"/>
+          <w:kern w:val="0"/>
+          <w:szCs w:val="21"/>
+        </w:rPr>
+        <w:t>有同名字段（如</w:t>
+      </w:r>
+      <w:r>
+        <w:rPr>
+          <w:rFonts w:cs="宋体" w:hint="eastAsia"/>
+          <w:kern w:val="0"/>
+          <w:szCs w:val="21"/>
+        </w:rPr>
+        <w:t xml:space="preserve"> </w:t>
+      </w:r>
+      <w:proofErr w:type="spellStart"/>
+      <w:r>
+        <w:rPr>
+          <w:rFonts w:cs="宋体" w:hint="eastAsia"/>
+          <w:kern w:val="0"/>
+          <w:szCs w:val="21"/>
+        </w:rPr>
+        <w:t>sno</w:t>
+      </w:r>
+      <w:proofErr w:type="spellEnd"/>
+      <w:r>
+        <w:rPr>
+          <w:rFonts w:cs="宋体" w:hint="eastAsia"/>
+          <w:kern w:val="0"/>
+          <w:szCs w:val="21"/>
+        </w:rPr>
+        <w:t>），使用别名可以明确指定字段属于哪个表，避免歧义。</w:t>
+      </w:r>
+    </w:p>
+    <w:p>
+      <w:pPr>
+        <w:spacing w:line="400" w:lineRule="exact"/>
+        <w:rPr>
+          <w:rFonts w:cs="宋体"/>
+          <w:kern w:val="0"/>
+          <w:szCs w:val="21"/>
+        </w:rPr>
+      </w:pPr>
     </w:p>
     <w:p>
       <w:pPr>
@@ -8295,6 +12091,186 @@
         </w:rPr>
         <w:t>答：</w:t>
       </w:r>
+      <w:r>
+        <w:rPr>
+          <w:rFonts w:cs="宋体" w:hint="eastAsia"/>
+          <w:kern w:val="0"/>
+          <w:szCs w:val="21"/>
+        </w:rPr>
+        <w:t>内连接（</w:t>
+      </w:r>
+      <w:r>
+        <w:rPr>
+          <w:rFonts w:cs="宋体" w:hint="eastAsia"/>
+          <w:kern w:val="0"/>
+          <w:szCs w:val="21"/>
+        </w:rPr>
+        <w:t>INNER JOIN</w:t>
+      </w:r>
+      <w:r>
+        <w:rPr>
+          <w:rFonts w:cs="宋体" w:hint="eastAsia"/>
+          <w:kern w:val="0"/>
+          <w:szCs w:val="21"/>
+        </w:rPr>
+        <w:t>）：只返回两个表中匹配成功的行（即满足连接条件的记录）。如果某行在另一个表中没有匹配项，则不会出现在结果中。</w:t>
+      </w:r>
+    </w:p>
+    <w:p>
+      <w:pPr>
+        <w:spacing w:line="400" w:lineRule="exact"/>
+        <w:rPr>
+          <w:rFonts w:cs="宋体"/>
+          <w:kern w:val="0"/>
+          <w:szCs w:val="21"/>
+        </w:rPr>
+      </w:pPr>
+    </w:p>
+    <w:p>
+      <w:pPr>
+        <w:spacing w:line="400" w:lineRule="exact"/>
+        <w:rPr>
+          <w:rFonts w:cs="宋体"/>
+          <w:kern w:val="0"/>
+          <w:szCs w:val="21"/>
+        </w:rPr>
+      </w:pPr>
+      <w:r>
+        <w:rPr>
+          <w:rFonts w:cs="宋体" w:hint="eastAsia"/>
+          <w:kern w:val="0"/>
+          <w:szCs w:val="21"/>
+        </w:rPr>
+        <w:t>外连接（</w:t>
+      </w:r>
+      <w:r>
+        <w:rPr>
+          <w:rFonts w:cs="宋体" w:hint="eastAsia"/>
+          <w:kern w:val="0"/>
+          <w:szCs w:val="21"/>
+        </w:rPr>
+        <w:t>OUTER JOIN</w:t>
+      </w:r>
+      <w:r>
+        <w:rPr>
+          <w:rFonts w:cs="宋体" w:hint="eastAsia"/>
+          <w:kern w:val="0"/>
+          <w:szCs w:val="21"/>
+        </w:rPr>
+        <w:t>）：除了返回匹配成功的行外，还会返回某个表中不匹配的行。</w:t>
+      </w:r>
+    </w:p>
+    <w:p>
+      <w:pPr>
+        <w:pStyle w:val="aa"/>
+        <w:numPr>
+          <w:ilvl w:val="0"/>
+          <w:numId w:val="4"/>
+        </w:numPr>
+        <w:spacing w:line="400" w:lineRule="exact"/>
+        <w:ind w:firstLineChars="0"/>
+        <w:rPr>
+          <w:rFonts w:cs="宋体"/>
+          <w:kern w:val="0"/>
+          <w:szCs w:val="21"/>
+        </w:rPr>
+      </w:pPr>
+      <w:r>
+        <w:rPr>
+          <w:rFonts w:cs="宋体" w:hint="eastAsia"/>
+          <w:kern w:val="0"/>
+          <w:szCs w:val="21"/>
+        </w:rPr>
+        <w:t>左外连接（</w:t>
+      </w:r>
+      <w:r>
+        <w:rPr>
+          <w:rFonts w:cs="宋体" w:hint="eastAsia"/>
+          <w:kern w:val="0"/>
+          <w:szCs w:val="21"/>
+        </w:rPr>
+        <w:t>LEFT JOIN</w:t>
+      </w:r>
+      <w:r>
+        <w:rPr>
+          <w:rFonts w:cs="宋体" w:hint="eastAsia"/>
+          <w:kern w:val="0"/>
+          <w:szCs w:val="21"/>
+        </w:rPr>
+        <w:t>）：返回左表所有行，右表无匹配时以</w:t>
+      </w:r>
+      <w:r>
+        <w:rPr>
+          <w:rFonts w:cs="宋体" w:hint="eastAsia"/>
+          <w:kern w:val="0"/>
+          <w:szCs w:val="21"/>
+        </w:rPr>
+        <w:t xml:space="preserve"> NULL </w:t>
+      </w:r>
+      <w:r>
+        <w:rPr>
+          <w:rFonts w:cs="宋体" w:hint="eastAsia"/>
+          <w:kern w:val="0"/>
+          <w:szCs w:val="21"/>
+        </w:rPr>
+        <w:t>填充。</w:t>
+      </w:r>
+    </w:p>
+    <w:p>
+      <w:pPr>
+        <w:pStyle w:val="aa"/>
+        <w:numPr>
+          <w:ilvl w:val="0"/>
+          <w:numId w:val="4"/>
+        </w:numPr>
+        <w:spacing w:line="400" w:lineRule="exact"/>
+        <w:ind w:firstLineChars="0"/>
+        <w:rPr>
+          <w:rFonts w:cs="宋体"/>
+          <w:kern w:val="0"/>
+          <w:szCs w:val="21"/>
+        </w:rPr>
+      </w:pPr>
+      <w:r>
+        <w:rPr>
+          <w:rFonts w:cs="宋体" w:hint="eastAsia"/>
+          <w:kern w:val="0"/>
+          <w:szCs w:val="21"/>
+        </w:rPr>
+        <w:t>右外连接（</w:t>
+      </w:r>
+      <w:r>
+        <w:rPr>
+          <w:rFonts w:cs="宋体" w:hint="eastAsia"/>
+          <w:kern w:val="0"/>
+          <w:szCs w:val="21"/>
+        </w:rPr>
+        <w:t>RIGHT JOIN</w:t>
+      </w:r>
+      <w:r>
+        <w:rPr>
+          <w:rFonts w:cs="宋体" w:hint="eastAsia"/>
+          <w:kern w:val="0"/>
+          <w:szCs w:val="21"/>
+        </w:rPr>
+        <w:t>）：返回右表所有行，左表无匹配时以</w:t>
+      </w:r>
+      <w:r>
+        <w:rPr>
+          <w:rFonts w:cs="宋体" w:hint="eastAsia"/>
+          <w:kern w:val="0"/>
+          <w:szCs w:val="21"/>
+        </w:rPr>
+        <w:t xml:space="preserve"> NULL </w:t>
+      </w:r>
+      <w:r>
+        <w:rPr>
+          <w:rFonts w:cs="宋体" w:hint="eastAsia"/>
+          <w:kern w:val="0"/>
+          <w:szCs w:val="21"/>
+        </w:rPr>
+        <w:t>填充。</w:t>
+      </w:r>
     </w:p>
     <w:p>
       <w:pPr>
@@ -8391,135 +12367,799 @@
           <w:szCs w:val="21"/>
         </w:rPr>
       </w:pPr>
-    </w:p>
-    <w:p>
-      <w:pPr>
-        <w:spacing w:line="400" w:lineRule="exact"/>
-        <w:rPr>
-          <w:rFonts w:cs="宋体"/>
-          <w:kern w:val="0"/>
-          <w:szCs w:val="21"/>
-        </w:rPr>
-      </w:pPr>
-      <w:r>
-        <w:rPr>
-          <w:rFonts w:cs="宋体" w:hint="eastAsia"/>
+      <w:r>
+        <w:rPr>
+          <w:rFonts w:cs="宋体" w:hint="eastAsia"/>
+          <w:kern w:val="0"/>
+          <w:szCs w:val="21"/>
+        </w:rPr>
+        <w:t>当子查询返回的结果</w:t>
+      </w:r>
+      <w:proofErr w:type="gramStart"/>
+      <w:r>
+        <w:rPr>
+          <w:rFonts w:cs="宋体" w:hint="eastAsia"/>
+          <w:kern w:val="0"/>
+          <w:szCs w:val="21"/>
+        </w:rPr>
+        <w:t>集只有</w:t>
+      </w:r>
+      <w:proofErr w:type="gramEnd"/>
+      <w:r>
+        <w:rPr>
+          <w:rFonts w:cs="宋体" w:hint="eastAsia"/>
+          <w:kern w:val="0"/>
+          <w:szCs w:val="21"/>
+        </w:rPr>
+        <w:t>一个值时（即标量子查询），</w:t>
+      </w:r>
+      <w:r>
+        <w:rPr>
+          <w:rFonts w:cs="宋体" w:hint="eastAsia"/>
+          <w:kern w:val="0"/>
+          <w:szCs w:val="21"/>
+        </w:rPr>
+        <w:t xml:space="preserve">= </w:t>
+      </w:r>
+      <w:r>
+        <w:rPr>
+          <w:rFonts w:cs="宋体" w:hint="eastAsia"/>
+          <w:kern w:val="0"/>
+          <w:szCs w:val="21"/>
+        </w:rPr>
+        <w:t>和</w:t>
+      </w:r>
+      <w:r>
+        <w:rPr>
+          <w:rFonts w:cs="宋体" w:hint="eastAsia"/>
+          <w:kern w:val="0"/>
+          <w:szCs w:val="21"/>
+        </w:rPr>
+        <w:t xml:space="preserve"> IN </w:t>
+      </w:r>
+      <w:r>
+        <w:rPr>
+          <w:rFonts w:cs="宋体" w:hint="eastAsia"/>
+          <w:kern w:val="0"/>
+          <w:szCs w:val="21"/>
+        </w:rPr>
+        <w:t>的作用相同。</w:t>
+      </w:r>
+    </w:p>
+    <w:p>
+      <w:pPr>
+        <w:spacing w:line="400" w:lineRule="exact"/>
+        <w:rPr>
+          <w:rFonts w:cs="宋体"/>
+          <w:kern w:val="0"/>
+          <w:szCs w:val="21"/>
+        </w:rPr>
+      </w:pPr>
+      <w:r>
+        <w:rPr>
+          <w:rFonts w:cs="宋体" w:hint="eastAsia"/>
+          <w:kern w:val="0"/>
+          <w:szCs w:val="21"/>
+        </w:rPr>
+        <w:t>例如：</w:t>
+      </w:r>
+      <w:r>
+        <w:rPr>
+          <w:rFonts w:cs="宋体" w:hint="eastAsia"/>
+          <w:kern w:val="0"/>
+          <w:szCs w:val="21"/>
+        </w:rPr>
+        <w:t xml:space="preserve">WHERE </w:t>
+      </w:r>
+      <w:proofErr w:type="spellStart"/>
+      <w:r>
+        <w:rPr>
+          <w:rFonts w:cs="宋体" w:hint="eastAsia"/>
+          <w:kern w:val="0"/>
+          <w:szCs w:val="21"/>
+        </w:rPr>
+        <w:t>sno</w:t>
+      </w:r>
+      <w:proofErr w:type="spellEnd"/>
+      <w:r>
+        <w:rPr>
+          <w:rFonts w:cs="宋体" w:hint="eastAsia"/>
+          <w:kern w:val="0"/>
+          <w:szCs w:val="21"/>
+        </w:rPr>
+        <w:t xml:space="preserve"> = (SELECT </w:t>
+      </w:r>
+      <w:proofErr w:type="spellStart"/>
+      <w:r>
+        <w:rPr>
+          <w:rFonts w:cs="宋体" w:hint="eastAsia"/>
+          <w:kern w:val="0"/>
+          <w:szCs w:val="21"/>
+        </w:rPr>
+        <w:t>sno</w:t>
+      </w:r>
+      <w:proofErr w:type="spellEnd"/>
+      <w:r>
+        <w:rPr>
+          <w:rFonts w:cs="宋体" w:hint="eastAsia"/>
+          <w:kern w:val="0"/>
+          <w:szCs w:val="21"/>
+        </w:rPr>
+        <w:t xml:space="preserve"> FROM student WHERE </w:t>
+      </w:r>
+      <w:proofErr w:type="spellStart"/>
+      <w:r>
+        <w:rPr>
+          <w:rFonts w:cs="宋体" w:hint="eastAsia"/>
+          <w:kern w:val="0"/>
+          <w:szCs w:val="21"/>
+        </w:rPr>
+        <w:t>sname</w:t>
+      </w:r>
+      <w:proofErr w:type="spellEnd"/>
+      <w:r>
+        <w:rPr>
+          <w:rFonts w:cs="宋体" w:hint="eastAsia"/>
+          <w:kern w:val="0"/>
+          <w:szCs w:val="21"/>
+        </w:rPr>
+        <w:t xml:space="preserve"> = '</w:t>
+      </w:r>
+      <w:r>
+        <w:rPr>
+          <w:rFonts w:cs="宋体" w:hint="eastAsia"/>
+          <w:kern w:val="0"/>
+          <w:szCs w:val="21"/>
+        </w:rPr>
+        <w:t>李勇</w:t>
+      </w:r>
+      <w:r>
+        <w:rPr>
+          <w:rFonts w:cs="宋体" w:hint="eastAsia"/>
+          <w:kern w:val="0"/>
+          <w:szCs w:val="21"/>
+        </w:rPr>
+        <w:t xml:space="preserve">') </w:t>
+      </w:r>
+      <w:r>
+        <w:rPr>
+          <w:rFonts w:cs="宋体" w:hint="eastAsia"/>
+          <w:kern w:val="0"/>
+          <w:szCs w:val="21"/>
+        </w:rPr>
+        <w:t>和</w:t>
+      </w:r>
+      <w:r>
+        <w:rPr>
+          <w:rFonts w:cs="宋体" w:hint="eastAsia"/>
+          <w:kern w:val="0"/>
+          <w:szCs w:val="21"/>
+        </w:rPr>
+        <w:t xml:space="preserve"> WHERE </w:t>
+      </w:r>
+      <w:proofErr w:type="spellStart"/>
+      <w:r>
+        <w:rPr>
+          <w:rFonts w:cs="宋体" w:hint="eastAsia"/>
+          <w:kern w:val="0"/>
+          <w:szCs w:val="21"/>
+        </w:rPr>
+        <w:t>sno</w:t>
+      </w:r>
+      <w:proofErr w:type="spellEnd"/>
+      <w:r>
+        <w:rPr>
+          <w:rFonts w:cs="宋体" w:hint="eastAsia"/>
+          <w:kern w:val="0"/>
+          <w:szCs w:val="21"/>
+        </w:rPr>
+        <w:t xml:space="preserve"> IN (SELECT </w:t>
+      </w:r>
+      <w:proofErr w:type="spellStart"/>
+      <w:r>
+        <w:rPr>
+          <w:rFonts w:cs="宋体" w:hint="eastAsia"/>
+          <w:kern w:val="0"/>
+          <w:szCs w:val="21"/>
+        </w:rPr>
+        <w:t>sno</w:t>
+      </w:r>
+      <w:proofErr w:type="spellEnd"/>
+      <w:r>
+        <w:rPr>
+          <w:rFonts w:cs="宋体" w:hint="eastAsia"/>
+          <w:kern w:val="0"/>
+          <w:szCs w:val="21"/>
+        </w:rPr>
+        <w:t xml:space="preserve"> FROM student WHERE </w:t>
+      </w:r>
+      <w:proofErr w:type="spellStart"/>
+      <w:r>
+        <w:rPr>
+          <w:rFonts w:cs="宋体" w:hint="eastAsia"/>
+          <w:kern w:val="0"/>
+          <w:szCs w:val="21"/>
+        </w:rPr>
+        <w:t>sname</w:t>
+      </w:r>
+      <w:proofErr w:type="spellEnd"/>
+      <w:r>
+        <w:rPr>
+          <w:rFonts w:cs="宋体" w:hint="eastAsia"/>
+          <w:kern w:val="0"/>
+          <w:szCs w:val="21"/>
+        </w:rPr>
+        <w:t xml:space="preserve"> = '</w:t>
+      </w:r>
+      <w:r>
+        <w:rPr>
+          <w:rFonts w:cs="宋体" w:hint="eastAsia"/>
+          <w:kern w:val="0"/>
+          <w:szCs w:val="21"/>
+        </w:rPr>
+        <w:t>李勇</w:t>
+      </w:r>
+      <w:r>
+        <w:rPr>
+          <w:rFonts w:cs="宋体" w:hint="eastAsia"/>
+          <w:kern w:val="0"/>
+          <w:szCs w:val="21"/>
+        </w:rPr>
+        <w:t xml:space="preserve">') </w:t>
+      </w:r>
+      <w:r>
+        <w:rPr>
+          <w:rFonts w:cs="宋体" w:hint="eastAsia"/>
+          <w:kern w:val="0"/>
+          <w:szCs w:val="21"/>
+        </w:rPr>
+        <w:t>效果一样。</w:t>
+      </w:r>
+    </w:p>
+    <w:p>
+      <w:pPr>
+        <w:spacing w:line="400" w:lineRule="exact"/>
+        <w:rPr>
+          <w:rFonts w:cs="宋体"/>
+          <w:kern w:val="0"/>
+          <w:szCs w:val="21"/>
+        </w:rPr>
+      </w:pPr>
+      <w:r>
+        <w:rPr>
+          <w:rFonts w:cs="宋体" w:hint="eastAsia"/>
+          <w:kern w:val="0"/>
+          <w:szCs w:val="21"/>
+        </w:rPr>
+        <w:t>但如果子查询返回多个值，则只能用</w:t>
+      </w:r>
+      <w:r>
+        <w:rPr>
+          <w:rFonts w:cs="宋体" w:hint="eastAsia"/>
+          <w:kern w:val="0"/>
+          <w:szCs w:val="21"/>
+        </w:rPr>
+        <w:t xml:space="preserve"> IN</w:t>
+      </w:r>
+      <w:r>
+        <w:rPr>
+          <w:rFonts w:cs="宋体" w:hint="eastAsia"/>
+          <w:kern w:val="0"/>
+          <w:szCs w:val="21"/>
+        </w:rPr>
+        <w:t>，不能用</w:t>
+      </w:r>
+      <w:r>
+        <w:rPr>
+          <w:rFonts w:cs="宋体" w:hint="eastAsia"/>
+          <w:kern w:val="0"/>
+          <w:szCs w:val="21"/>
+        </w:rPr>
+        <w:t xml:space="preserve"> =</w:t>
+      </w:r>
+      <w:r>
+        <w:rPr>
+          <w:rFonts w:cs="宋体" w:hint="eastAsia"/>
+          <w:kern w:val="0"/>
+          <w:szCs w:val="21"/>
+        </w:rPr>
+        <w:t>。</w:t>
+      </w:r>
+    </w:p>
+    <w:p>
+      <w:pPr>
+        <w:spacing w:line="400" w:lineRule="exact"/>
+        <w:rPr>
+          <w:rFonts w:cs="宋体"/>
+          <w:kern w:val="0"/>
+          <w:szCs w:val="21"/>
+        </w:rPr>
+      </w:pPr>
+    </w:p>
+    <w:p>
+      <w:pPr>
+        <w:spacing w:line="400" w:lineRule="exact"/>
+        <w:rPr>
+          <w:rFonts w:cs="宋体"/>
+          <w:kern w:val="0"/>
+          <w:szCs w:val="21"/>
+        </w:rPr>
+      </w:pPr>
+      <w:r>
+        <w:rPr>
+          <w:rFonts w:cs="宋体" w:hint="eastAsia"/>
+          <w:kern w:val="0"/>
+          <w:szCs w:val="21"/>
+        </w:rPr>
+        <w:t xml:space="preserve">(4) </w:t>
+      </w:r>
+      <w:r>
+        <w:rPr>
+          <w:rFonts w:cs="宋体" w:hint="eastAsia"/>
+          <w:kern w:val="0"/>
+          <w:szCs w:val="21"/>
+        </w:rPr>
+        <w:t>子查询一般分为几种？</w:t>
+      </w:r>
+    </w:p>
+    <w:p>
+      <w:pPr>
+        <w:spacing w:line="400" w:lineRule="exact"/>
+        <w:rPr>
+          <w:rFonts w:cs="宋体"/>
+          <w:kern w:val="0"/>
+          <w:szCs w:val="21"/>
+        </w:rPr>
+      </w:pPr>
+      <w:r>
+        <w:rPr>
+          <w:rFonts w:cs="宋体" w:hint="eastAsia"/>
+          <w:kern w:val="0"/>
+          <w:szCs w:val="21"/>
+        </w:rPr>
+        <w:t>答：</w:t>
+      </w:r>
+    </w:p>
+    <w:p>
+      <w:pPr>
+        <w:spacing w:line="400" w:lineRule="exact"/>
+        <w:rPr>
+          <w:rFonts w:cs="宋体"/>
+          <w:kern w:val="0"/>
+          <w:szCs w:val="21"/>
+        </w:rPr>
+      </w:pPr>
+      <w:r>
+        <w:rPr>
+          <w:rFonts w:cs="宋体" w:hint="eastAsia"/>
+          <w:kern w:val="0"/>
+          <w:szCs w:val="21"/>
+        </w:rPr>
+        <w:t xml:space="preserve">1. </w:t>
+      </w:r>
+      <w:proofErr w:type="gramStart"/>
+      <w:r>
+        <w:rPr>
+          <w:rFonts w:cs="宋体" w:hint="eastAsia"/>
+          <w:kern w:val="0"/>
+          <w:szCs w:val="21"/>
+        </w:rPr>
+        <w:t>按结果集维</w:t>
+      </w:r>
+      <w:proofErr w:type="gramEnd"/>
+      <w:r>
+        <w:rPr>
+          <w:rFonts w:cs="宋体" w:hint="eastAsia"/>
+          <w:kern w:val="0"/>
+          <w:szCs w:val="21"/>
+        </w:rPr>
+        <w:t>度：标量子查询（返回单值）、</w:t>
+      </w:r>
+      <w:proofErr w:type="gramStart"/>
+      <w:r>
+        <w:rPr>
+          <w:rFonts w:cs="宋体" w:hint="eastAsia"/>
+          <w:kern w:val="0"/>
+          <w:szCs w:val="21"/>
+        </w:rPr>
+        <w:t>列子</w:t>
+      </w:r>
+      <w:proofErr w:type="gramEnd"/>
+      <w:r>
+        <w:rPr>
+          <w:rFonts w:cs="宋体" w:hint="eastAsia"/>
+          <w:kern w:val="0"/>
+          <w:szCs w:val="21"/>
+        </w:rPr>
+        <w:t>查询（返回一列多行）、行子查询（返回一行多列）、</w:t>
+      </w:r>
+      <w:proofErr w:type="gramStart"/>
+      <w:r>
+        <w:rPr>
+          <w:rFonts w:cs="宋体" w:hint="eastAsia"/>
+          <w:kern w:val="0"/>
+          <w:szCs w:val="21"/>
+        </w:rPr>
+        <w:t>表子查询</w:t>
+      </w:r>
+      <w:proofErr w:type="gramEnd"/>
+      <w:r>
+        <w:rPr>
+          <w:rFonts w:cs="宋体" w:hint="eastAsia"/>
+          <w:kern w:val="0"/>
+          <w:szCs w:val="21"/>
+        </w:rPr>
+        <w:t>（返回多行多列）。</w:t>
+      </w:r>
+    </w:p>
+    <w:p>
+      <w:pPr>
+        <w:spacing w:line="400" w:lineRule="exact"/>
+        <w:rPr>
+          <w:rFonts w:cs="宋体"/>
+          <w:kern w:val="0"/>
+          <w:szCs w:val="21"/>
+        </w:rPr>
+      </w:pPr>
+    </w:p>
+    <w:p>
+      <w:pPr>
+        <w:spacing w:line="400" w:lineRule="exact"/>
+        <w:rPr>
+          <w:rFonts w:cs="宋体"/>
+          <w:kern w:val="0"/>
+          <w:szCs w:val="21"/>
+        </w:rPr>
+      </w:pPr>
+      <w:r>
+        <w:rPr>
+          <w:rFonts w:cs="宋体" w:hint="eastAsia"/>
+          <w:kern w:val="0"/>
+          <w:szCs w:val="21"/>
+        </w:rPr>
+        <w:t xml:space="preserve">2. </w:t>
+      </w:r>
+      <w:r>
+        <w:rPr>
+          <w:rFonts w:cs="宋体" w:hint="eastAsia"/>
+          <w:kern w:val="0"/>
+          <w:szCs w:val="21"/>
+        </w:rPr>
+        <w:t>按与父查询的依赖关系：</w:t>
+      </w:r>
+    </w:p>
+    <w:p>
+      <w:pPr>
+        <w:spacing w:line="400" w:lineRule="exact"/>
+        <w:ind w:firstLine="420"/>
+        <w:rPr>
+          <w:rFonts w:cs="宋体"/>
+          <w:kern w:val="0"/>
+          <w:szCs w:val="21"/>
+        </w:rPr>
+      </w:pPr>
+      <w:r>
+        <w:rPr>
+          <w:rFonts w:cs="宋体" w:hint="eastAsia"/>
+          <w:kern w:val="0"/>
+          <w:szCs w:val="21"/>
+        </w:rPr>
+        <w:t>不相关子查询：子查询可以独立运行，不依赖父查询的字段。</w:t>
+      </w:r>
+    </w:p>
+    <w:p>
+      <w:pPr>
+        <w:spacing w:line="400" w:lineRule="exact"/>
+        <w:ind w:firstLine="420"/>
+        <w:rPr>
+          <w:rFonts w:cs="宋体"/>
+          <w:kern w:val="0"/>
+          <w:szCs w:val="21"/>
+        </w:rPr>
+      </w:pPr>
+      <w:r>
+        <w:rPr>
+          <w:rFonts w:cs="宋体" w:hint="eastAsia"/>
+          <w:kern w:val="0"/>
+          <w:szCs w:val="21"/>
+        </w:rPr>
+        <w:t>相关子查询：子查询的执行依赖于父查询的当前行（如带有</w:t>
+      </w:r>
+      <w:r>
+        <w:rPr>
+          <w:rFonts w:cs="宋体" w:hint="eastAsia"/>
+          <w:kern w:val="0"/>
+          <w:szCs w:val="21"/>
+        </w:rPr>
+        <w:t xml:space="preserve"> EXISTS </w:t>
+      </w:r>
+      <w:r>
+        <w:rPr>
+          <w:rFonts w:cs="宋体" w:hint="eastAsia"/>
+          <w:kern w:val="0"/>
+          <w:szCs w:val="21"/>
+        </w:rPr>
+        <w:t>或比较运算符引用外部表字段）。</w:t>
+      </w:r>
+    </w:p>
+    <w:p>
+      <w:pPr>
+        <w:spacing w:line="400" w:lineRule="exact"/>
+        <w:rPr>
+          <w:rFonts w:cs="宋体"/>
+          <w:kern w:val="0"/>
+          <w:szCs w:val="21"/>
+        </w:rPr>
+      </w:pPr>
+    </w:p>
+    <w:p>
+      <w:pPr>
+        <w:spacing w:line="400" w:lineRule="exact"/>
+        <w:rPr>
+          <w:rFonts w:cs="宋体"/>
+          <w:kern w:val="0"/>
+          <w:szCs w:val="21"/>
+        </w:rPr>
+      </w:pPr>
+      <w:r>
+        <w:rPr>
+          <w:rFonts w:cs="宋体" w:hint="eastAsia"/>
+          <w:kern w:val="0"/>
+          <w:szCs w:val="21"/>
+        </w:rPr>
+        <w:t xml:space="preserve">(5) </w:t>
+      </w:r>
+      <w:r>
+        <w:rPr>
+          <w:rFonts w:cs="宋体" w:hint="eastAsia"/>
+          <w:kern w:val="0"/>
+          <w:szCs w:val="21"/>
+        </w:rPr>
+        <w:t>相关子查询的执行过程是什么？</w:t>
+      </w:r>
+    </w:p>
+    <w:p>
+      <w:pPr>
+        <w:spacing w:line="400" w:lineRule="exact"/>
+        <w:rPr>
+          <w:rFonts w:cs="宋体"/>
+          <w:kern w:val="0"/>
+          <w:szCs w:val="21"/>
+        </w:rPr>
+      </w:pPr>
+      <w:r>
+        <w:rPr>
+          <w:rFonts w:cs="宋体" w:hint="eastAsia"/>
+          <w:kern w:val="0"/>
+          <w:szCs w:val="21"/>
+        </w:rPr>
+        <w:t>答：</w:t>
+      </w:r>
+    </w:p>
+    <w:p>
+      <w:pPr>
+        <w:numPr>
+          <w:ilvl w:val="0"/>
+          <w:numId w:val="5"/>
+        </w:numPr>
+        <w:spacing w:line="400" w:lineRule="exact"/>
+        <w:rPr>
+          <w:rFonts w:cs="宋体"/>
+          <w:kern w:val="0"/>
+          <w:szCs w:val="21"/>
+        </w:rPr>
+      </w:pPr>
+      <w:r>
+        <w:rPr>
+          <w:rFonts w:cs="宋体"/>
           <w:kern w:val="0"/>
           <w:szCs w:val="21"/>
         </w:rPr>
         <w:lastRenderedPageBreak/>
-        <w:t xml:space="preserve">(4) </w:t>
-      </w:r>
-      <w:r>
-        <w:rPr>
-          <w:rFonts w:cs="宋体" w:hint="eastAsia"/>
-          <w:kern w:val="0"/>
-          <w:szCs w:val="21"/>
-        </w:rPr>
-        <w:t>子查询一般分为几种？</w:t>
-      </w:r>
-    </w:p>
-    <w:p>
-      <w:pPr>
-        <w:spacing w:line="400" w:lineRule="exact"/>
-        <w:rPr>
-          <w:rFonts w:cs="宋体"/>
-          <w:kern w:val="0"/>
-          <w:szCs w:val="21"/>
-        </w:rPr>
-      </w:pPr>
-      <w:r>
-        <w:rPr>
-          <w:rFonts w:cs="宋体" w:hint="eastAsia"/>
-          <w:kern w:val="0"/>
-          <w:szCs w:val="21"/>
-        </w:rPr>
-        <w:t>答：</w:t>
-      </w:r>
-    </w:p>
-    <w:p>
-      <w:pPr>
-        <w:spacing w:line="400" w:lineRule="exact"/>
-        <w:rPr>
-          <w:rFonts w:cs="宋体"/>
-          <w:kern w:val="0"/>
-          <w:szCs w:val="21"/>
-        </w:rPr>
-      </w:pPr>
-    </w:p>
-    <w:p>
-      <w:pPr>
-        <w:spacing w:line="400" w:lineRule="exact"/>
-        <w:rPr>
-          <w:rFonts w:cs="宋体"/>
-          <w:kern w:val="0"/>
-          <w:szCs w:val="21"/>
-        </w:rPr>
-      </w:pPr>
-    </w:p>
-    <w:p>
-      <w:pPr>
-        <w:spacing w:line="400" w:lineRule="exact"/>
-        <w:rPr>
-          <w:rFonts w:cs="宋体"/>
-          <w:kern w:val="0"/>
-          <w:szCs w:val="21"/>
-        </w:rPr>
-      </w:pPr>
-      <w:r>
-        <w:rPr>
-          <w:rFonts w:cs="宋体" w:hint="eastAsia"/>
-          <w:kern w:val="0"/>
-          <w:szCs w:val="21"/>
-        </w:rPr>
-        <w:t xml:space="preserve">(5) </w:t>
-      </w:r>
-      <w:r>
-        <w:rPr>
-          <w:rFonts w:cs="宋体" w:hint="eastAsia"/>
-          <w:kern w:val="0"/>
-          <w:szCs w:val="21"/>
-        </w:rPr>
-        <w:t>相关子查询的执行过程是什么？</w:t>
-      </w:r>
-    </w:p>
-    <w:p>
-      <w:pPr>
-        <w:spacing w:line="400" w:lineRule="exact"/>
-        <w:rPr>
-          <w:rFonts w:cs="宋体"/>
-          <w:kern w:val="0"/>
-          <w:szCs w:val="21"/>
-        </w:rPr>
-      </w:pPr>
-      <w:r>
-        <w:rPr>
-          <w:rFonts w:cs="宋体" w:hint="eastAsia"/>
-          <w:kern w:val="0"/>
-          <w:szCs w:val="21"/>
-        </w:rPr>
-        <w:t>答：</w:t>
-      </w:r>
-    </w:p>
-    <w:p>
-      <w:pPr>
-        <w:spacing w:line="400" w:lineRule="exact"/>
-        <w:rPr>
-          <w:rFonts w:cs="宋体"/>
-          <w:kern w:val="0"/>
-          <w:szCs w:val="21"/>
-        </w:rPr>
-      </w:pPr>
-    </w:p>
-    <w:p>
-      <w:pPr>
-        <w:spacing w:line="400" w:lineRule="exact"/>
-        <w:ind w:firstLine="420"/>
-        <w:rPr>
-          <w:bCs/>
-          <w:color w:val="000000"/>
-        </w:rPr>
-      </w:pPr>
+        <w:t>首先执行父查询，</w:t>
+      </w:r>
+      <w:proofErr w:type="gramStart"/>
+      <w:r>
+        <w:rPr>
+          <w:rFonts w:cs="宋体"/>
+          <w:kern w:val="0"/>
+          <w:szCs w:val="21"/>
+        </w:rPr>
+        <w:t>取出第</w:t>
+      </w:r>
+      <w:proofErr w:type="gramEnd"/>
+      <w:r>
+        <w:rPr>
+          <w:rFonts w:cs="宋体"/>
+          <w:kern w:val="0"/>
+          <w:szCs w:val="21"/>
+        </w:rPr>
+        <w:t>一行数据。</w:t>
+      </w:r>
+    </w:p>
+    <w:p>
+      <w:pPr>
+        <w:numPr>
+          <w:ilvl w:val="0"/>
+          <w:numId w:val="5"/>
+        </w:numPr>
+        <w:spacing w:line="400" w:lineRule="exact"/>
+        <w:rPr>
+          <w:rFonts w:cs="宋体"/>
+          <w:kern w:val="0"/>
+          <w:szCs w:val="21"/>
+        </w:rPr>
+      </w:pPr>
+      <w:r>
+        <w:rPr>
+          <w:rFonts w:cs="宋体"/>
+          <w:kern w:val="0"/>
+          <w:szCs w:val="21"/>
+        </w:rPr>
+        <w:t>将该行数据中与子查询相关的字段值（如</w:t>
+      </w:r>
+      <w:r>
+        <w:rPr>
+          <w:rFonts w:cs="宋体"/>
+          <w:kern w:val="0"/>
+          <w:szCs w:val="21"/>
+        </w:rPr>
+        <w:t xml:space="preserve"> </w:t>
+      </w:r>
+      <w:proofErr w:type="spellStart"/>
+      <w:r>
+        <w:rPr>
+          <w:rFonts w:cs="宋体"/>
+          <w:kern w:val="0"/>
+          <w:szCs w:val="21"/>
+        </w:rPr>
+        <w:t>a.cno</w:t>
+      </w:r>
+      <w:proofErr w:type="spellEnd"/>
+      <w:r>
+        <w:rPr>
+          <w:rFonts w:cs="宋体"/>
+          <w:kern w:val="0"/>
+          <w:szCs w:val="21"/>
+        </w:rPr>
+        <w:t>）代入子查询中，执行子查询。</w:t>
+      </w:r>
+    </w:p>
+    <w:p>
+      <w:pPr>
+        <w:numPr>
+          <w:ilvl w:val="0"/>
+          <w:numId w:val="5"/>
+        </w:numPr>
+        <w:spacing w:line="400" w:lineRule="exact"/>
+        <w:rPr>
+          <w:rFonts w:cs="宋体"/>
+          <w:kern w:val="0"/>
+          <w:szCs w:val="21"/>
+        </w:rPr>
+      </w:pPr>
+      <w:r>
+        <w:rPr>
+          <w:rFonts w:cs="宋体"/>
+          <w:kern w:val="0"/>
+          <w:szCs w:val="21"/>
+        </w:rPr>
+        <w:t>根据子查询返回的结果判断该行数据是否满足父查询的条件（如</w:t>
+      </w:r>
+      <w:r>
+        <w:rPr>
+          <w:rFonts w:cs="宋体"/>
+          <w:kern w:val="0"/>
+          <w:szCs w:val="21"/>
+        </w:rPr>
+        <w:t xml:space="preserve"> WHERE degree &gt; (SELECT AVG(degree) FROM </w:t>
+      </w:r>
+      <w:proofErr w:type="spellStart"/>
+      <w:r>
+        <w:rPr>
+          <w:rFonts w:cs="宋体"/>
+          <w:kern w:val="0"/>
+          <w:szCs w:val="21"/>
+        </w:rPr>
+        <w:t>sc</w:t>
+      </w:r>
+      <w:proofErr w:type="spellEnd"/>
+      <w:r>
+        <w:rPr>
+          <w:rFonts w:cs="宋体"/>
+          <w:kern w:val="0"/>
+          <w:szCs w:val="21"/>
+        </w:rPr>
+        <w:t xml:space="preserve"> b WHERE </w:t>
+      </w:r>
+      <w:proofErr w:type="spellStart"/>
+      <w:r>
+        <w:rPr>
+          <w:rFonts w:cs="宋体"/>
+          <w:kern w:val="0"/>
+          <w:szCs w:val="21"/>
+        </w:rPr>
+        <w:t>b.cno</w:t>
+      </w:r>
+      <w:proofErr w:type="spellEnd"/>
+      <w:r>
+        <w:rPr>
+          <w:rFonts w:cs="宋体"/>
+          <w:kern w:val="0"/>
+          <w:szCs w:val="21"/>
+        </w:rPr>
+        <w:t xml:space="preserve"> = </w:t>
+      </w:r>
+      <w:proofErr w:type="spellStart"/>
+      <w:r>
+        <w:rPr>
+          <w:rFonts w:cs="宋体"/>
+          <w:kern w:val="0"/>
+          <w:szCs w:val="21"/>
+        </w:rPr>
+        <w:t>a.cno</w:t>
+      </w:r>
+      <w:proofErr w:type="spellEnd"/>
+      <w:r>
+        <w:rPr>
+          <w:rFonts w:cs="宋体"/>
+          <w:kern w:val="0"/>
+          <w:szCs w:val="21"/>
+        </w:rPr>
+        <w:t>)</w:t>
+      </w:r>
+      <w:r>
+        <w:rPr>
+          <w:rFonts w:cs="宋体"/>
+          <w:kern w:val="0"/>
+          <w:szCs w:val="21"/>
+        </w:rPr>
+        <w:t>）。</w:t>
+      </w:r>
+    </w:p>
+    <w:p>
+      <w:pPr>
+        <w:numPr>
+          <w:ilvl w:val="0"/>
+          <w:numId w:val="5"/>
+        </w:numPr>
+        <w:spacing w:line="400" w:lineRule="exact"/>
+        <w:rPr>
+          <w:rFonts w:cs="宋体"/>
+          <w:kern w:val="0"/>
+          <w:szCs w:val="21"/>
+        </w:rPr>
+      </w:pPr>
+      <w:r>
+        <w:rPr>
+          <w:rFonts w:cs="宋体"/>
+          <w:kern w:val="0"/>
+          <w:szCs w:val="21"/>
+        </w:rPr>
+        <w:t>如果满足，则将该行加入结果集；否则丢弃。</w:t>
+      </w:r>
+    </w:p>
+    <w:p>
+      <w:pPr>
+        <w:numPr>
+          <w:ilvl w:val="0"/>
+          <w:numId w:val="5"/>
+        </w:numPr>
+        <w:spacing w:line="400" w:lineRule="exact"/>
+        <w:rPr>
+          <w:rFonts w:cs="宋体"/>
+          <w:kern w:val="0"/>
+          <w:szCs w:val="21"/>
+        </w:rPr>
+      </w:pPr>
+      <w:r>
+        <w:rPr>
+          <w:rFonts w:cs="宋体"/>
+          <w:kern w:val="0"/>
+          <w:szCs w:val="21"/>
+        </w:rPr>
+        <w:t>然后父查询继续取下一行数据，重复上述步骤，直到父查询的所有行都处理完毕。</w:t>
+      </w:r>
     </w:p>
     <w:sectPr>
       <w:pgSz w:w="11906" w:h="16838"/>
@@ -8673,6 +13313,205 @@
     </w:lvl>
   </w:abstractNum>
   <w:abstractNum w:abstractNumId="2" w15:restartNumberingAfterBreak="0">
+    <w:nsid w:val="1FF6553B"/>
+    <w:multiLevelType w:val="hybridMultilevel"/>
+    <w:tmpl w:val="DBAE28DC"/>
+    <w:lvl w:ilvl="0" w:tplc="0409000F">
+      <w:start w:val="1"/>
+      <w:numFmt w:val="decimal"/>
+      <w:lvlText w:val="%1."/>
+      <w:lvlJc w:val="left"/>
+      <w:pPr>
+        <w:ind w:left="440" w:hanging="440"/>
+      </w:pPr>
+    </w:lvl>
+    <w:lvl w:ilvl="1" w:tplc="04090019" w:tentative="1">
+      <w:start w:val="1"/>
+      <w:numFmt w:val="lowerLetter"/>
+      <w:lvlText w:val="%2)"/>
+      <w:lvlJc w:val="left"/>
+      <w:pPr>
+        <w:ind w:left="880" w:hanging="440"/>
+      </w:pPr>
+    </w:lvl>
+    <w:lvl w:ilvl="2" w:tplc="0409001B" w:tentative="1">
+      <w:start w:val="1"/>
+      <w:numFmt w:val="lowerRoman"/>
+      <w:lvlText w:val="%3."/>
+      <w:lvlJc w:val="right"/>
+      <w:pPr>
+        <w:ind w:left="1320" w:hanging="440"/>
+      </w:pPr>
+    </w:lvl>
+    <w:lvl w:ilvl="3" w:tplc="0409000F" w:tentative="1">
+      <w:start w:val="1"/>
+      <w:numFmt w:val="decimal"/>
+      <w:lvlText w:val="%4."/>
+      <w:lvlJc w:val="left"/>
+      <w:pPr>
+        <w:ind w:left="1760" w:hanging="440"/>
+      </w:pPr>
+    </w:lvl>
+    <w:lvl w:ilvl="4" w:tplc="04090019" w:tentative="1">
+      <w:start w:val="1"/>
+      <w:numFmt w:val="lowerLetter"/>
+      <w:lvlText w:val="%5)"/>
+      <w:lvlJc w:val="left"/>
+      <w:pPr>
+        <w:ind w:left="2200" w:hanging="440"/>
+      </w:pPr>
+    </w:lvl>
+    <w:lvl w:ilvl="5" w:tplc="0409001B" w:tentative="1">
+      <w:start w:val="1"/>
+      <w:numFmt w:val="lowerRoman"/>
+      <w:lvlText w:val="%6."/>
+      <w:lvlJc w:val="right"/>
+      <w:pPr>
+        <w:ind w:left="2640" w:hanging="440"/>
+      </w:pPr>
+    </w:lvl>
+    <w:lvl w:ilvl="6" w:tplc="0409000F" w:tentative="1">
+      <w:start w:val="1"/>
+      <w:numFmt w:val="decimal"/>
+      <w:lvlText w:val="%7."/>
+      <w:lvlJc w:val="left"/>
+      <w:pPr>
+        <w:ind w:left="3080" w:hanging="440"/>
+      </w:pPr>
+    </w:lvl>
+    <w:lvl w:ilvl="7" w:tplc="04090019" w:tentative="1">
+      <w:start w:val="1"/>
+      <w:numFmt w:val="lowerLetter"/>
+      <w:lvlText w:val="%8)"/>
+      <w:lvlJc w:val="left"/>
+      <w:pPr>
+        <w:ind w:left="3520" w:hanging="440"/>
+      </w:pPr>
+    </w:lvl>
+    <w:lvl w:ilvl="8" w:tplc="0409001B" w:tentative="1">
+      <w:start w:val="1"/>
+      <w:numFmt w:val="lowerRoman"/>
+      <w:lvlText w:val="%9."/>
+      <w:lvlJc w:val="right"/>
+      <w:pPr>
+        <w:ind w:left="3960" w:hanging="440"/>
+      </w:pPr>
+    </w:lvl>
+  </w:abstractNum>
+  <w:abstractNum w:abstractNumId="3" w15:restartNumberingAfterBreak="0">
+    <w:nsid w:val="35CF0AB8"/>
+    <w:multiLevelType w:val="multilevel"/>
+    <w:tmpl w:val="EA648C24"/>
+    <w:lvl w:ilvl="0">
+      <w:start w:val="1"/>
+      <w:numFmt w:val="decimal"/>
+      <w:lvlText w:val="%1."/>
+      <w:lvlJc w:val="left"/>
+      <w:pPr>
+        <w:tabs>
+          <w:tab w:val="num" w:pos="720"/>
+        </w:tabs>
+        <w:ind w:left="720" w:hanging="360"/>
+      </w:pPr>
+    </w:lvl>
+    <w:lvl w:ilvl="1" w:tentative="1">
+      <w:start w:val="1"/>
+      <w:numFmt w:val="decimal"/>
+      <w:lvlText w:val="%2."/>
+      <w:lvlJc w:val="left"/>
+      <w:pPr>
+        <w:tabs>
+          <w:tab w:val="num" w:pos="1440"/>
+        </w:tabs>
+        <w:ind w:left="1440" w:hanging="360"/>
+      </w:pPr>
+    </w:lvl>
+    <w:lvl w:ilvl="2" w:tentative="1">
+      <w:start w:val="1"/>
+      <w:numFmt w:val="decimal"/>
+      <w:lvlText w:val="%3."/>
+      <w:lvlJc w:val="left"/>
+      <w:pPr>
+        <w:tabs>
+          <w:tab w:val="num" w:pos="2160"/>
+        </w:tabs>
+        <w:ind w:left="2160" w:hanging="360"/>
+      </w:pPr>
+    </w:lvl>
+    <w:lvl w:ilvl="3" w:tentative="1">
+      <w:start w:val="1"/>
+      <w:numFmt w:val="decimal"/>
+      <w:lvlText w:val="%4."/>
+      <w:lvlJc w:val="left"/>
+      <w:pPr>
+        <w:tabs>
+          <w:tab w:val="num" w:pos="2880"/>
+        </w:tabs>
+        <w:ind w:left="2880" w:hanging="360"/>
+      </w:pPr>
+    </w:lvl>
+    <w:lvl w:ilvl="4" w:tentative="1">
+      <w:start w:val="1"/>
+      <w:numFmt w:val="decimal"/>
+      <w:lvlText w:val="%5."/>
+      <w:lvlJc w:val="left"/>
+      <w:pPr>
+        <w:tabs>
+          <w:tab w:val="num" w:pos="3600"/>
+        </w:tabs>
+        <w:ind w:left="3600" w:hanging="360"/>
+      </w:pPr>
+    </w:lvl>
+    <w:lvl w:ilvl="5" w:tentative="1">
+      <w:start w:val="1"/>
+      <w:numFmt w:val="decimal"/>
+      <w:lvlText w:val="%6."/>
+      <w:lvlJc w:val="left"/>
+      <w:pPr>
+        <w:tabs>
+          <w:tab w:val="num" w:pos="4320"/>
+        </w:tabs>
+        <w:ind w:left="4320" w:hanging="360"/>
+      </w:pPr>
+    </w:lvl>
+    <w:lvl w:ilvl="6" w:tentative="1">
+      <w:start w:val="1"/>
+      <w:numFmt w:val="decimal"/>
+      <w:lvlText w:val="%7."/>
+      <w:lvlJc w:val="left"/>
+      <w:pPr>
+        <w:tabs>
+          <w:tab w:val="num" w:pos="5040"/>
+        </w:tabs>
+        <w:ind w:left="5040" w:hanging="360"/>
+      </w:pPr>
+    </w:lvl>
+    <w:lvl w:ilvl="7" w:tentative="1">
+      <w:start w:val="1"/>
+      <w:numFmt w:val="decimal"/>
+      <w:lvlText w:val="%8."/>
+      <w:lvlJc w:val="left"/>
+      <w:pPr>
+        <w:tabs>
+          <w:tab w:val="num" w:pos="5760"/>
+        </w:tabs>
+        <w:ind w:left="5760" w:hanging="360"/>
+      </w:pPr>
+    </w:lvl>
+    <w:lvl w:ilvl="8" w:tentative="1">
+      <w:start w:val="1"/>
+      <w:numFmt w:val="decimal"/>
+      <w:lvlText w:val="%9."/>
+      <w:lvlJc w:val="left"/>
+      <w:pPr>
+        <w:tabs>
+          <w:tab w:val="num" w:pos="6480"/>
+        </w:tabs>
+        <w:ind w:left="6480" w:hanging="360"/>
+      </w:pPr>
+    </w:lvl>
+  </w:abstractNum>
+  <w:abstractNum w:abstractNumId="4" w15:restartNumberingAfterBreak="0">
     <w:nsid w:val="6220397C"/>
     <w:multiLevelType w:val="multilevel"/>
     <w:tmpl w:val="6220397C"/>
@@ -8765,10 +13604,16 @@
     <w:abstractNumId w:val="1"/>
   </w:num>
   <w:num w:numId="2" w16cid:durableId="1588807614">
-    <w:abstractNumId w:val="2"/>
+    <w:abstractNumId w:val="4"/>
   </w:num>
   <w:num w:numId="3" w16cid:durableId="863131933">
     <w:abstractNumId w:val="0"/>
+  </w:num>
+  <w:num w:numId="4" w16cid:durableId="1177035398">
+    <w:abstractNumId w:val="2"/>
+  </w:num>
+  <w:num w:numId="5" w16cid:durableId="1392577613">
+    <w:abstractNumId w:val="3"/>
   </w:num>
 </w:numbering>
 </file>
@@ -9206,6 +14051,16 @@
       <w:szCs w:val="18"/>
     </w:rPr>
   </w:style>
+  <w:style w:type="paragraph" w:styleId="aa">
+    <w:name w:val="List Paragraph"/>
+    <w:basedOn w:val="a"/>
+    <w:uiPriority w:val="99"/>
+    <w:unhideWhenUsed/>
+    <w:rsid w:val="001F4745"/>
+    <w:pPr>
+      <w:ind w:firstLineChars="200" w:firstLine="420"/>
+    </w:pPr>
+  </w:style>
 </w:styles>
 </file>
 
